--- a/LLDD/word/FE/LLDD-FE-Document-Detail-Role-02-GM-Business-Promotion.docx
+++ b/LLDD/word/FE/LLDD-FE-Document-Detail-Role-02-GM-Business-Promotion.docx
@@ -4548,7 +4548,7 @@
               <w:br/>
               <w:t xml:space="preserve">    {</w:t>
               <w:br/>
-              <w:t xml:space="preserve">      "value": "ส่งกลับฝ่าย SBP DSA",</w:t>
+              <w:t xml:space="preserve">      "value": "ส่งกลับ",</w:t>
               <w:br/>
               <w:t xml:space="preserve">      "label": "ส่งกลับฝ่าย SBP DSA",</w:t>
               <w:br/>
@@ -6901,11 +6901,11 @@
               <w:br/>
               <w:t xml:space="preserve">  "docNo": "2026/00123",</w:t>
               <w:br/>
-              <w:t xml:space="preserve">  "statusCode": "02",</w:t>
+              <w:t xml:space="preserve">  "statusCode": "06",</w:t>
               <w:br/>
               <w:t xml:space="preserve">  "viewerRbacRoleCode": "R-XX",</w:t>
               <w:br/>
-              <w:t xml:space="preserve">  "roleProfileCode": "P-02",</w:t>
+              <w:t xml:space="preserve">  "roleProfileCode": "P-06",</w:t>
               <w:br/>
               <w:t xml:space="preserve">  "visibleSections": [</w:t>
               <w:br/>
@@ -6933,13 +6933,27 @@
               <w:br/>
               <w:t xml:space="preserve">  "editableSections": [],</w:t>
               <w:br/>
+              <w:t xml:space="preserve">  "canUploadAttachment": true,</w:t>
+              <w:br/>
+              <w:t xml:space="preserve">  "canAction": true,</w:t>
+              <w:br/>
               <w:t xml:space="preserve">  "actionOptions": [</w:t>
               <w:br/>
               <w:t xml:space="preserve">    {</w:t>
               <w:br/>
-              <w:t xml:space="preserve">      "value": "เห็นควรชดเชย",</w:t>
+              <w:t xml:space="preserve">      "value": "เห็นควรไม่ชดเชย",</w:t>
               <w:br/>
-              <w:t xml:space="preserve">      "label": "เห็นควรชดเชย",</w:t>
+              <w:t xml:space="preserve">      "label": "เห็นควรไม่ชดเชย",</w:t>
+              <w:br/>
+              <w:t xml:space="preserve">      "requireComment": true</w:t>
+              <w:br/>
+              <w:t xml:space="preserve">    },</w:t>
+              <w:br/>
+              <w:t xml:space="preserve">    {</w:t>
+              <w:br/>
+              <w:t xml:space="preserve">      "value": "หยุดชดเชยประกันรายได้",</w:t>
+              <w:br/>
+              <w:t xml:space="preserve">      "label": "หยุดชดเชยประกันรายได้",</w:t>
               <w:br/>
               <w:t xml:space="preserve">      "requireComment": false</w:t>
               <w:br/>
@@ -6947,9 +6961,9 @@
               <w:br/>
               <w:t xml:space="preserve">    {</w:t>
               <w:br/>
-              <w:t xml:space="preserve">      "value": "เห็นควรไม่ชดเชย",</w:t>
+              <w:t xml:space="preserve">      "value": "ส่งหน่วยงานส่งเสริมธุรกิจ SBP",</w:t>
               <w:br/>
-              <w:t xml:space="preserve">      "label": "เห็นควรไม่ชดเชย",</w:t>
+              <w:t xml:space="preserve">      "label": "ส่งหน่วยงานส่งเสริมธุรกิจ SBP",</w:t>
               <w:br/>
               <w:t xml:space="preserve">      "requireComment": false</w:t>
               <w:br/>
@@ -6957,15 +6971,23 @@
               <w:br/>
               <w:t xml:space="preserve">    {</w:t>
               <w:br/>
-              <w:t xml:space="preserve">      "value": "ส่งกลับฝ่าย SBP DSA",</w:t>
+              <w:t xml:space="preserve">      "value": "ส่งเจ้าหน้าที่ SBP DSA",</w:t>
               <w:br/>
-              <w:t xml:space="preserve">      "label": "ส่งกลับฝ่าย SBP DSA",</w:t>
+              <w:t xml:space="preserve">      "label": "ส่งเจ้าหน้าที่ SBP DSA ดำเนินการ",</w:t>
               <w:br/>
               <w:t xml:space="preserve">      "requireComment": false</w:t>
               <w:br/>
               <w:t xml:space="preserve">    }</w:t>
               <w:br/>
-              <w:t xml:space="preserve">  ]</w:t>
+              <w:t xml:space="preserve">  ],</w:t>
+              <w:br/>
+              <w:t xml:space="preserve">  "impactedStore": {</w:t>
+              <w:br/>
+              <w:t xml:space="preserve">    "storeCode": "01234"</w:t>
+              <w:br/>
+              <w:t xml:space="preserve">  },</w:t>
+              <w:br/>
+              <w:t xml:space="preserve">  "newStores": []</w:t>
               <w:br/>
               <w:t>}</w:t>
             </w:r>
@@ -7746,7 +7768,7 @@
                 <w:rFonts w:ascii="Arial" w:hAnsi="Arial" w:eastAsia="Arial" w:cs="Tahoma"/>
                 <w:sz w:val="18"/>
               </w:rPr>
-              <w:t>actionOptions</w:t>
+              <w:t>canUploadAttachment</w:t>
             </w:r>
           </w:p>
         </w:tc>
@@ -7771,7 +7793,7 @@
                 <w:rFonts w:ascii="Arial" w:hAnsi="Arial" w:eastAsia="Arial" w:cs="Tahoma"/>
                 <w:sz w:val="18"/>
               </w:rPr>
-              <w:t>array&lt;object&gt;</w:t>
+              <w:t>boolean</w:t>
             </w:r>
           </w:p>
         </w:tc>
@@ -7821,7 +7843,7 @@
                 <w:rFonts w:ascii="Arial" w:hAnsi="Arial" w:eastAsia="Arial" w:cs="Tahoma"/>
                 <w:sz w:val="18"/>
               </w:rPr>
-              <w:t>JSON array; element type shown in Type column</w:t>
+              <w:t>UTF-8; use value domain described by endpoint purpose</w:t>
             </w:r>
           </w:p>
         </w:tc>
@@ -7851,7 +7873,7 @@
                 <w:rFonts w:ascii="Arial" w:hAnsi="Arial" w:eastAsia="Arial" w:cs="Tahoma"/>
                 <w:sz w:val="18"/>
               </w:rPr>
-              <w:t>actionOptions[].value</w:t>
+              <w:t>canAction</w:t>
             </w:r>
           </w:p>
         </w:tc>
@@ -7876,7 +7898,7 @@
                 <w:rFonts w:ascii="Arial" w:hAnsi="Arial" w:eastAsia="Arial" w:cs="Tahoma"/>
                 <w:sz w:val="18"/>
               </w:rPr>
-              <w:t>string</w:t>
+              <w:t>boolean</w:t>
             </w:r>
           </w:p>
         </w:tc>
@@ -7956,7 +7978,7 @@
                 <w:rFonts w:ascii="Arial" w:hAnsi="Arial" w:eastAsia="Arial" w:cs="Tahoma"/>
                 <w:sz w:val="18"/>
               </w:rPr>
-              <w:t>actionOptions[].label</w:t>
+              <w:t>actionOptions</w:t>
             </w:r>
           </w:p>
         </w:tc>
@@ -7981,7 +8003,7 @@
                 <w:rFonts w:ascii="Arial" w:hAnsi="Arial" w:eastAsia="Arial" w:cs="Tahoma"/>
                 <w:sz w:val="18"/>
               </w:rPr>
-              <w:t>string</w:t>
+              <w:t>array&lt;object&gt;</w:t>
             </w:r>
           </w:p>
         </w:tc>
@@ -8031,7 +8053,7 @@
                 <w:rFonts w:ascii="Arial" w:hAnsi="Arial" w:eastAsia="Arial" w:cs="Tahoma"/>
                 <w:sz w:val="18"/>
               </w:rPr>
-              <w:t>UTF-8; use value domain described by endpoint purpose</w:t>
+              <w:t>JSON array; element type shown in Type column</w:t>
             </w:r>
           </w:p>
         </w:tc>
@@ -8061,6 +8083,216 @@
                 <w:rFonts w:ascii="Arial" w:hAnsi="Arial" w:eastAsia="Arial" w:cs="Tahoma"/>
                 <w:sz w:val="18"/>
               </w:rPr>
+              <w:t>actionOptions[].value</w:t>
+            </w:r>
+          </w:p>
+        </w:tc>
+        <w:tc>
+          <w:tcPr>
+            <w:tcW w:type="dxa" w:w="2520"/>
+            <w:vAlign w:val="center"/>
+          </w:tcPr>
+          <w:p>
+            <w:pPr>
+              <w:keepLines/>
+              <w:spacing w:after="0"/>
+            </w:pPr>
+            <w:r>
+              <w:rPr>
+                <w:rFonts w:ascii="Arial" w:hAnsi="Arial" w:eastAsia="Arial" w:cs="Tahoma"/>
+                <w:sz w:val="18"/>
+              </w:rPr>
+            </w:r>
+            <w:r>
+              <w:rPr>
+                <w:rFonts w:ascii="Arial" w:hAnsi="Arial" w:eastAsia="Arial" w:cs="Tahoma"/>
+                <w:sz w:val="18"/>
+              </w:rPr>
+              <w:t>string</w:t>
+            </w:r>
+          </w:p>
+        </w:tc>
+        <w:tc>
+          <w:tcPr>
+            <w:tcW w:type="dxa" w:w="2520"/>
+            <w:vAlign w:val="center"/>
+          </w:tcPr>
+          <w:p>
+            <w:pPr>
+              <w:keepLines/>
+              <w:spacing w:after="0"/>
+            </w:pPr>
+            <w:r>
+              <w:rPr>
+                <w:rFonts w:ascii="Arial" w:hAnsi="Arial" w:eastAsia="Arial" w:cs="Tahoma"/>
+                <w:sz w:val="18"/>
+              </w:rPr>
+            </w:r>
+            <w:r>
+              <w:rPr>
+                <w:rFonts w:ascii="Arial" w:hAnsi="Arial" w:eastAsia="Arial" w:cs="Tahoma"/>
+                <w:sz w:val="18"/>
+              </w:rPr>
+              <w:t>Yes</w:t>
+            </w:r>
+          </w:p>
+        </w:tc>
+        <w:tc>
+          <w:tcPr>
+            <w:tcW w:type="dxa" w:w="2520"/>
+            <w:vAlign w:val="center"/>
+          </w:tcPr>
+          <w:p>
+            <w:pPr>
+              <w:keepLines/>
+              <w:spacing w:after="0"/>
+            </w:pPr>
+            <w:r>
+              <w:rPr>
+                <w:rFonts w:ascii="Arial" w:hAnsi="Arial" w:eastAsia="Arial" w:cs="Tahoma"/>
+                <w:sz w:val="18"/>
+              </w:rPr>
+            </w:r>
+            <w:r>
+              <w:rPr>
+                <w:rFonts w:ascii="Arial" w:hAnsi="Arial" w:eastAsia="Arial" w:cs="Tahoma"/>
+                <w:sz w:val="18"/>
+              </w:rPr>
+              <w:t>UTF-8; use value domain described by endpoint purpose</w:t>
+            </w:r>
+          </w:p>
+        </w:tc>
+      </w:tr>
+      <w:tr>
+        <w:trPr>
+          <w:cantSplit/>
+        </w:trPr>
+        <w:tc>
+          <w:tcPr>
+            <w:tcW w:type="dxa" w:w="2520"/>
+            <w:vAlign w:val="center"/>
+          </w:tcPr>
+          <w:p>
+            <w:pPr>
+              <w:keepLines/>
+              <w:spacing w:after="0"/>
+            </w:pPr>
+            <w:r>
+              <w:rPr>
+                <w:rFonts w:ascii="Arial" w:hAnsi="Arial" w:eastAsia="Arial" w:cs="Tahoma"/>
+                <w:sz w:val="18"/>
+              </w:rPr>
+            </w:r>
+            <w:r>
+              <w:rPr>
+                <w:rFonts w:ascii="Arial" w:hAnsi="Arial" w:eastAsia="Arial" w:cs="Tahoma"/>
+                <w:sz w:val="18"/>
+              </w:rPr>
+              <w:t>actionOptions[].label</w:t>
+            </w:r>
+          </w:p>
+        </w:tc>
+        <w:tc>
+          <w:tcPr>
+            <w:tcW w:type="dxa" w:w="2520"/>
+            <w:vAlign w:val="center"/>
+          </w:tcPr>
+          <w:p>
+            <w:pPr>
+              <w:keepLines/>
+              <w:spacing w:after="0"/>
+            </w:pPr>
+            <w:r>
+              <w:rPr>
+                <w:rFonts w:ascii="Arial" w:hAnsi="Arial" w:eastAsia="Arial" w:cs="Tahoma"/>
+                <w:sz w:val="18"/>
+              </w:rPr>
+            </w:r>
+            <w:r>
+              <w:rPr>
+                <w:rFonts w:ascii="Arial" w:hAnsi="Arial" w:eastAsia="Arial" w:cs="Tahoma"/>
+                <w:sz w:val="18"/>
+              </w:rPr>
+              <w:t>string</w:t>
+            </w:r>
+          </w:p>
+        </w:tc>
+        <w:tc>
+          <w:tcPr>
+            <w:tcW w:type="dxa" w:w="2520"/>
+            <w:vAlign w:val="center"/>
+          </w:tcPr>
+          <w:p>
+            <w:pPr>
+              <w:keepLines/>
+              <w:spacing w:after="0"/>
+            </w:pPr>
+            <w:r>
+              <w:rPr>
+                <w:rFonts w:ascii="Arial" w:hAnsi="Arial" w:eastAsia="Arial" w:cs="Tahoma"/>
+                <w:sz w:val="18"/>
+              </w:rPr>
+            </w:r>
+            <w:r>
+              <w:rPr>
+                <w:rFonts w:ascii="Arial" w:hAnsi="Arial" w:eastAsia="Arial" w:cs="Tahoma"/>
+                <w:sz w:val="18"/>
+              </w:rPr>
+              <w:t>Yes</w:t>
+            </w:r>
+          </w:p>
+        </w:tc>
+        <w:tc>
+          <w:tcPr>
+            <w:tcW w:type="dxa" w:w="2520"/>
+            <w:vAlign w:val="center"/>
+          </w:tcPr>
+          <w:p>
+            <w:pPr>
+              <w:keepLines/>
+              <w:spacing w:after="0"/>
+            </w:pPr>
+            <w:r>
+              <w:rPr>
+                <w:rFonts w:ascii="Arial" w:hAnsi="Arial" w:eastAsia="Arial" w:cs="Tahoma"/>
+                <w:sz w:val="18"/>
+              </w:rPr>
+            </w:r>
+            <w:r>
+              <w:rPr>
+                <w:rFonts w:ascii="Arial" w:hAnsi="Arial" w:eastAsia="Arial" w:cs="Tahoma"/>
+                <w:sz w:val="18"/>
+              </w:rPr>
+              <w:t>UTF-8; use value domain described by endpoint purpose</w:t>
+            </w:r>
+          </w:p>
+        </w:tc>
+      </w:tr>
+      <w:tr>
+        <w:trPr>
+          <w:cantSplit/>
+        </w:trPr>
+        <w:tc>
+          <w:tcPr>
+            <w:tcW w:type="dxa" w:w="2520"/>
+            <w:vAlign w:val="center"/>
+          </w:tcPr>
+          <w:p>
+            <w:pPr>
+              <w:keepLines/>
+              <w:spacing w:after="0"/>
+            </w:pPr>
+            <w:r>
+              <w:rPr>
+                <w:rFonts w:ascii="Arial" w:hAnsi="Arial" w:eastAsia="Arial" w:cs="Tahoma"/>
+                <w:sz w:val="18"/>
+              </w:rPr>
+            </w:r>
+            <w:r>
+              <w:rPr>
+                <w:rFonts w:ascii="Arial" w:hAnsi="Arial" w:eastAsia="Arial" w:cs="Tahoma"/>
+                <w:sz w:val="18"/>
+              </w:rPr>
               <w:t>actionOptions[].requireComment</w:t>
             </w:r>
           </w:p>
@@ -8137,6 +8369,321 @@
                 <w:sz w:val="18"/>
               </w:rPr>
               <w:t>UTF-8; use value domain described by endpoint purpose</w:t>
+            </w:r>
+          </w:p>
+        </w:tc>
+      </w:tr>
+      <w:tr>
+        <w:trPr>
+          <w:cantSplit/>
+        </w:trPr>
+        <w:tc>
+          <w:tcPr>
+            <w:tcW w:type="dxa" w:w="2520"/>
+            <w:vAlign w:val="center"/>
+          </w:tcPr>
+          <w:p>
+            <w:pPr>
+              <w:keepLines/>
+              <w:spacing w:after="0"/>
+            </w:pPr>
+            <w:r>
+              <w:rPr>
+                <w:rFonts w:ascii="Arial" w:hAnsi="Arial" w:eastAsia="Arial" w:cs="Tahoma"/>
+                <w:sz w:val="18"/>
+              </w:rPr>
+            </w:r>
+            <w:r>
+              <w:rPr>
+                <w:rFonts w:ascii="Arial" w:hAnsi="Arial" w:eastAsia="Arial" w:cs="Tahoma"/>
+                <w:sz w:val="18"/>
+              </w:rPr>
+              <w:t>impactedStore</w:t>
+            </w:r>
+          </w:p>
+        </w:tc>
+        <w:tc>
+          <w:tcPr>
+            <w:tcW w:type="dxa" w:w="2520"/>
+            <w:vAlign w:val="center"/>
+          </w:tcPr>
+          <w:p>
+            <w:pPr>
+              <w:keepLines/>
+              <w:spacing w:after="0"/>
+            </w:pPr>
+            <w:r>
+              <w:rPr>
+                <w:rFonts w:ascii="Arial" w:hAnsi="Arial" w:eastAsia="Arial" w:cs="Tahoma"/>
+                <w:sz w:val="18"/>
+              </w:rPr>
+            </w:r>
+            <w:r>
+              <w:rPr>
+                <w:rFonts w:ascii="Arial" w:hAnsi="Arial" w:eastAsia="Arial" w:cs="Tahoma"/>
+                <w:sz w:val="18"/>
+              </w:rPr>
+              <w:t>object</w:t>
+            </w:r>
+          </w:p>
+        </w:tc>
+        <w:tc>
+          <w:tcPr>
+            <w:tcW w:type="dxa" w:w="2520"/>
+            <w:vAlign w:val="center"/>
+          </w:tcPr>
+          <w:p>
+            <w:pPr>
+              <w:keepLines/>
+              <w:spacing w:after="0"/>
+            </w:pPr>
+            <w:r>
+              <w:rPr>
+                <w:rFonts w:ascii="Arial" w:hAnsi="Arial" w:eastAsia="Arial" w:cs="Tahoma"/>
+                <w:sz w:val="18"/>
+              </w:rPr>
+            </w:r>
+            <w:r>
+              <w:rPr>
+                <w:rFonts w:ascii="Arial" w:hAnsi="Arial" w:eastAsia="Arial" w:cs="Tahoma"/>
+                <w:sz w:val="18"/>
+              </w:rPr>
+              <w:t>Yes</w:t>
+            </w:r>
+          </w:p>
+        </w:tc>
+        <w:tc>
+          <w:tcPr>
+            <w:tcW w:type="dxa" w:w="2520"/>
+            <w:vAlign w:val="center"/>
+          </w:tcPr>
+          <w:p>
+            <w:pPr>
+              <w:keepLines/>
+              <w:spacing w:after="0"/>
+            </w:pPr>
+            <w:r>
+              <w:rPr>
+                <w:rFonts w:ascii="Arial" w:hAnsi="Arial" w:eastAsia="Arial" w:cs="Tahoma"/>
+                <w:sz w:val="18"/>
+              </w:rPr>
+            </w:r>
+            <w:r>
+              <w:rPr>
+                <w:rFonts w:ascii="Arial" w:hAnsi="Arial" w:eastAsia="Arial" w:cs="Tahoma"/>
+                <w:sz w:val="18"/>
+              </w:rPr>
+              <w:t>JSON object; nested fields listed below</w:t>
+            </w:r>
+          </w:p>
+        </w:tc>
+      </w:tr>
+      <w:tr>
+        <w:trPr>
+          <w:cantSplit/>
+        </w:trPr>
+        <w:tc>
+          <w:tcPr>
+            <w:tcW w:type="dxa" w:w="2520"/>
+            <w:vAlign w:val="center"/>
+          </w:tcPr>
+          <w:p>
+            <w:pPr>
+              <w:keepLines/>
+              <w:spacing w:after="0"/>
+            </w:pPr>
+            <w:r>
+              <w:rPr>
+                <w:rFonts w:ascii="Arial" w:hAnsi="Arial" w:eastAsia="Arial" w:cs="Tahoma"/>
+                <w:sz w:val="18"/>
+              </w:rPr>
+            </w:r>
+            <w:r>
+              <w:rPr>
+                <w:rFonts w:ascii="Arial" w:hAnsi="Arial" w:eastAsia="Arial" w:cs="Tahoma"/>
+                <w:sz w:val="18"/>
+              </w:rPr>
+              <w:t>impactedStore.storeCode</w:t>
+            </w:r>
+          </w:p>
+        </w:tc>
+        <w:tc>
+          <w:tcPr>
+            <w:tcW w:type="dxa" w:w="2520"/>
+            <w:vAlign w:val="center"/>
+          </w:tcPr>
+          <w:p>
+            <w:pPr>
+              <w:keepLines/>
+              <w:spacing w:after="0"/>
+            </w:pPr>
+            <w:r>
+              <w:rPr>
+                <w:rFonts w:ascii="Arial" w:hAnsi="Arial" w:eastAsia="Arial" w:cs="Tahoma"/>
+                <w:sz w:val="18"/>
+              </w:rPr>
+            </w:r>
+            <w:r>
+              <w:rPr>
+                <w:rFonts w:ascii="Arial" w:hAnsi="Arial" w:eastAsia="Arial" w:cs="Tahoma"/>
+                <w:sz w:val="18"/>
+              </w:rPr>
+              <w:t>string</w:t>
+            </w:r>
+          </w:p>
+        </w:tc>
+        <w:tc>
+          <w:tcPr>
+            <w:tcW w:type="dxa" w:w="2520"/>
+            <w:vAlign w:val="center"/>
+          </w:tcPr>
+          <w:p>
+            <w:pPr>
+              <w:keepLines/>
+              <w:spacing w:after="0"/>
+            </w:pPr>
+            <w:r>
+              <w:rPr>
+                <w:rFonts w:ascii="Arial" w:hAnsi="Arial" w:eastAsia="Arial" w:cs="Tahoma"/>
+                <w:sz w:val="18"/>
+              </w:rPr>
+            </w:r>
+            <w:r>
+              <w:rPr>
+                <w:rFonts w:ascii="Arial" w:hAnsi="Arial" w:eastAsia="Arial" w:cs="Tahoma"/>
+                <w:sz w:val="18"/>
+              </w:rPr>
+              <w:t>Yes</w:t>
+            </w:r>
+          </w:p>
+        </w:tc>
+        <w:tc>
+          <w:tcPr>
+            <w:tcW w:type="dxa" w:w="2520"/>
+            <w:vAlign w:val="center"/>
+          </w:tcPr>
+          <w:p>
+            <w:pPr>
+              <w:keepLines/>
+              <w:spacing w:after="0"/>
+            </w:pPr>
+            <w:r>
+              <w:rPr>
+                <w:rFonts w:ascii="Arial" w:hAnsi="Arial" w:eastAsia="Arial" w:cs="Tahoma"/>
+                <w:sz w:val="18"/>
+              </w:rPr>
+            </w:r>
+            <w:r>
+              <w:rPr>
+                <w:rFonts w:ascii="Arial" w:hAnsi="Arial" w:eastAsia="Arial" w:cs="Tahoma"/>
+                <w:sz w:val="18"/>
+              </w:rPr>
+              <w:t>exactly 5 digits; preserve leading zero</w:t>
+            </w:r>
+          </w:p>
+        </w:tc>
+      </w:tr>
+      <w:tr>
+        <w:trPr>
+          <w:cantSplit/>
+        </w:trPr>
+        <w:tc>
+          <w:tcPr>
+            <w:tcW w:type="dxa" w:w="2520"/>
+            <w:vAlign w:val="center"/>
+          </w:tcPr>
+          <w:p>
+            <w:pPr>
+              <w:keepLines/>
+              <w:spacing w:after="0"/>
+            </w:pPr>
+            <w:r>
+              <w:rPr>
+                <w:rFonts w:ascii="Arial" w:hAnsi="Arial" w:eastAsia="Arial" w:cs="Tahoma"/>
+                <w:sz w:val="18"/>
+              </w:rPr>
+            </w:r>
+            <w:r>
+              <w:rPr>
+                <w:rFonts w:ascii="Arial" w:hAnsi="Arial" w:eastAsia="Arial" w:cs="Tahoma"/>
+                <w:sz w:val="18"/>
+              </w:rPr>
+              <w:t>newStores</w:t>
+            </w:r>
+          </w:p>
+        </w:tc>
+        <w:tc>
+          <w:tcPr>
+            <w:tcW w:type="dxa" w:w="2520"/>
+            <w:vAlign w:val="center"/>
+          </w:tcPr>
+          <w:p>
+            <w:pPr>
+              <w:keepLines/>
+              <w:spacing w:after="0"/>
+            </w:pPr>
+            <w:r>
+              <w:rPr>
+                <w:rFonts w:ascii="Arial" w:hAnsi="Arial" w:eastAsia="Arial" w:cs="Tahoma"/>
+                <w:sz w:val="18"/>
+              </w:rPr>
+            </w:r>
+            <w:r>
+              <w:rPr>
+                <w:rFonts w:ascii="Arial" w:hAnsi="Arial" w:eastAsia="Arial" w:cs="Tahoma"/>
+                <w:sz w:val="18"/>
+              </w:rPr>
+              <w:t>array&lt;object&gt;</w:t>
+            </w:r>
+          </w:p>
+        </w:tc>
+        <w:tc>
+          <w:tcPr>
+            <w:tcW w:type="dxa" w:w="2520"/>
+            <w:vAlign w:val="center"/>
+          </w:tcPr>
+          <w:p>
+            <w:pPr>
+              <w:keepLines/>
+              <w:spacing w:after="0"/>
+            </w:pPr>
+            <w:r>
+              <w:rPr>
+                <w:rFonts w:ascii="Arial" w:hAnsi="Arial" w:eastAsia="Arial" w:cs="Tahoma"/>
+                <w:sz w:val="18"/>
+              </w:rPr>
+            </w:r>
+            <w:r>
+              <w:rPr>
+                <w:rFonts w:ascii="Arial" w:hAnsi="Arial" w:eastAsia="Arial" w:cs="Tahoma"/>
+                <w:sz w:val="18"/>
+              </w:rPr>
+              <w:t>Yes</w:t>
+            </w:r>
+          </w:p>
+        </w:tc>
+        <w:tc>
+          <w:tcPr>
+            <w:tcW w:type="dxa" w:w="2520"/>
+            <w:vAlign w:val="center"/>
+          </w:tcPr>
+          <w:p>
+            <w:pPr>
+              <w:keepLines/>
+              <w:spacing w:after="0"/>
+            </w:pPr>
+            <w:r>
+              <w:rPr>
+                <w:rFonts w:ascii="Arial" w:hAnsi="Arial" w:eastAsia="Arial" w:cs="Tahoma"/>
+                <w:sz w:val="18"/>
+              </w:rPr>
+            </w:r>
+            <w:r>
+              <w:rPr>
+                <w:rFonts w:ascii="Arial" w:hAnsi="Arial" w:eastAsia="Arial" w:cs="Tahoma"/>
+                <w:sz w:val="18"/>
+              </w:rPr>
+              <w:t>JSON array; element type shown in Type column</w:t>
             </w:r>
           </w:p>
         </w:tc>
@@ -8223,7 +8770,7 @@
               <w:br/>
               <w:t xml:space="preserve">  "result": "เห็นควรชดเชย",</w:t>
               <w:br/>
-              <w:t xml:space="preserve">  "comment": "ส่งดำเนินการตามลำดับ"</w:t>
+              <w:t xml:space="preserve">  "comment": "เห็นควรชดเชยตามหลักเกณฑ์"</w:t>
               <w:br/>
               <w:t>}</w:t>
             </w:r>
@@ -8620,9 +9167,9 @@
               </w:rPr>
               <w:t>{</w:t>
               <w:br/>
-              <w:t xml:space="preserve">  "statusCode": "03",</w:t>
+              <w:t xml:space="preserve">  "statusCode": "02",</w:t>
               <w:br/>
-              <w:t xml:space="preserve">  "nextSection": "03",</w:t>
+              <w:t xml:space="preserve">  "nextSection": "02",</w:t>
               <w:br/>
               <w:t xml:space="preserve">  "message": "submitted"</w:t>
               <w:br/>
@@ -9166,7 +9713,7 @@
     </w:p>
     <w:p>
       <w:pPr>
-        <w:pStyle w:val="Heading3"/>
+        <w:pStyle w:val="Heading2"/>
         <w:keepNext/>
         <w:keepLines/>
         <w:pageBreakBefore w:val="0"/>
@@ -9723,7 +10270,7 @@
     <w:p/>
     <w:p>
       <w:pPr>
-        <w:pStyle w:val="Heading3"/>
+        <w:pStyle w:val="Heading2"/>
         <w:keepNext/>
         <w:keepLines/>
         <w:pageBreakBefore w:val="0"/>
@@ -9750,11 +10297,13 @@
         <w:br/>
         <w:t>// actionOptions ที่ API ส่งให้ role นี้ (ยัง render จาก doc.actionOptions ห้าม hardcode ใน component):</w:t>
         <w:br/>
-        <w:t>//   - เห็นควรชดเชย (ไม่บังคับความคิดเห็น)</w:t>
+        <w:t>//   - เห็นควรไม่ชดเชย (ต้องกรอกความคิดเห็น)</w:t>
         <w:br/>
-        <w:t>//   - เห็นควรไม่ชดเชย (ไม่บังคับความคิดเห็น)</w:t>
+        <w:t>//   - หยุดชดเชยประกันรายได้ (ไม่บังคับความคิดเห็น)</w:t>
         <w:br/>
-        <w:t>//   - ส่งกลับฝ่าย SBP DSA (ไม่บังคับความคิดเห็น)</w:t>
+        <w:t>//   - ส่งหน่วยงานส่งเสริมธุรกิจ SBP (ไม่บังคับความคิดเห็น)</w:t>
+        <w:br/>
+        <w:t>//   - ส่งเจ้าหน้าที่ SBP DSA ดำเนินการ (ไม่บังคับความคิดเห็น)</w:t>
         <w:br/>
         <w:br/>
         <w:t>import DocumentSection from '@/components/sgi/document-detail/DocumentSection';</w:t>
@@ -9825,7 +10374,7 @@
     </w:p>
     <w:p>
       <w:pPr>
-        <w:pStyle w:val="Heading3"/>
+        <w:pStyle w:val="Heading2"/>
         <w:keepNext/>
         <w:keepLines/>
         <w:pageBreakBefore w:val="0"/>
@@ -9924,12 +10473,24 @@
         <w:t>}</w:t>
         <w:br/>
         <w:br/>
-        <w:t>// TODO: ยืนยันกับทีม BFF ว่า unwrap envelope { success, data } ที่ชั้นไหน (BFF หรือ FE)</w:t>
+        <w:t>// ── envelope: อ่าน `data.data` ชั้นเดียว (ยืนยันจากโค้ดจริงของ BFF 2026-09-04) ──</w:t>
+        <w:br/>
+        <w:t>//   BFF มี ResponseInterceptor ระดับ global (src/common/interceptors/response.interceptor.ts)</w:t>
+        <w:br/>
+        <w:t>//   ที่ห่อผลลัพธ์ของ controller เป็น { success, data, requestId } ให้เสมอ</w:t>
+        <w:br/>
+        <w:t>//   ⚠️ ถ้า client service ของ BFF คืน `response.data` ดิบ (= envelope ของ store-backend)</w:t>
+        <w:br/>
+        <w:t>//      interceptor จะเห็นคีย์ success แล้วห่อซ้ำ → FE ได้ { success, data: { data: &lt;payload&gt; } }</w:t>
+        <w:br/>
+        <w:t>//      สัญญาที่ตกลง: **BFF ต้อง unwrap ของ store-backend ก่อน 1 ชั้น** (คืน response.data.data)</w:t>
+        <w:br/>
+        <w:t>//      FE จึงอ่าน data.data ชั้นเดียวตามโค้ดด้านบน · requestId ใช้อ้างอิงตอนแจ้งปัญหา</w:t>
       </w:r>
     </w:p>
     <w:p>
       <w:pPr>
-        <w:pStyle w:val="Heading3"/>
+        <w:pStyle w:val="Heading2"/>
         <w:keepNext/>
         <w:keepLines/>
         <w:pageBreakBefore w:val="0"/>
@@ -10013,6 +10574,10 @@
         <w:br/>
         <w:t xml:space="preserve">  editableSections: unknown[];</w:t>
         <w:br/>
+        <w:t xml:space="preserve">  canUploadAttachment: boolean;</w:t>
+        <w:br/>
+        <w:t xml:space="preserve">  canAction: boolean;</w:t>
+        <w:br/>
         <w:t xml:space="preserve">  actionOptions: {</w:t>
         <w:br/>
         <w:t xml:space="preserve">    value: string;</w:t>
@@ -10022,6 +10587,14 @@
         <w:t xml:space="preserve">    requireComment: boolean;</w:t>
         <w:br/>
         <w:t xml:space="preserve">  }[];</w:t>
+        <w:br/>
+        <w:t xml:space="preserve">  impactedStore: {</w:t>
+        <w:br/>
+        <w:t xml:space="preserve">    storeCode: string;</w:t>
+        <w:br/>
+        <w:t xml:space="preserve">  };</w:t>
+        <w:br/>
+        <w:t xml:space="preserve">  newStores: unknown[];</w:t>
         <w:br/>
         <w:t>}</w:t>
         <w:br/>
@@ -10055,7 +10628,7 @@
     </w:p>
     <w:p>
       <w:pPr>
-        <w:pStyle w:val="Heading3"/>
+        <w:pStyle w:val="Heading2"/>
         <w:keepNext/>
         <w:keepLines/>
         <w:pageBreakBefore w:val="0"/>
@@ -10176,7 +10749,7 @@
     </w:p>
     <w:p>
       <w:pPr>
-        <w:pStyle w:val="Heading3"/>
+        <w:pStyle w:val="Heading2"/>
         <w:keepNext/>
         <w:keepLines/>
         <w:pageBreakBefore w:val="0"/>
@@ -10244,11 +10817,13 @@
         <w:br/>
         <w:t>// option ที่ role นี้เห็นตาม contract (render จาก doc.actionOptions ห้าม hardcode ใน JSX):</w:t>
         <w:br/>
-        <w:t>//   - เห็นควรชดเชย (value='เห็นควรชดเชย', requireComment=false)</w:t>
+        <w:t>//   - เห็นควรไม่ชดเชย (value='เห็นควรไม่ชดเชย', requireComment=true)</w:t>
         <w:br/>
-        <w:t>//   - เห็นควรไม่ชดเชย (value='เห็นควรไม่ชดเชย', requireComment=false)</w:t>
+        <w:t>//   - หยุดชดเชยประกันรายได้ (value='หยุดชดเชยประกันรายได้', requireComment=false)</w:t>
         <w:br/>
-        <w:t>//   - ส่งกลับฝ่าย SBP DSA (value='ส่งกลับฝ่าย SBP DSA', requireComment=false)</w:t>
+        <w:t>//   - ส่งหน่วยงานส่งเสริมธุรกิจ SBP (value='ส่งหน่วยงานส่งเสริมธุรกิจ SBP', requireComment=false)</w:t>
+        <w:br/>
+        <w:t>//   - ส่งเจ้าหน้าที่ SBP DSA ดำเนินการ (value='ส่งเจ้าหน้าที่ SBP DSA', requireComment=false)</w:t>
         <w:br/>
         <w:t>// editableSections ของ role นี้ (ใช้เป็น constant สำหรับ assertion/test เท่านั้น ไม่ใช่เพื่อ hardcode การ render):</w:t>
         <w:br/>
@@ -10273,7 +10848,7 @@
         <w:br/>
         <w:t>// ค่าที่ "บังคับกรอกความคิดเห็น" มาจาก contract ของ role นี้</w:t>
         <w:br/>
-        <w:t>const REQUIRE_COMMENT: string[] = [/* TODO: ค่าที่บังคับ comment */];</w:t>
+        <w:t>const REQUIRE_COMMENT: string[] = ['เห็นควรไม่ชดเชย'];</w:t>
         <w:br/>
         <w:br/>
         <w:t>// ⚠️ ข้อความ validation ด้านล่างเป็น verbatim จาก ข้อกำหนดทางธุรกิจ v3.1 — ห้าม paraphrase ห้ามย่อ</w:t>

--- a/LLDD/word/FE/LLDD-FE-Document-Detail-Role-02-GM-Business-Promotion.docx
+++ b/LLDD/word/FE/LLDD-FE-Document-Detail-Role-02-GM-Business-Promotion.docx
@@ -6987,7 +6987,131 @@
               <w:br/>
               <w:t xml:space="preserve">  },</w:t>
               <w:br/>
-              <w:t xml:space="preserve">  "newStores": []</w:t>
+              <w:t xml:space="preserve">  "newStores": [],</w:t>
+              <w:br/>
+              <w:t xml:space="preserve">  "competitors": [</w:t>
+              <w:br/>
+              <w:t xml:space="preserve">    {</w:t>
+              <w:br/>
+              <w:t xml:space="preserve">      "competitorCode": "01",</w:t>
+              <w:br/>
+              <w:t xml:space="preserve">      "nameTh": "โลตัสเอ็กซ์เพรส",</w:t>
+              <w:br/>
+              <w:t xml:space="preserve">      "branchTh": "สาขารัตนอุทิศ",</w:t>
+              <w:br/>
+              <w:t xml:space="preserve">      "openedDate": "2023-10-10",</w:t>
+              <w:br/>
+              <w:t xml:space="preserve">      "impactDate": "2026-06-01",</w:t>
+              <w:br/>
+              <w:t xml:space="preserve">      "detail": "",</w:t>
+              <w:br/>
+              <w:t xml:space="preserve">      "sourceSystem": "ALLMAP"</w:t>
+              <w:br/>
+              <w:t xml:space="preserve">    }</w:t>
+              <w:br/>
+              <w:t xml:space="preserve">  ],</w:t>
+              <w:br/>
+              <w:t xml:space="preserve">  "externalFactors": [</w:t>
+              <w:br/>
+              <w:t xml:space="preserve">    {</w:t>
+              <w:br/>
+              <w:t xml:space="preserve">      "factorCode": "F003",</w:t>
+              <w:br/>
+              <w:t xml:space="preserve">      "factorName": "การก่อสร้าง / ปิดถนน",</w:t>
+              <w:br/>
+              <w:t xml:space="preserve">      "dateFrom": "2026-05-01",</w:t>
+              <w:br/>
+              <w:t xml:space="preserve">      "dateTo": null,</w:t>
+              <w:br/>
+              <w:t xml:space="preserve">      "detail": ""</w:t>
+              <w:br/>
+              <w:t xml:space="preserve">    }</w:t>
+              <w:br/>
+              <w:t xml:space="preserve">  ],</w:t>
+              <w:br/>
+              <w:t xml:space="preserve">  "attachments": [</w:t>
+              <w:br/>
+              <w:t xml:space="preserve">    {</w:t>
+              <w:br/>
+              <w:t xml:space="preserve">      "attachId": 4471,</w:t>
+              <w:br/>
+              <w:t xml:space="preserve">      "fileName": "ไฟล์impact_report",</w:t>
+              <w:br/>
+              <w:t xml:space="preserve">      "fileSize": 1887436,</w:t>
+              <w:br/>
+              <w:t xml:space="preserve">      "mimeType": "application/pdf",</w:t>
+              <w:br/>
+              <w:t xml:space="preserve">      "sectionCode": "06",</w:t>
+              <w:br/>
+              <w:t xml:space="preserve">      "scanStatus": "CLEAN",</w:t>
+              <w:br/>
+              <w:t xml:space="preserve">      "uploadedBy": "somchai.k",</w:t>
+              <w:br/>
+              <w:t xml:space="preserve">      "uploadedAt": "2026-06-12T09:31:00"</w:t>
+              <w:br/>
+              <w:t xml:space="preserve">    }</w:t>
+              <w:br/>
+              <w:t xml:space="preserve">  ],</w:t>
+              <w:br/>
+              <w:t xml:space="preserve">  "costDetails": [</w:t>
+              <w:br/>
+              <w:t xml:space="preserve">    {</w:t>
+              <w:br/>
+              <w:t xml:space="preserve">      "newStoreCode": "00990",</w:t>
+              <w:br/>
+              <w:t xml:space="preserve">      "costYear": 2026,</w:t>
+              <w:br/>
+              <w:t xml:space="preserve">      "costMonth": 6,</w:t>
+              <w:br/>
+              <w:t xml:space="preserve">      "costTargetN": 250000.0,</w:t>
+              <w:br/>
+              <w:t xml:space="preserve">      "costAmountN": 232000.0,</w:t>
+              <w:br/>
+              <w:t xml:space="preserve">      "costTargetNc": 0,</w:t>
+              <w:br/>
+              <w:t xml:space="preserve">      "costAmountNc": 0</w:t>
+              <w:br/>
+              <w:t xml:space="preserve">    }</w:t>
+              <w:br/>
+              <w:t xml:space="preserve">  ],</w:t>
+              <w:br/>
+              <w:t xml:space="preserve">  "compensationHistories": [</w:t>
+              <w:br/>
+              <w:t xml:space="preserve">    {</w:t>
+              <w:br/>
+              <w:t xml:space="preserve">      "submitAccountMonth": "2026-05",</w:t>
+              <w:br/>
+              <w:t xml:space="preserve">      "compensationAmount": 18000.0,</w:t>
+              <w:br/>
+              <w:t xml:space="preserve">      "refDocNo": "2026/00098",</w:t>
+              <w:br/>
+              <w:t xml:space="preserve">      "accountingStatus": "POSTED"</w:t>
+              <w:br/>
+              <w:t xml:space="preserve">    }</w:t>
+              <w:br/>
+              <w:t xml:space="preserve">  ],</w:t>
+              <w:br/>
+              <w:t xml:space="preserve">  "considerationLogs": [</w:t>
+              <w:br/>
+              <w:t xml:space="preserve">    {</w:t>
+              <w:br/>
+              <w:t xml:space="preserve">      "sectionCode": "06",</w:t>
+              <w:br/>
+              <w:t xml:space="preserve">      "result": "ส่งเจ้าหน้าที่ SBP DSA",</w:t>
+              <w:br/>
+              <w:t xml:space="preserve">      "resultCategory": "PENDING",</w:t>
+              <w:br/>
+              <w:t xml:space="preserve">      "detail": "",</w:t>
+              <w:br/>
+              <w:t xml:space="preserve">      "considerBy": "somchai.k",</w:t>
+              <w:br/>
+              <w:t xml:space="preserve">      "actionDatetime": "2026-06-12T10:02:00"</w:t>
+              <w:br/>
+              <w:t xml:space="preserve">    }</w:t>
+              <w:br/>
+              <w:t xml:space="preserve">  ],</w:t>
+              <w:br/>
+              <w:t xml:space="preserve">  "allmapUrl": "https://allmap.example/store/01234"</w:t>
               <w:br/>
               <w:t>}</w:t>
             </w:r>
@@ -8684,6 +8808,4775 @@
                 <w:sz w:val="18"/>
               </w:rPr>
               <w:t>JSON array; element type shown in Type column</w:t>
+            </w:r>
+          </w:p>
+        </w:tc>
+      </w:tr>
+      <w:tr>
+        <w:trPr>
+          <w:cantSplit/>
+        </w:trPr>
+        <w:tc>
+          <w:tcPr>
+            <w:tcW w:type="dxa" w:w="2520"/>
+            <w:vAlign w:val="center"/>
+          </w:tcPr>
+          <w:p>
+            <w:pPr>
+              <w:keepLines/>
+              <w:spacing w:after="0"/>
+            </w:pPr>
+            <w:r>
+              <w:rPr>
+                <w:rFonts w:ascii="Arial" w:hAnsi="Arial" w:eastAsia="Arial" w:cs="Tahoma"/>
+                <w:sz w:val="18"/>
+              </w:rPr>
+            </w:r>
+            <w:r>
+              <w:rPr>
+                <w:rFonts w:ascii="Arial" w:hAnsi="Arial" w:eastAsia="Arial" w:cs="Tahoma"/>
+                <w:sz w:val="18"/>
+              </w:rPr>
+              <w:t>competitors</w:t>
+            </w:r>
+          </w:p>
+        </w:tc>
+        <w:tc>
+          <w:tcPr>
+            <w:tcW w:type="dxa" w:w="2520"/>
+            <w:vAlign w:val="center"/>
+          </w:tcPr>
+          <w:p>
+            <w:pPr>
+              <w:keepLines/>
+              <w:spacing w:after="0"/>
+            </w:pPr>
+            <w:r>
+              <w:rPr>
+                <w:rFonts w:ascii="Arial" w:hAnsi="Arial" w:eastAsia="Arial" w:cs="Tahoma"/>
+                <w:sz w:val="18"/>
+              </w:rPr>
+            </w:r>
+            <w:r>
+              <w:rPr>
+                <w:rFonts w:ascii="Arial" w:hAnsi="Arial" w:eastAsia="Arial" w:cs="Tahoma"/>
+                <w:sz w:val="18"/>
+              </w:rPr>
+              <w:t>array&lt;object&gt;</w:t>
+            </w:r>
+          </w:p>
+        </w:tc>
+        <w:tc>
+          <w:tcPr>
+            <w:tcW w:type="dxa" w:w="2520"/>
+            <w:vAlign w:val="center"/>
+          </w:tcPr>
+          <w:p>
+            <w:pPr>
+              <w:keepLines/>
+              <w:spacing w:after="0"/>
+            </w:pPr>
+            <w:r>
+              <w:rPr>
+                <w:rFonts w:ascii="Arial" w:hAnsi="Arial" w:eastAsia="Arial" w:cs="Tahoma"/>
+                <w:sz w:val="18"/>
+              </w:rPr>
+            </w:r>
+            <w:r>
+              <w:rPr>
+                <w:rFonts w:ascii="Arial" w:hAnsi="Arial" w:eastAsia="Arial" w:cs="Tahoma"/>
+                <w:sz w:val="18"/>
+              </w:rPr>
+              <w:t>Yes</w:t>
+            </w:r>
+          </w:p>
+        </w:tc>
+        <w:tc>
+          <w:tcPr>
+            <w:tcW w:type="dxa" w:w="2520"/>
+            <w:vAlign w:val="center"/>
+          </w:tcPr>
+          <w:p>
+            <w:pPr>
+              <w:keepLines/>
+              <w:spacing w:after="0"/>
+            </w:pPr>
+            <w:r>
+              <w:rPr>
+                <w:rFonts w:ascii="Arial" w:hAnsi="Arial" w:eastAsia="Arial" w:cs="Tahoma"/>
+                <w:sz w:val="18"/>
+              </w:rPr>
+            </w:r>
+            <w:r>
+              <w:rPr>
+                <w:rFonts w:ascii="Arial" w:hAnsi="Arial" w:eastAsia="Arial" w:cs="Tahoma"/>
+                <w:sz w:val="18"/>
+              </w:rPr>
+              <w:t>JSON array; element type shown in Type column</w:t>
+            </w:r>
+          </w:p>
+        </w:tc>
+      </w:tr>
+      <w:tr>
+        <w:trPr>
+          <w:cantSplit/>
+        </w:trPr>
+        <w:tc>
+          <w:tcPr>
+            <w:tcW w:type="dxa" w:w="2520"/>
+            <w:vAlign w:val="center"/>
+          </w:tcPr>
+          <w:p>
+            <w:pPr>
+              <w:keepLines/>
+              <w:spacing w:after="0"/>
+            </w:pPr>
+            <w:r>
+              <w:rPr>
+                <w:rFonts w:ascii="Arial" w:hAnsi="Arial" w:eastAsia="Arial" w:cs="Tahoma"/>
+                <w:sz w:val="18"/>
+              </w:rPr>
+            </w:r>
+            <w:r>
+              <w:rPr>
+                <w:rFonts w:ascii="Arial" w:hAnsi="Arial" w:eastAsia="Arial" w:cs="Tahoma"/>
+                <w:sz w:val="18"/>
+              </w:rPr>
+              <w:t>competitors[].competitorCode</w:t>
+            </w:r>
+          </w:p>
+        </w:tc>
+        <w:tc>
+          <w:tcPr>
+            <w:tcW w:type="dxa" w:w="2520"/>
+            <w:vAlign w:val="center"/>
+          </w:tcPr>
+          <w:p>
+            <w:pPr>
+              <w:keepLines/>
+              <w:spacing w:after="0"/>
+            </w:pPr>
+            <w:r>
+              <w:rPr>
+                <w:rFonts w:ascii="Arial" w:hAnsi="Arial" w:eastAsia="Arial" w:cs="Tahoma"/>
+                <w:sz w:val="18"/>
+              </w:rPr>
+            </w:r>
+            <w:r>
+              <w:rPr>
+                <w:rFonts w:ascii="Arial" w:hAnsi="Arial" w:eastAsia="Arial" w:cs="Tahoma"/>
+                <w:sz w:val="18"/>
+              </w:rPr>
+              <w:t>string</w:t>
+            </w:r>
+          </w:p>
+        </w:tc>
+        <w:tc>
+          <w:tcPr>
+            <w:tcW w:type="dxa" w:w="2520"/>
+            <w:vAlign w:val="center"/>
+          </w:tcPr>
+          <w:p>
+            <w:pPr>
+              <w:keepLines/>
+              <w:spacing w:after="0"/>
+            </w:pPr>
+            <w:r>
+              <w:rPr>
+                <w:rFonts w:ascii="Arial" w:hAnsi="Arial" w:eastAsia="Arial" w:cs="Tahoma"/>
+                <w:sz w:val="18"/>
+              </w:rPr>
+            </w:r>
+            <w:r>
+              <w:rPr>
+                <w:rFonts w:ascii="Arial" w:hAnsi="Arial" w:eastAsia="Arial" w:cs="Tahoma"/>
+                <w:sz w:val="18"/>
+              </w:rPr>
+              <w:t>Yes</w:t>
+            </w:r>
+          </w:p>
+        </w:tc>
+        <w:tc>
+          <w:tcPr>
+            <w:tcW w:type="dxa" w:w="2520"/>
+            <w:vAlign w:val="center"/>
+          </w:tcPr>
+          <w:p>
+            <w:pPr>
+              <w:keepLines/>
+              <w:spacing w:after="0"/>
+            </w:pPr>
+            <w:r>
+              <w:rPr>
+                <w:rFonts w:ascii="Arial" w:hAnsi="Arial" w:eastAsia="Arial" w:cs="Tahoma"/>
+                <w:sz w:val="18"/>
+              </w:rPr>
+            </w:r>
+            <w:r>
+              <w:rPr>
+                <w:rFonts w:ascii="Arial" w:hAnsi="Arial" w:eastAsia="Arial" w:cs="Tahoma"/>
+                <w:sz w:val="18"/>
+              </w:rPr>
+              <w:t>รหัสแบรนด์คู่แข่งจาก master 01–11 เท่านั้น (ห้าม free text)</w:t>
+            </w:r>
+          </w:p>
+        </w:tc>
+      </w:tr>
+      <w:tr>
+        <w:trPr>
+          <w:cantSplit/>
+        </w:trPr>
+        <w:tc>
+          <w:tcPr>
+            <w:tcW w:type="dxa" w:w="2520"/>
+            <w:vAlign w:val="center"/>
+          </w:tcPr>
+          <w:p>
+            <w:pPr>
+              <w:keepLines/>
+              <w:spacing w:after="0"/>
+            </w:pPr>
+            <w:r>
+              <w:rPr>
+                <w:rFonts w:ascii="Arial" w:hAnsi="Arial" w:eastAsia="Arial" w:cs="Tahoma"/>
+                <w:sz w:val="18"/>
+              </w:rPr>
+            </w:r>
+            <w:r>
+              <w:rPr>
+                <w:rFonts w:ascii="Arial" w:hAnsi="Arial" w:eastAsia="Arial" w:cs="Tahoma"/>
+                <w:sz w:val="18"/>
+              </w:rPr>
+              <w:t>competitors[].nameTh</w:t>
+            </w:r>
+          </w:p>
+        </w:tc>
+        <w:tc>
+          <w:tcPr>
+            <w:tcW w:type="dxa" w:w="2520"/>
+            <w:vAlign w:val="center"/>
+          </w:tcPr>
+          <w:p>
+            <w:pPr>
+              <w:keepLines/>
+              <w:spacing w:after="0"/>
+            </w:pPr>
+            <w:r>
+              <w:rPr>
+                <w:rFonts w:ascii="Arial" w:hAnsi="Arial" w:eastAsia="Arial" w:cs="Tahoma"/>
+                <w:sz w:val="18"/>
+              </w:rPr>
+            </w:r>
+            <w:r>
+              <w:rPr>
+                <w:rFonts w:ascii="Arial" w:hAnsi="Arial" w:eastAsia="Arial" w:cs="Tahoma"/>
+                <w:sz w:val="18"/>
+              </w:rPr>
+              <w:t>string</w:t>
+            </w:r>
+          </w:p>
+        </w:tc>
+        <w:tc>
+          <w:tcPr>
+            <w:tcW w:type="dxa" w:w="2520"/>
+            <w:vAlign w:val="center"/>
+          </w:tcPr>
+          <w:p>
+            <w:pPr>
+              <w:keepLines/>
+              <w:spacing w:after="0"/>
+            </w:pPr>
+            <w:r>
+              <w:rPr>
+                <w:rFonts w:ascii="Arial" w:hAnsi="Arial" w:eastAsia="Arial" w:cs="Tahoma"/>
+                <w:sz w:val="18"/>
+              </w:rPr>
+            </w:r>
+            <w:r>
+              <w:rPr>
+                <w:rFonts w:ascii="Arial" w:hAnsi="Arial" w:eastAsia="Arial" w:cs="Tahoma"/>
+                <w:sz w:val="18"/>
+              </w:rPr>
+              <w:t>Yes</w:t>
+            </w:r>
+          </w:p>
+        </w:tc>
+        <w:tc>
+          <w:tcPr>
+            <w:tcW w:type="dxa" w:w="2520"/>
+            <w:vAlign w:val="center"/>
+          </w:tcPr>
+          <w:p>
+            <w:pPr>
+              <w:keepLines/>
+              <w:spacing w:after="0"/>
+            </w:pPr>
+            <w:r>
+              <w:rPr>
+                <w:rFonts w:ascii="Arial" w:hAnsi="Arial" w:eastAsia="Arial" w:cs="Tahoma"/>
+                <w:sz w:val="18"/>
+              </w:rPr>
+            </w:r>
+            <w:r>
+              <w:rPr>
+                <w:rFonts w:ascii="Arial" w:hAnsi="Arial" w:eastAsia="Arial" w:cs="Tahoma"/>
+                <w:sz w:val="18"/>
+              </w:rPr>
+              <w:t>UTF-8; use value domain described by endpoint purpose</w:t>
+            </w:r>
+          </w:p>
+        </w:tc>
+      </w:tr>
+      <w:tr>
+        <w:trPr>
+          <w:cantSplit/>
+        </w:trPr>
+        <w:tc>
+          <w:tcPr>
+            <w:tcW w:type="dxa" w:w="2520"/>
+            <w:vAlign w:val="center"/>
+          </w:tcPr>
+          <w:p>
+            <w:pPr>
+              <w:keepLines/>
+              <w:spacing w:after="0"/>
+            </w:pPr>
+            <w:r>
+              <w:rPr>
+                <w:rFonts w:ascii="Arial" w:hAnsi="Arial" w:eastAsia="Arial" w:cs="Tahoma"/>
+                <w:sz w:val="18"/>
+              </w:rPr>
+            </w:r>
+            <w:r>
+              <w:rPr>
+                <w:rFonts w:ascii="Arial" w:hAnsi="Arial" w:eastAsia="Arial" w:cs="Tahoma"/>
+                <w:sz w:val="18"/>
+              </w:rPr>
+              <w:t>competitors[].branchTh</w:t>
+            </w:r>
+          </w:p>
+        </w:tc>
+        <w:tc>
+          <w:tcPr>
+            <w:tcW w:type="dxa" w:w="2520"/>
+            <w:vAlign w:val="center"/>
+          </w:tcPr>
+          <w:p>
+            <w:pPr>
+              <w:keepLines/>
+              <w:spacing w:after="0"/>
+            </w:pPr>
+            <w:r>
+              <w:rPr>
+                <w:rFonts w:ascii="Arial" w:hAnsi="Arial" w:eastAsia="Arial" w:cs="Tahoma"/>
+                <w:sz w:val="18"/>
+              </w:rPr>
+            </w:r>
+            <w:r>
+              <w:rPr>
+                <w:rFonts w:ascii="Arial" w:hAnsi="Arial" w:eastAsia="Arial" w:cs="Tahoma"/>
+                <w:sz w:val="18"/>
+              </w:rPr>
+              <w:t>string</w:t>
+            </w:r>
+          </w:p>
+        </w:tc>
+        <w:tc>
+          <w:tcPr>
+            <w:tcW w:type="dxa" w:w="2520"/>
+            <w:vAlign w:val="center"/>
+          </w:tcPr>
+          <w:p>
+            <w:pPr>
+              <w:keepLines/>
+              <w:spacing w:after="0"/>
+            </w:pPr>
+            <w:r>
+              <w:rPr>
+                <w:rFonts w:ascii="Arial" w:hAnsi="Arial" w:eastAsia="Arial" w:cs="Tahoma"/>
+                <w:sz w:val="18"/>
+              </w:rPr>
+            </w:r>
+            <w:r>
+              <w:rPr>
+                <w:rFonts w:ascii="Arial" w:hAnsi="Arial" w:eastAsia="Arial" w:cs="Tahoma"/>
+                <w:sz w:val="18"/>
+              </w:rPr>
+              <w:t>Yes</w:t>
+            </w:r>
+          </w:p>
+        </w:tc>
+        <w:tc>
+          <w:tcPr>
+            <w:tcW w:type="dxa" w:w="2520"/>
+            <w:vAlign w:val="center"/>
+          </w:tcPr>
+          <w:p>
+            <w:pPr>
+              <w:keepLines/>
+              <w:spacing w:after="0"/>
+            </w:pPr>
+            <w:r>
+              <w:rPr>
+                <w:rFonts w:ascii="Arial" w:hAnsi="Arial" w:eastAsia="Arial" w:cs="Tahoma"/>
+                <w:sz w:val="18"/>
+              </w:rPr>
+            </w:r>
+            <w:r>
+              <w:rPr>
+                <w:rFonts w:ascii="Arial" w:hAnsi="Arial" w:eastAsia="Arial" w:cs="Tahoma"/>
+                <w:sz w:val="18"/>
+              </w:rPr>
+              <w:t>UTF-8; use value domain described by endpoint purpose</w:t>
+            </w:r>
+          </w:p>
+        </w:tc>
+      </w:tr>
+      <w:tr>
+        <w:trPr>
+          <w:cantSplit/>
+        </w:trPr>
+        <w:tc>
+          <w:tcPr>
+            <w:tcW w:type="dxa" w:w="2520"/>
+            <w:vAlign w:val="center"/>
+          </w:tcPr>
+          <w:p>
+            <w:pPr>
+              <w:keepLines/>
+              <w:spacing w:after="0"/>
+            </w:pPr>
+            <w:r>
+              <w:rPr>
+                <w:rFonts w:ascii="Arial" w:hAnsi="Arial" w:eastAsia="Arial" w:cs="Tahoma"/>
+                <w:sz w:val="18"/>
+              </w:rPr>
+            </w:r>
+            <w:r>
+              <w:rPr>
+                <w:rFonts w:ascii="Arial" w:hAnsi="Arial" w:eastAsia="Arial" w:cs="Tahoma"/>
+                <w:sz w:val="18"/>
+              </w:rPr>
+              <w:t>competitors[].openedDate</w:t>
+            </w:r>
+          </w:p>
+        </w:tc>
+        <w:tc>
+          <w:tcPr>
+            <w:tcW w:type="dxa" w:w="2520"/>
+            <w:vAlign w:val="center"/>
+          </w:tcPr>
+          <w:p>
+            <w:pPr>
+              <w:keepLines/>
+              <w:spacing w:after="0"/>
+            </w:pPr>
+            <w:r>
+              <w:rPr>
+                <w:rFonts w:ascii="Arial" w:hAnsi="Arial" w:eastAsia="Arial" w:cs="Tahoma"/>
+                <w:sz w:val="18"/>
+              </w:rPr>
+            </w:r>
+            <w:r>
+              <w:rPr>
+                <w:rFonts w:ascii="Arial" w:hAnsi="Arial" w:eastAsia="Arial" w:cs="Tahoma"/>
+                <w:sz w:val="18"/>
+              </w:rPr>
+              <w:t>string</w:t>
+            </w:r>
+          </w:p>
+        </w:tc>
+        <w:tc>
+          <w:tcPr>
+            <w:tcW w:type="dxa" w:w="2520"/>
+            <w:vAlign w:val="center"/>
+          </w:tcPr>
+          <w:p>
+            <w:pPr>
+              <w:keepLines/>
+              <w:spacing w:after="0"/>
+            </w:pPr>
+            <w:r>
+              <w:rPr>
+                <w:rFonts w:ascii="Arial" w:hAnsi="Arial" w:eastAsia="Arial" w:cs="Tahoma"/>
+                <w:sz w:val="18"/>
+              </w:rPr>
+            </w:r>
+            <w:r>
+              <w:rPr>
+                <w:rFonts w:ascii="Arial" w:hAnsi="Arial" w:eastAsia="Arial" w:cs="Tahoma"/>
+                <w:sz w:val="18"/>
+              </w:rPr>
+              <w:t>Yes</w:t>
+            </w:r>
+          </w:p>
+        </w:tc>
+        <w:tc>
+          <w:tcPr>
+            <w:tcW w:type="dxa" w:w="2520"/>
+            <w:vAlign w:val="center"/>
+          </w:tcPr>
+          <w:p>
+            <w:pPr>
+              <w:keepLines/>
+              <w:spacing w:after="0"/>
+            </w:pPr>
+            <w:r>
+              <w:rPr>
+                <w:rFonts w:ascii="Arial" w:hAnsi="Arial" w:eastAsia="Arial" w:cs="Tahoma"/>
+                <w:sz w:val="18"/>
+              </w:rPr>
+            </w:r>
+            <w:r>
+              <w:rPr>
+                <w:rFonts w:ascii="Arial" w:hAnsi="Arial" w:eastAsia="Arial" w:cs="Tahoma"/>
+                <w:sz w:val="18"/>
+              </w:rPr>
+              <w:t>ISO-8601 ค.ศ.; nullable only when type includes null</w:t>
+            </w:r>
+          </w:p>
+        </w:tc>
+      </w:tr>
+      <w:tr>
+        <w:trPr>
+          <w:cantSplit/>
+        </w:trPr>
+        <w:tc>
+          <w:tcPr>
+            <w:tcW w:type="dxa" w:w="2520"/>
+            <w:vAlign w:val="center"/>
+          </w:tcPr>
+          <w:p>
+            <w:pPr>
+              <w:keepLines/>
+              <w:spacing w:after="0"/>
+            </w:pPr>
+            <w:r>
+              <w:rPr>
+                <w:rFonts w:ascii="Arial" w:hAnsi="Arial" w:eastAsia="Arial" w:cs="Tahoma"/>
+                <w:sz w:val="18"/>
+              </w:rPr>
+            </w:r>
+            <w:r>
+              <w:rPr>
+                <w:rFonts w:ascii="Arial" w:hAnsi="Arial" w:eastAsia="Arial" w:cs="Tahoma"/>
+                <w:sz w:val="18"/>
+              </w:rPr>
+              <w:t>competitors[].impactDate</w:t>
+            </w:r>
+          </w:p>
+        </w:tc>
+        <w:tc>
+          <w:tcPr>
+            <w:tcW w:type="dxa" w:w="2520"/>
+            <w:vAlign w:val="center"/>
+          </w:tcPr>
+          <w:p>
+            <w:pPr>
+              <w:keepLines/>
+              <w:spacing w:after="0"/>
+            </w:pPr>
+            <w:r>
+              <w:rPr>
+                <w:rFonts w:ascii="Arial" w:hAnsi="Arial" w:eastAsia="Arial" w:cs="Tahoma"/>
+                <w:sz w:val="18"/>
+              </w:rPr>
+            </w:r>
+            <w:r>
+              <w:rPr>
+                <w:rFonts w:ascii="Arial" w:hAnsi="Arial" w:eastAsia="Arial" w:cs="Tahoma"/>
+                <w:sz w:val="18"/>
+              </w:rPr>
+              <w:t>string</w:t>
+            </w:r>
+          </w:p>
+        </w:tc>
+        <w:tc>
+          <w:tcPr>
+            <w:tcW w:type="dxa" w:w="2520"/>
+            <w:vAlign w:val="center"/>
+          </w:tcPr>
+          <w:p>
+            <w:pPr>
+              <w:keepLines/>
+              <w:spacing w:after="0"/>
+            </w:pPr>
+            <w:r>
+              <w:rPr>
+                <w:rFonts w:ascii="Arial" w:hAnsi="Arial" w:eastAsia="Arial" w:cs="Tahoma"/>
+                <w:sz w:val="18"/>
+              </w:rPr>
+            </w:r>
+            <w:r>
+              <w:rPr>
+                <w:rFonts w:ascii="Arial" w:hAnsi="Arial" w:eastAsia="Arial" w:cs="Tahoma"/>
+                <w:sz w:val="18"/>
+              </w:rPr>
+              <w:t>Yes</w:t>
+            </w:r>
+          </w:p>
+        </w:tc>
+        <w:tc>
+          <w:tcPr>
+            <w:tcW w:type="dxa" w:w="2520"/>
+            <w:vAlign w:val="center"/>
+          </w:tcPr>
+          <w:p>
+            <w:pPr>
+              <w:keepLines/>
+              <w:spacing w:after="0"/>
+            </w:pPr>
+            <w:r>
+              <w:rPr>
+                <w:rFonts w:ascii="Arial" w:hAnsi="Arial" w:eastAsia="Arial" w:cs="Tahoma"/>
+                <w:sz w:val="18"/>
+              </w:rPr>
+            </w:r>
+            <w:r>
+              <w:rPr>
+                <w:rFonts w:ascii="Arial" w:hAnsi="Arial" w:eastAsia="Arial" w:cs="Tahoma"/>
+                <w:sz w:val="18"/>
+              </w:rPr>
+              <w:t>ISO-8601 ค.ศ.; nullable only when type includes null</w:t>
+            </w:r>
+          </w:p>
+        </w:tc>
+      </w:tr>
+      <w:tr>
+        <w:trPr>
+          <w:cantSplit/>
+        </w:trPr>
+        <w:tc>
+          <w:tcPr>
+            <w:tcW w:type="dxa" w:w="2520"/>
+            <w:vAlign w:val="center"/>
+          </w:tcPr>
+          <w:p>
+            <w:pPr>
+              <w:keepLines/>
+              <w:spacing w:after="0"/>
+            </w:pPr>
+            <w:r>
+              <w:rPr>
+                <w:rFonts w:ascii="Arial" w:hAnsi="Arial" w:eastAsia="Arial" w:cs="Tahoma"/>
+                <w:sz w:val="18"/>
+              </w:rPr>
+            </w:r>
+            <w:r>
+              <w:rPr>
+                <w:rFonts w:ascii="Arial" w:hAnsi="Arial" w:eastAsia="Arial" w:cs="Tahoma"/>
+                <w:sz w:val="18"/>
+              </w:rPr>
+              <w:t>competitors[].detail</w:t>
+            </w:r>
+          </w:p>
+        </w:tc>
+        <w:tc>
+          <w:tcPr>
+            <w:tcW w:type="dxa" w:w="2520"/>
+            <w:vAlign w:val="center"/>
+          </w:tcPr>
+          <w:p>
+            <w:pPr>
+              <w:keepLines/>
+              <w:spacing w:after="0"/>
+            </w:pPr>
+            <w:r>
+              <w:rPr>
+                <w:rFonts w:ascii="Arial" w:hAnsi="Arial" w:eastAsia="Arial" w:cs="Tahoma"/>
+                <w:sz w:val="18"/>
+              </w:rPr>
+            </w:r>
+            <w:r>
+              <w:rPr>
+                <w:rFonts w:ascii="Arial" w:hAnsi="Arial" w:eastAsia="Arial" w:cs="Tahoma"/>
+                <w:sz w:val="18"/>
+              </w:rPr>
+              <w:t>string</w:t>
+            </w:r>
+          </w:p>
+        </w:tc>
+        <w:tc>
+          <w:tcPr>
+            <w:tcW w:type="dxa" w:w="2520"/>
+            <w:vAlign w:val="center"/>
+          </w:tcPr>
+          <w:p>
+            <w:pPr>
+              <w:keepLines/>
+              <w:spacing w:after="0"/>
+            </w:pPr>
+            <w:r>
+              <w:rPr>
+                <w:rFonts w:ascii="Arial" w:hAnsi="Arial" w:eastAsia="Arial" w:cs="Tahoma"/>
+                <w:sz w:val="18"/>
+              </w:rPr>
+            </w:r>
+            <w:r>
+              <w:rPr>
+                <w:rFonts w:ascii="Arial" w:hAnsi="Arial" w:eastAsia="Arial" w:cs="Tahoma"/>
+                <w:sz w:val="18"/>
+              </w:rPr>
+              <w:t>Yes</w:t>
+            </w:r>
+          </w:p>
+        </w:tc>
+        <w:tc>
+          <w:tcPr>
+            <w:tcW w:type="dxa" w:w="2520"/>
+            <w:vAlign w:val="center"/>
+          </w:tcPr>
+          <w:p>
+            <w:pPr>
+              <w:keepLines/>
+              <w:spacing w:after="0"/>
+            </w:pPr>
+            <w:r>
+              <w:rPr>
+                <w:rFonts w:ascii="Arial" w:hAnsi="Arial" w:eastAsia="Arial" w:cs="Tahoma"/>
+                <w:sz w:val="18"/>
+              </w:rPr>
+            </w:r>
+            <w:r>
+              <w:rPr>
+                <w:rFonts w:ascii="Arial" w:hAnsi="Arial" w:eastAsia="Arial" w:cs="Tahoma"/>
+                <w:sz w:val="18"/>
+              </w:rPr>
+              <w:t>UTF-8; use value domain described by endpoint purpose</w:t>
+            </w:r>
+          </w:p>
+        </w:tc>
+      </w:tr>
+      <w:tr>
+        <w:trPr>
+          <w:cantSplit/>
+        </w:trPr>
+        <w:tc>
+          <w:tcPr>
+            <w:tcW w:type="dxa" w:w="2520"/>
+            <w:vAlign w:val="center"/>
+          </w:tcPr>
+          <w:p>
+            <w:pPr>
+              <w:keepLines/>
+              <w:spacing w:after="0"/>
+            </w:pPr>
+            <w:r>
+              <w:rPr>
+                <w:rFonts w:ascii="Arial" w:hAnsi="Arial" w:eastAsia="Arial" w:cs="Tahoma"/>
+                <w:sz w:val="18"/>
+              </w:rPr>
+            </w:r>
+            <w:r>
+              <w:rPr>
+                <w:rFonts w:ascii="Arial" w:hAnsi="Arial" w:eastAsia="Arial" w:cs="Tahoma"/>
+                <w:sz w:val="18"/>
+              </w:rPr>
+              <w:t>competitors[].sourceSystem</w:t>
+            </w:r>
+          </w:p>
+        </w:tc>
+        <w:tc>
+          <w:tcPr>
+            <w:tcW w:type="dxa" w:w="2520"/>
+            <w:vAlign w:val="center"/>
+          </w:tcPr>
+          <w:p>
+            <w:pPr>
+              <w:keepLines/>
+              <w:spacing w:after="0"/>
+            </w:pPr>
+            <w:r>
+              <w:rPr>
+                <w:rFonts w:ascii="Arial" w:hAnsi="Arial" w:eastAsia="Arial" w:cs="Tahoma"/>
+                <w:sz w:val="18"/>
+              </w:rPr>
+            </w:r>
+            <w:r>
+              <w:rPr>
+                <w:rFonts w:ascii="Arial" w:hAnsi="Arial" w:eastAsia="Arial" w:cs="Tahoma"/>
+                <w:sz w:val="18"/>
+              </w:rPr>
+              <w:t>string</w:t>
+            </w:r>
+          </w:p>
+        </w:tc>
+        <w:tc>
+          <w:tcPr>
+            <w:tcW w:type="dxa" w:w="2520"/>
+            <w:vAlign w:val="center"/>
+          </w:tcPr>
+          <w:p>
+            <w:pPr>
+              <w:keepLines/>
+              <w:spacing w:after="0"/>
+            </w:pPr>
+            <w:r>
+              <w:rPr>
+                <w:rFonts w:ascii="Arial" w:hAnsi="Arial" w:eastAsia="Arial" w:cs="Tahoma"/>
+                <w:sz w:val="18"/>
+              </w:rPr>
+            </w:r>
+            <w:r>
+              <w:rPr>
+                <w:rFonts w:ascii="Arial" w:hAnsi="Arial" w:eastAsia="Arial" w:cs="Tahoma"/>
+                <w:sz w:val="18"/>
+              </w:rPr>
+              <w:t>Yes</w:t>
+            </w:r>
+          </w:p>
+        </w:tc>
+        <w:tc>
+          <w:tcPr>
+            <w:tcW w:type="dxa" w:w="2520"/>
+            <w:vAlign w:val="center"/>
+          </w:tcPr>
+          <w:p>
+            <w:pPr>
+              <w:keepLines/>
+              <w:spacing w:after="0"/>
+            </w:pPr>
+            <w:r>
+              <w:rPr>
+                <w:rFonts w:ascii="Arial" w:hAnsi="Arial" w:eastAsia="Arial" w:cs="Tahoma"/>
+                <w:sz w:val="18"/>
+              </w:rPr>
+            </w:r>
+            <w:r>
+              <w:rPr>
+                <w:rFonts w:ascii="Arial" w:hAnsi="Arial" w:eastAsia="Arial" w:cs="Tahoma"/>
+                <w:sz w:val="18"/>
+              </w:rPr>
+              <w:t>ALLMAP = ระบบดึงมาเอง · USER = ผู้ใช้คีย์เพิ่ม</w:t>
+            </w:r>
+          </w:p>
+        </w:tc>
+      </w:tr>
+      <w:tr>
+        <w:trPr>
+          <w:cantSplit/>
+        </w:trPr>
+        <w:tc>
+          <w:tcPr>
+            <w:tcW w:type="dxa" w:w="2520"/>
+            <w:vAlign w:val="center"/>
+          </w:tcPr>
+          <w:p>
+            <w:pPr>
+              <w:keepLines/>
+              <w:spacing w:after="0"/>
+            </w:pPr>
+            <w:r>
+              <w:rPr>
+                <w:rFonts w:ascii="Arial" w:hAnsi="Arial" w:eastAsia="Arial" w:cs="Tahoma"/>
+                <w:sz w:val="18"/>
+              </w:rPr>
+            </w:r>
+            <w:r>
+              <w:rPr>
+                <w:rFonts w:ascii="Arial" w:hAnsi="Arial" w:eastAsia="Arial" w:cs="Tahoma"/>
+                <w:sz w:val="18"/>
+              </w:rPr>
+              <w:t>externalFactors</w:t>
+            </w:r>
+          </w:p>
+        </w:tc>
+        <w:tc>
+          <w:tcPr>
+            <w:tcW w:type="dxa" w:w="2520"/>
+            <w:vAlign w:val="center"/>
+          </w:tcPr>
+          <w:p>
+            <w:pPr>
+              <w:keepLines/>
+              <w:spacing w:after="0"/>
+            </w:pPr>
+            <w:r>
+              <w:rPr>
+                <w:rFonts w:ascii="Arial" w:hAnsi="Arial" w:eastAsia="Arial" w:cs="Tahoma"/>
+                <w:sz w:val="18"/>
+              </w:rPr>
+            </w:r>
+            <w:r>
+              <w:rPr>
+                <w:rFonts w:ascii="Arial" w:hAnsi="Arial" w:eastAsia="Arial" w:cs="Tahoma"/>
+                <w:sz w:val="18"/>
+              </w:rPr>
+              <w:t>array&lt;object&gt;</w:t>
+            </w:r>
+          </w:p>
+        </w:tc>
+        <w:tc>
+          <w:tcPr>
+            <w:tcW w:type="dxa" w:w="2520"/>
+            <w:vAlign w:val="center"/>
+          </w:tcPr>
+          <w:p>
+            <w:pPr>
+              <w:keepLines/>
+              <w:spacing w:after="0"/>
+            </w:pPr>
+            <w:r>
+              <w:rPr>
+                <w:rFonts w:ascii="Arial" w:hAnsi="Arial" w:eastAsia="Arial" w:cs="Tahoma"/>
+                <w:sz w:val="18"/>
+              </w:rPr>
+            </w:r>
+            <w:r>
+              <w:rPr>
+                <w:rFonts w:ascii="Arial" w:hAnsi="Arial" w:eastAsia="Arial" w:cs="Tahoma"/>
+                <w:sz w:val="18"/>
+              </w:rPr>
+              <w:t>Yes</w:t>
+            </w:r>
+          </w:p>
+        </w:tc>
+        <w:tc>
+          <w:tcPr>
+            <w:tcW w:type="dxa" w:w="2520"/>
+            <w:vAlign w:val="center"/>
+          </w:tcPr>
+          <w:p>
+            <w:pPr>
+              <w:keepLines/>
+              <w:spacing w:after="0"/>
+            </w:pPr>
+            <w:r>
+              <w:rPr>
+                <w:rFonts w:ascii="Arial" w:hAnsi="Arial" w:eastAsia="Arial" w:cs="Tahoma"/>
+                <w:sz w:val="18"/>
+              </w:rPr>
+            </w:r>
+            <w:r>
+              <w:rPr>
+                <w:rFonts w:ascii="Arial" w:hAnsi="Arial" w:eastAsia="Arial" w:cs="Tahoma"/>
+                <w:sz w:val="18"/>
+              </w:rPr>
+              <w:t>JSON array; element type shown in Type column</w:t>
+            </w:r>
+          </w:p>
+        </w:tc>
+      </w:tr>
+      <w:tr>
+        <w:trPr>
+          <w:cantSplit/>
+        </w:trPr>
+        <w:tc>
+          <w:tcPr>
+            <w:tcW w:type="dxa" w:w="2520"/>
+            <w:vAlign w:val="center"/>
+          </w:tcPr>
+          <w:p>
+            <w:pPr>
+              <w:keepLines/>
+              <w:spacing w:after="0"/>
+            </w:pPr>
+            <w:r>
+              <w:rPr>
+                <w:rFonts w:ascii="Arial" w:hAnsi="Arial" w:eastAsia="Arial" w:cs="Tahoma"/>
+                <w:sz w:val="18"/>
+              </w:rPr>
+            </w:r>
+            <w:r>
+              <w:rPr>
+                <w:rFonts w:ascii="Arial" w:hAnsi="Arial" w:eastAsia="Arial" w:cs="Tahoma"/>
+                <w:sz w:val="18"/>
+              </w:rPr>
+              <w:t>externalFactors[].factorCode</w:t>
+            </w:r>
+          </w:p>
+        </w:tc>
+        <w:tc>
+          <w:tcPr>
+            <w:tcW w:type="dxa" w:w="2520"/>
+            <w:vAlign w:val="center"/>
+          </w:tcPr>
+          <w:p>
+            <w:pPr>
+              <w:keepLines/>
+              <w:spacing w:after="0"/>
+            </w:pPr>
+            <w:r>
+              <w:rPr>
+                <w:rFonts w:ascii="Arial" w:hAnsi="Arial" w:eastAsia="Arial" w:cs="Tahoma"/>
+                <w:sz w:val="18"/>
+              </w:rPr>
+            </w:r>
+            <w:r>
+              <w:rPr>
+                <w:rFonts w:ascii="Arial" w:hAnsi="Arial" w:eastAsia="Arial" w:cs="Tahoma"/>
+                <w:sz w:val="18"/>
+              </w:rPr>
+              <w:t>string</w:t>
+            </w:r>
+          </w:p>
+        </w:tc>
+        <w:tc>
+          <w:tcPr>
+            <w:tcW w:type="dxa" w:w="2520"/>
+            <w:vAlign w:val="center"/>
+          </w:tcPr>
+          <w:p>
+            <w:pPr>
+              <w:keepLines/>
+              <w:spacing w:after="0"/>
+            </w:pPr>
+            <w:r>
+              <w:rPr>
+                <w:rFonts w:ascii="Arial" w:hAnsi="Arial" w:eastAsia="Arial" w:cs="Tahoma"/>
+                <w:sz w:val="18"/>
+              </w:rPr>
+            </w:r>
+            <w:r>
+              <w:rPr>
+                <w:rFonts w:ascii="Arial" w:hAnsi="Arial" w:eastAsia="Arial" w:cs="Tahoma"/>
+                <w:sz w:val="18"/>
+              </w:rPr>
+              <w:t>Yes</w:t>
+            </w:r>
+          </w:p>
+        </w:tc>
+        <w:tc>
+          <w:tcPr>
+            <w:tcW w:type="dxa" w:w="2520"/>
+            <w:vAlign w:val="center"/>
+          </w:tcPr>
+          <w:p>
+            <w:pPr>
+              <w:keepLines/>
+              <w:spacing w:after="0"/>
+            </w:pPr>
+            <w:r>
+              <w:rPr>
+                <w:rFonts w:ascii="Arial" w:hAnsi="Arial" w:eastAsia="Arial" w:cs="Tahoma"/>
+                <w:sz w:val="18"/>
+              </w:rPr>
+            </w:r>
+            <w:r>
+              <w:rPr>
+                <w:rFonts w:ascii="Arial" w:hAnsi="Arial" w:eastAsia="Arial" w:cs="Tahoma"/>
+                <w:sz w:val="18"/>
+              </w:rPr>
+              <w:t>รหัสปัจจัยภายนอกจาก master (sgi_external_factors.factor_code)</w:t>
+            </w:r>
+          </w:p>
+        </w:tc>
+      </w:tr>
+      <w:tr>
+        <w:trPr>
+          <w:cantSplit/>
+        </w:trPr>
+        <w:tc>
+          <w:tcPr>
+            <w:tcW w:type="dxa" w:w="2520"/>
+            <w:vAlign w:val="center"/>
+          </w:tcPr>
+          <w:p>
+            <w:pPr>
+              <w:keepLines/>
+              <w:spacing w:after="0"/>
+            </w:pPr>
+            <w:r>
+              <w:rPr>
+                <w:rFonts w:ascii="Arial" w:hAnsi="Arial" w:eastAsia="Arial" w:cs="Tahoma"/>
+                <w:sz w:val="18"/>
+              </w:rPr>
+            </w:r>
+            <w:r>
+              <w:rPr>
+                <w:rFonts w:ascii="Arial" w:hAnsi="Arial" w:eastAsia="Arial" w:cs="Tahoma"/>
+                <w:sz w:val="18"/>
+              </w:rPr>
+              <w:t>externalFactors[].factorName</w:t>
+            </w:r>
+          </w:p>
+        </w:tc>
+        <w:tc>
+          <w:tcPr>
+            <w:tcW w:type="dxa" w:w="2520"/>
+            <w:vAlign w:val="center"/>
+          </w:tcPr>
+          <w:p>
+            <w:pPr>
+              <w:keepLines/>
+              <w:spacing w:after="0"/>
+            </w:pPr>
+            <w:r>
+              <w:rPr>
+                <w:rFonts w:ascii="Arial" w:hAnsi="Arial" w:eastAsia="Arial" w:cs="Tahoma"/>
+                <w:sz w:val="18"/>
+              </w:rPr>
+            </w:r>
+            <w:r>
+              <w:rPr>
+                <w:rFonts w:ascii="Arial" w:hAnsi="Arial" w:eastAsia="Arial" w:cs="Tahoma"/>
+                <w:sz w:val="18"/>
+              </w:rPr>
+              <w:t>string</w:t>
+            </w:r>
+          </w:p>
+        </w:tc>
+        <w:tc>
+          <w:tcPr>
+            <w:tcW w:type="dxa" w:w="2520"/>
+            <w:vAlign w:val="center"/>
+          </w:tcPr>
+          <w:p>
+            <w:pPr>
+              <w:keepLines/>
+              <w:spacing w:after="0"/>
+            </w:pPr>
+            <w:r>
+              <w:rPr>
+                <w:rFonts w:ascii="Arial" w:hAnsi="Arial" w:eastAsia="Arial" w:cs="Tahoma"/>
+                <w:sz w:val="18"/>
+              </w:rPr>
+            </w:r>
+            <w:r>
+              <w:rPr>
+                <w:rFonts w:ascii="Arial" w:hAnsi="Arial" w:eastAsia="Arial" w:cs="Tahoma"/>
+                <w:sz w:val="18"/>
+              </w:rPr>
+              <w:t>Yes</w:t>
+            </w:r>
+          </w:p>
+        </w:tc>
+        <w:tc>
+          <w:tcPr>
+            <w:tcW w:type="dxa" w:w="2520"/>
+            <w:vAlign w:val="center"/>
+          </w:tcPr>
+          <w:p>
+            <w:pPr>
+              <w:keepLines/>
+              <w:spacing w:after="0"/>
+            </w:pPr>
+            <w:r>
+              <w:rPr>
+                <w:rFonts w:ascii="Arial" w:hAnsi="Arial" w:eastAsia="Arial" w:cs="Tahoma"/>
+                <w:sz w:val="18"/>
+              </w:rPr>
+            </w:r>
+            <w:r>
+              <w:rPr>
+                <w:rFonts w:ascii="Arial" w:hAnsi="Arial" w:eastAsia="Arial" w:cs="Tahoma"/>
+                <w:sz w:val="18"/>
+              </w:rPr>
+              <w:t>UTF-8; use value domain described by endpoint purpose</w:t>
+            </w:r>
+          </w:p>
+        </w:tc>
+      </w:tr>
+      <w:tr>
+        <w:trPr>
+          <w:cantSplit/>
+        </w:trPr>
+        <w:tc>
+          <w:tcPr>
+            <w:tcW w:type="dxa" w:w="2520"/>
+            <w:vAlign w:val="center"/>
+          </w:tcPr>
+          <w:p>
+            <w:pPr>
+              <w:keepLines/>
+              <w:spacing w:after="0"/>
+            </w:pPr>
+            <w:r>
+              <w:rPr>
+                <w:rFonts w:ascii="Arial" w:hAnsi="Arial" w:eastAsia="Arial" w:cs="Tahoma"/>
+                <w:sz w:val="18"/>
+              </w:rPr>
+            </w:r>
+            <w:r>
+              <w:rPr>
+                <w:rFonts w:ascii="Arial" w:hAnsi="Arial" w:eastAsia="Arial" w:cs="Tahoma"/>
+                <w:sz w:val="18"/>
+              </w:rPr>
+              <w:t>externalFactors[].dateFrom</w:t>
+            </w:r>
+          </w:p>
+        </w:tc>
+        <w:tc>
+          <w:tcPr>
+            <w:tcW w:type="dxa" w:w="2520"/>
+            <w:vAlign w:val="center"/>
+          </w:tcPr>
+          <w:p>
+            <w:pPr>
+              <w:keepLines/>
+              <w:spacing w:after="0"/>
+            </w:pPr>
+            <w:r>
+              <w:rPr>
+                <w:rFonts w:ascii="Arial" w:hAnsi="Arial" w:eastAsia="Arial" w:cs="Tahoma"/>
+                <w:sz w:val="18"/>
+              </w:rPr>
+            </w:r>
+            <w:r>
+              <w:rPr>
+                <w:rFonts w:ascii="Arial" w:hAnsi="Arial" w:eastAsia="Arial" w:cs="Tahoma"/>
+                <w:sz w:val="18"/>
+              </w:rPr>
+              <w:t>string</w:t>
+            </w:r>
+          </w:p>
+        </w:tc>
+        <w:tc>
+          <w:tcPr>
+            <w:tcW w:type="dxa" w:w="2520"/>
+            <w:vAlign w:val="center"/>
+          </w:tcPr>
+          <w:p>
+            <w:pPr>
+              <w:keepLines/>
+              <w:spacing w:after="0"/>
+            </w:pPr>
+            <w:r>
+              <w:rPr>
+                <w:rFonts w:ascii="Arial" w:hAnsi="Arial" w:eastAsia="Arial" w:cs="Tahoma"/>
+                <w:sz w:val="18"/>
+              </w:rPr>
+            </w:r>
+            <w:r>
+              <w:rPr>
+                <w:rFonts w:ascii="Arial" w:hAnsi="Arial" w:eastAsia="Arial" w:cs="Tahoma"/>
+                <w:sz w:val="18"/>
+              </w:rPr>
+              <w:t>Yes</w:t>
+            </w:r>
+          </w:p>
+        </w:tc>
+        <w:tc>
+          <w:tcPr>
+            <w:tcW w:type="dxa" w:w="2520"/>
+            <w:vAlign w:val="center"/>
+          </w:tcPr>
+          <w:p>
+            <w:pPr>
+              <w:keepLines/>
+              <w:spacing w:after="0"/>
+            </w:pPr>
+            <w:r>
+              <w:rPr>
+                <w:rFonts w:ascii="Arial" w:hAnsi="Arial" w:eastAsia="Arial" w:cs="Tahoma"/>
+                <w:sz w:val="18"/>
+              </w:rPr>
+            </w:r>
+            <w:r>
+              <w:rPr>
+                <w:rFonts w:ascii="Arial" w:hAnsi="Arial" w:eastAsia="Arial" w:cs="Tahoma"/>
+                <w:sz w:val="18"/>
+              </w:rPr>
+              <w:t>UTF-8; use value domain described by endpoint purpose</w:t>
+            </w:r>
+          </w:p>
+        </w:tc>
+      </w:tr>
+      <w:tr>
+        <w:trPr>
+          <w:cantSplit/>
+        </w:trPr>
+        <w:tc>
+          <w:tcPr>
+            <w:tcW w:type="dxa" w:w="2520"/>
+            <w:vAlign w:val="center"/>
+          </w:tcPr>
+          <w:p>
+            <w:pPr>
+              <w:keepLines/>
+              <w:spacing w:after="0"/>
+            </w:pPr>
+            <w:r>
+              <w:rPr>
+                <w:rFonts w:ascii="Arial" w:hAnsi="Arial" w:eastAsia="Arial" w:cs="Tahoma"/>
+                <w:sz w:val="18"/>
+              </w:rPr>
+            </w:r>
+            <w:r>
+              <w:rPr>
+                <w:rFonts w:ascii="Arial" w:hAnsi="Arial" w:eastAsia="Arial" w:cs="Tahoma"/>
+                <w:sz w:val="18"/>
+              </w:rPr>
+              <w:t>externalFactors[].dateTo</w:t>
+            </w:r>
+          </w:p>
+        </w:tc>
+        <w:tc>
+          <w:tcPr>
+            <w:tcW w:type="dxa" w:w="2520"/>
+            <w:vAlign w:val="center"/>
+          </w:tcPr>
+          <w:p>
+            <w:pPr>
+              <w:keepLines/>
+              <w:spacing w:after="0"/>
+            </w:pPr>
+            <w:r>
+              <w:rPr>
+                <w:rFonts w:ascii="Arial" w:hAnsi="Arial" w:eastAsia="Arial" w:cs="Tahoma"/>
+                <w:sz w:val="18"/>
+              </w:rPr>
+            </w:r>
+            <w:r>
+              <w:rPr>
+                <w:rFonts w:ascii="Arial" w:hAnsi="Arial" w:eastAsia="Arial" w:cs="Tahoma"/>
+                <w:sz w:val="18"/>
+              </w:rPr>
+              <w:t>string | null</w:t>
+            </w:r>
+          </w:p>
+        </w:tc>
+        <w:tc>
+          <w:tcPr>
+            <w:tcW w:type="dxa" w:w="2520"/>
+            <w:vAlign w:val="center"/>
+          </w:tcPr>
+          <w:p>
+            <w:pPr>
+              <w:keepLines/>
+              <w:spacing w:after="0"/>
+            </w:pPr>
+            <w:r>
+              <w:rPr>
+                <w:rFonts w:ascii="Arial" w:hAnsi="Arial" w:eastAsia="Arial" w:cs="Tahoma"/>
+                <w:sz w:val="18"/>
+              </w:rPr>
+            </w:r>
+            <w:r>
+              <w:rPr>
+                <w:rFonts w:ascii="Arial" w:hAnsi="Arial" w:eastAsia="Arial" w:cs="Tahoma"/>
+                <w:sz w:val="18"/>
+              </w:rPr>
+              <w:t>No</w:t>
+            </w:r>
+          </w:p>
+        </w:tc>
+        <w:tc>
+          <w:tcPr>
+            <w:tcW w:type="dxa" w:w="2520"/>
+            <w:vAlign w:val="center"/>
+          </w:tcPr>
+          <w:p>
+            <w:pPr>
+              <w:keepLines/>
+              <w:spacing w:after="0"/>
+            </w:pPr>
+            <w:r>
+              <w:rPr>
+                <w:rFonts w:ascii="Arial" w:hAnsi="Arial" w:eastAsia="Arial" w:cs="Tahoma"/>
+                <w:sz w:val="18"/>
+              </w:rPr>
+            </w:r>
+            <w:r>
+              <w:rPr>
+                <w:rFonts w:ascii="Arial" w:hAnsi="Arial" w:eastAsia="Arial" w:cs="Tahoma"/>
+                <w:sz w:val="18"/>
+              </w:rPr>
+              <w:t>UTF-8; use value domain described by endpoint purpose</w:t>
+            </w:r>
+          </w:p>
+        </w:tc>
+      </w:tr>
+      <w:tr>
+        <w:trPr>
+          <w:cantSplit/>
+        </w:trPr>
+        <w:tc>
+          <w:tcPr>
+            <w:tcW w:type="dxa" w:w="2520"/>
+            <w:vAlign w:val="center"/>
+          </w:tcPr>
+          <w:p>
+            <w:pPr>
+              <w:keepLines/>
+              <w:spacing w:after="0"/>
+            </w:pPr>
+            <w:r>
+              <w:rPr>
+                <w:rFonts w:ascii="Arial" w:hAnsi="Arial" w:eastAsia="Arial" w:cs="Tahoma"/>
+                <w:sz w:val="18"/>
+              </w:rPr>
+            </w:r>
+            <w:r>
+              <w:rPr>
+                <w:rFonts w:ascii="Arial" w:hAnsi="Arial" w:eastAsia="Arial" w:cs="Tahoma"/>
+                <w:sz w:val="18"/>
+              </w:rPr>
+              <w:t>externalFactors[].detail</w:t>
+            </w:r>
+          </w:p>
+        </w:tc>
+        <w:tc>
+          <w:tcPr>
+            <w:tcW w:type="dxa" w:w="2520"/>
+            <w:vAlign w:val="center"/>
+          </w:tcPr>
+          <w:p>
+            <w:pPr>
+              <w:keepLines/>
+              <w:spacing w:after="0"/>
+            </w:pPr>
+            <w:r>
+              <w:rPr>
+                <w:rFonts w:ascii="Arial" w:hAnsi="Arial" w:eastAsia="Arial" w:cs="Tahoma"/>
+                <w:sz w:val="18"/>
+              </w:rPr>
+            </w:r>
+            <w:r>
+              <w:rPr>
+                <w:rFonts w:ascii="Arial" w:hAnsi="Arial" w:eastAsia="Arial" w:cs="Tahoma"/>
+                <w:sz w:val="18"/>
+              </w:rPr>
+              <w:t>string</w:t>
+            </w:r>
+          </w:p>
+        </w:tc>
+        <w:tc>
+          <w:tcPr>
+            <w:tcW w:type="dxa" w:w="2520"/>
+            <w:vAlign w:val="center"/>
+          </w:tcPr>
+          <w:p>
+            <w:pPr>
+              <w:keepLines/>
+              <w:spacing w:after="0"/>
+            </w:pPr>
+            <w:r>
+              <w:rPr>
+                <w:rFonts w:ascii="Arial" w:hAnsi="Arial" w:eastAsia="Arial" w:cs="Tahoma"/>
+                <w:sz w:val="18"/>
+              </w:rPr>
+            </w:r>
+            <w:r>
+              <w:rPr>
+                <w:rFonts w:ascii="Arial" w:hAnsi="Arial" w:eastAsia="Arial" w:cs="Tahoma"/>
+                <w:sz w:val="18"/>
+              </w:rPr>
+              <w:t>Yes</w:t>
+            </w:r>
+          </w:p>
+        </w:tc>
+        <w:tc>
+          <w:tcPr>
+            <w:tcW w:type="dxa" w:w="2520"/>
+            <w:vAlign w:val="center"/>
+          </w:tcPr>
+          <w:p>
+            <w:pPr>
+              <w:keepLines/>
+              <w:spacing w:after="0"/>
+            </w:pPr>
+            <w:r>
+              <w:rPr>
+                <w:rFonts w:ascii="Arial" w:hAnsi="Arial" w:eastAsia="Arial" w:cs="Tahoma"/>
+                <w:sz w:val="18"/>
+              </w:rPr>
+            </w:r>
+            <w:r>
+              <w:rPr>
+                <w:rFonts w:ascii="Arial" w:hAnsi="Arial" w:eastAsia="Arial" w:cs="Tahoma"/>
+                <w:sz w:val="18"/>
+              </w:rPr>
+              <w:t>UTF-8; use value domain described by endpoint purpose</w:t>
+            </w:r>
+          </w:p>
+        </w:tc>
+      </w:tr>
+      <w:tr>
+        <w:trPr>
+          <w:cantSplit/>
+        </w:trPr>
+        <w:tc>
+          <w:tcPr>
+            <w:tcW w:type="dxa" w:w="2520"/>
+            <w:vAlign w:val="center"/>
+          </w:tcPr>
+          <w:p>
+            <w:pPr>
+              <w:keepLines/>
+              <w:spacing w:after="0"/>
+            </w:pPr>
+            <w:r>
+              <w:rPr>
+                <w:rFonts w:ascii="Arial" w:hAnsi="Arial" w:eastAsia="Arial" w:cs="Tahoma"/>
+                <w:sz w:val="18"/>
+              </w:rPr>
+            </w:r>
+            <w:r>
+              <w:rPr>
+                <w:rFonts w:ascii="Arial" w:hAnsi="Arial" w:eastAsia="Arial" w:cs="Tahoma"/>
+                <w:sz w:val="18"/>
+              </w:rPr>
+              <w:t>attachments</w:t>
+            </w:r>
+          </w:p>
+        </w:tc>
+        <w:tc>
+          <w:tcPr>
+            <w:tcW w:type="dxa" w:w="2520"/>
+            <w:vAlign w:val="center"/>
+          </w:tcPr>
+          <w:p>
+            <w:pPr>
+              <w:keepLines/>
+              <w:spacing w:after="0"/>
+            </w:pPr>
+            <w:r>
+              <w:rPr>
+                <w:rFonts w:ascii="Arial" w:hAnsi="Arial" w:eastAsia="Arial" w:cs="Tahoma"/>
+                <w:sz w:val="18"/>
+              </w:rPr>
+            </w:r>
+            <w:r>
+              <w:rPr>
+                <w:rFonts w:ascii="Arial" w:hAnsi="Arial" w:eastAsia="Arial" w:cs="Tahoma"/>
+                <w:sz w:val="18"/>
+              </w:rPr>
+              <w:t>array&lt;object&gt;</w:t>
+            </w:r>
+          </w:p>
+        </w:tc>
+        <w:tc>
+          <w:tcPr>
+            <w:tcW w:type="dxa" w:w="2520"/>
+            <w:vAlign w:val="center"/>
+          </w:tcPr>
+          <w:p>
+            <w:pPr>
+              <w:keepLines/>
+              <w:spacing w:after="0"/>
+            </w:pPr>
+            <w:r>
+              <w:rPr>
+                <w:rFonts w:ascii="Arial" w:hAnsi="Arial" w:eastAsia="Arial" w:cs="Tahoma"/>
+                <w:sz w:val="18"/>
+              </w:rPr>
+            </w:r>
+            <w:r>
+              <w:rPr>
+                <w:rFonts w:ascii="Arial" w:hAnsi="Arial" w:eastAsia="Arial" w:cs="Tahoma"/>
+                <w:sz w:val="18"/>
+              </w:rPr>
+              <w:t>Yes</w:t>
+            </w:r>
+          </w:p>
+        </w:tc>
+        <w:tc>
+          <w:tcPr>
+            <w:tcW w:type="dxa" w:w="2520"/>
+            <w:vAlign w:val="center"/>
+          </w:tcPr>
+          <w:p>
+            <w:pPr>
+              <w:keepLines/>
+              <w:spacing w:after="0"/>
+            </w:pPr>
+            <w:r>
+              <w:rPr>
+                <w:rFonts w:ascii="Arial" w:hAnsi="Arial" w:eastAsia="Arial" w:cs="Tahoma"/>
+                <w:sz w:val="18"/>
+              </w:rPr>
+            </w:r>
+            <w:r>
+              <w:rPr>
+                <w:rFonts w:ascii="Arial" w:hAnsi="Arial" w:eastAsia="Arial" w:cs="Tahoma"/>
+                <w:sz w:val="18"/>
+              </w:rPr>
+              <w:t>JSON array; element type shown in Type column</w:t>
+            </w:r>
+          </w:p>
+        </w:tc>
+      </w:tr>
+      <w:tr>
+        <w:trPr>
+          <w:cantSplit/>
+        </w:trPr>
+        <w:tc>
+          <w:tcPr>
+            <w:tcW w:type="dxa" w:w="2520"/>
+            <w:vAlign w:val="center"/>
+          </w:tcPr>
+          <w:p>
+            <w:pPr>
+              <w:keepLines/>
+              <w:spacing w:after="0"/>
+            </w:pPr>
+            <w:r>
+              <w:rPr>
+                <w:rFonts w:ascii="Arial" w:hAnsi="Arial" w:eastAsia="Arial" w:cs="Tahoma"/>
+                <w:sz w:val="18"/>
+              </w:rPr>
+            </w:r>
+            <w:r>
+              <w:rPr>
+                <w:rFonts w:ascii="Arial" w:hAnsi="Arial" w:eastAsia="Arial" w:cs="Tahoma"/>
+                <w:sz w:val="18"/>
+              </w:rPr>
+              <w:t>attachments[].attachId</w:t>
+            </w:r>
+          </w:p>
+        </w:tc>
+        <w:tc>
+          <w:tcPr>
+            <w:tcW w:type="dxa" w:w="2520"/>
+            <w:vAlign w:val="center"/>
+          </w:tcPr>
+          <w:p>
+            <w:pPr>
+              <w:keepLines/>
+              <w:spacing w:after="0"/>
+            </w:pPr>
+            <w:r>
+              <w:rPr>
+                <w:rFonts w:ascii="Arial" w:hAnsi="Arial" w:eastAsia="Arial" w:cs="Tahoma"/>
+                <w:sz w:val="18"/>
+              </w:rPr>
+            </w:r>
+            <w:r>
+              <w:rPr>
+                <w:rFonts w:ascii="Arial" w:hAnsi="Arial" w:eastAsia="Arial" w:cs="Tahoma"/>
+                <w:sz w:val="18"/>
+              </w:rPr>
+              <w:t>integer</w:t>
+            </w:r>
+          </w:p>
+        </w:tc>
+        <w:tc>
+          <w:tcPr>
+            <w:tcW w:type="dxa" w:w="2520"/>
+            <w:vAlign w:val="center"/>
+          </w:tcPr>
+          <w:p>
+            <w:pPr>
+              <w:keepLines/>
+              <w:spacing w:after="0"/>
+            </w:pPr>
+            <w:r>
+              <w:rPr>
+                <w:rFonts w:ascii="Arial" w:hAnsi="Arial" w:eastAsia="Arial" w:cs="Tahoma"/>
+                <w:sz w:val="18"/>
+              </w:rPr>
+            </w:r>
+            <w:r>
+              <w:rPr>
+                <w:rFonts w:ascii="Arial" w:hAnsi="Arial" w:eastAsia="Arial" w:cs="Tahoma"/>
+                <w:sz w:val="18"/>
+              </w:rPr>
+              <w:t>Yes</w:t>
+            </w:r>
+          </w:p>
+        </w:tc>
+        <w:tc>
+          <w:tcPr>
+            <w:tcW w:type="dxa" w:w="2520"/>
+            <w:vAlign w:val="center"/>
+          </w:tcPr>
+          <w:p>
+            <w:pPr>
+              <w:keepLines/>
+              <w:spacing w:after="0"/>
+            </w:pPr>
+            <w:r>
+              <w:rPr>
+                <w:rFonts w:ascii="Arial" w:hAnsi="Arial" w:eastAsia="Arial" w:cs="Tahoma"/>
+                <w:sz w:val="18"/>
+              </w:rPr>
+            </w:r>
+            <w:r>
+              <w:rPr>
+                <w:rFonts w:ascii="Arial" w:hAnsi="Arial" w:eastAsia="Arial" w:cs="Tahoma"/>
+                <w:sz w:val="18"/>
+              </w:rPr>
+              <w:t>UTF-8; use value domain described by endpoint purpose</w:t>
+            </w:r>
+          </w:p>
+        </w:tc>
+      </w:tr>
+      <w:tr>
+        <w:trPr>
+          <w:cantSplit/>
+        </w:trPr>
+        <w:tc>
+          <w:tcPr>
+            <w:tcW w:type="dxa" w:w="2520"/>
+            <w:vAlign w:val="center"/>
+          </w:tcPr>
+          <w:p>
+            <w:pPr>
+              <w:keepLines/>
+              <w:spacing w:after="0"/>
+            </w:pPr>
+            <w:r>
+              <w:rPr>
+                <w:rFonts w:ascii="Arial" w:hAnsi="Arial" w:eastAsia="Arial" w:cs="Tahoma"/>
+                <w:sz w:val="18"/>
+              </w:rPr>
+            </w:r>
+            <w:r>
+              <w:rPr>
+                <w:rFonts w:ascii="Arial" w:hAnsi="Arial" w:eastAsia="Arial" w:cs="Tahoma"/>
+                <w:sz w:val="18"/>
+              </w:rPr>
+              <w:t>attachments[].fileName</w:t>
+            </w:r>
+          </w:p>
+        </w:tc>
+        <w:tc>
+          <w:tcPr>
+            <w:tcW w:type="dxa" w:w="2520"/>
+            <w:vAlign w:val="center"/>
+          </w:tcPr>
+          <w:p>
+            <w:pPr>
+              <w:keepLines/>
+              <w:spacing w:after="0"/>
+            </w:pPr>
+            <w:r>
+              <w:rPr>
+                <w:rFonts w:ascii="Arial" w:hAnsi="Arial" w:eastAsia="Arial" w:cs="Tahoma"/>
+                <w:sz w:val="18"/>
+              </w:rPr>
+            </w:r>
+            <w:r>
+              <w:rPr>
+                <w:rFonts w:ascii="Arial" w:hAnsi="Arial" w:eastAsia="Arial" w:cs="Tahoma"/>
+                <w:sz w:val="18"/>
+              </w:rPr>
+              <w:t>string</w:t>
+            </w:r>
+          </w:p>
+        </w:tc>
+        <w:tc>
+          <w:tcPr>
+            <w:tcW w:type="dxa" w:w="2520"/>
+            <w:vAlign w:val="center"/>
+          </w:tcPr>
+          <w:p>
+            <w:pPr>
+              <w:keepLines/>
+              <w:spacing w:after="0"/>
+            </w:pPr>
+            <w:r>
+              <w:rPr>
+                <w:rFonts w:ascii="Arial" w:hAnsi="Arial" w:eastAsia="Arial" w:cs="Tahoma"/>
+                <w:sz w:val="18"/>
+              </w:rPr>
+            </w:r>
+            <w:r>
+              <w:rPr>
+                <w:rFonts w:ascii="Arial" w:hAnsi="Arial" w:eastAsia="Arial" w:cs="Tahoma"/>
+                <w:sz w:val="18"/>
+              </w:rPr>
+              <w:t>Yes</w:t>
+            </w:r>
+          </w:p>
+        </w:tc>
+        <w:tc>
+          <w:tcPr>
+            <w:tcW w:type="dxa" w:w="2520"/>
+            <w:vAlign w:val="center"/>
+          </w:tcPr>
+          <w:p>
+            <w:pPr>
+              <w:keepLines/>
+              <w:spacing w:after="0"/>
+            </w:pPr>
+            <w:r>
+              <w:rPr>
+                <w:rFonts w:ascii="Arial" w:hAnsi="Arial" w:eastAsia="Arial" w:cs="Tahoma"/>
+                <w:sz w:val="18"/>
+              </w:rPr>
+            </w:r>
+            <w:r>
+              <w:rPr>
+                <w:rFonts w:ascii="Arial" w:hAnsi="Arial" w:eastAsia="Arial" w:cs="Tahoma"/>
+                <w:sz w:val="18"/>
+              </w:rPr>
+              <w:t>UTF-8; use value domain described by endpoint purpose</w:t>
+            </w:r>
+          </w:p>
+        </w:tc>
+      </w:tr>
+      <w:tr>
+        <w:trPr>
+          <w:cantSplit/>
+        </w:trPr>
+        <w:tc>
+          <w:tcPr>
+            <w:tcW w:type="dxa" w:w="2520"/>
+            <w:vAlign w:val="center"/>
+          </w:tcPr>
+          <w:p>
+            <w:pPr>
+              <w:keepLines/>
+              <w:spacing w:after="0"/>
+            </w:pPr>
+            <w:r>
+              <w:rPr>
+                <w:rFonts w:ascii="Arial" w:hAnsi="Arial" w:eastAsia="Arial" w:cs="Tahoma"/>
+                <w:sz w:val="18"/>
+              </w:rPr>
+            </w:r>
+            <w:r>
+              <w:rPr>
+                <w:rFonts w:ascii="Arial" w:hAnsi="Arial" w:eastAsia="Arial" w:cs="Tahoma"/>
+                <w:sz w:val="18"/>
+              </w:rPr>
+              <w:t>attachments[].fileSize</w:t>
+            </w:r>
+          </w:p>
+        </w:tc>
+        <w:tc>
+          <w:tcPr>
+            <w:tcW w:type="dxa" w:w="2520"/>
+            <w:vAlign w:val="center"/>
+          </w:tcPr>
+          <w:p>
+            <w:pPr>
+              <w:keepLines/>
+              <w:spacing w:after="0"/>
+            </w:pPr>
+            <w:r>
+              <w:rPr>
+                <w:rFonts w:ascii="Arial" w:hAnsi="Arial" w:eastAsia="Arial" w:cs="Tahoma"/>
+                <w:sz w:val="18"/>
+              </w:rPr>
+            </w:r>
+            <w:r>
+              <w:rPr>
+                <w:rFonts w:ascii="Arial" w:hAnsi="Arial" w:eastAsia="Arial" w:cs="Tahoma"/>
+                <w:sz w:val="18"/>
+              </w:rPr>
+              <w:t>integer</w:t>
+            </w:r>
+          </w:p>
+        </w:tc>
+        <w:tc>
+          <w:tcPr>
+            <w:tcW w:type="dxa" w:w="2520"/>
+            <w:vAlign w:val="center"/>
+          </w:tcPr>
+          <w:p>
+            <w:pPr>
+              <w:keepLines/>
+              <w:spacing w:after="0"/>
+            </w:pPr>
+            <w:r>
+              <w:rPr>
+                <w:rFonts w:ascii="Arial" w:hAnsi="Arial" w:eastAsia="Arial" w:cs="Tahoma"/>
+                <w:sz w:val="18"/>
+              </w:rPr>
+            </w:r>
+            <w:r>
+              <w:rPr>
+                <w:rFonts w:ascii="Arial" w:hAnsi="Arial" w:eastAsia="Arial" w:cs="Tahoma"/>
+                <w:sz w:val="18"/>
+              </w:rPr>
+              <w:t>Yes</w:t>
+            </w:r>
+          </w:p>
+        </w:tc>
+        <w:tc>
+          <w:tcPr>
+            <w:tcW w:type="dxa" w:w="2520"/>
+            <w:vAlign w:val="center"/>
+          </w:tcPr>
+          <w:p>
+            <w:pPr>
+              <w:keepLines/>
+              <w:spacing w:after="0"/>
+            </w:pPr>
+            <w:r>
+              <w:rPr>
+                <w:rFonts w:ascii="Arial" w:hAnsi="Arial" w:eastAsia="Arial" w:cs="Tahoma"/>
+                <w:sz w:val="18"/>
+              </w:rPr>
+            </w:r>
+            <w:r>
+              <w:rPr>
+                <w:rFonts w:ascii="Arial" w:hAnsi="Arial" w:eastAsia="Arial" w:cs="Tahoma"/>
+                <w:sz w:val="18"/>
+              </w:rPr>
+              <w:t>UTF-8; use value domain described by endpoint purpose</w:t>
+            </w:r>
+          </w:p>
+        </w:tc>
+      </w:tr>
+      <w:tr>
+        <w:trPr>
+          <w:cantSplit/>
+        </w:trPr>
+        <w:tc>
+          <w:tcPr>
+            <w:tcW w:type="dxa" w:w="2520"/>
+            <w:vAlign w:val="center"/>
+          </w:tcPr>
+          <w:p>
+            <w:pPr>
+              <w:keepLines/>
+              <w:spacing w:after="0"/>
+            </w:pPr>
+            <w:r>
+              <w:rPr>
+                <w:rFonts w:ascii="Arial" w:hAnsi="Arial" w:eastAsia="Arial" w:cs="Tahoma"/>
+                <w:sz w:val="18"/>
+              </w:rPr>
+            </w:r>
+            <w:r>
+              <w:rPr>
+                <w:rFonts w:ascii="Arial" w:hAnsi="Arial" w:eastAsia="Arial" w:cs="Tahoma"/>
+                <w:sz w:val="18"/>
+              </w:rPr>
+              <w:t>attachments[].mimeType</w:t>
+            </w:r>
+          </w:p>
+        </w:tc>
+        <w:tc>
+          <w:tcPr>
+            <w:tcW w:type="dxa" w:w="2520"/>
+            <w:vAlign w:val="center"/>
+          </w:tcPr>
+          <w:p>
+            <w:pPr>
+              <w:keepLines/>
+              <w:spacing w:after="0"/>
+            </w:pPr>
+            <w:r>
+              <w:rPr>
+                <w:rFonts w:ascii="Arial" w:hAnsi="Arial" w:eastAsia="Arial" w:cs="Tahoma"/>
+                <w:sz w:val="18"/>
+              </w:rPr>
+            </w:r>
+            <w:r>
+              <w:rPr>
+                <w:rFonts w:ascii="Arial" w:hAnsi="Arial" w:eastAsia="Arial" w:cs="Tahoma"/>
+                <w:sz w:val="18"/>
+              </w:rPr>
+              <w:t>string</w:t>
+            </w:r>
+          </w:p>
+        </w:tc>
+        <w:tc>
+          <w:tcPr>
+            <w:tcW w:type="dxa" w:w="2520"/>
+            <w:vAlign w:val="center"/>
+          </w:tcPr>
+          <w:p>
+            <w:pPr>
+              <w:keepLines/>
+              <w:spacing w:after="0"/>
+            </w:pPr>
+            <w:r>
+              <w:rPr>
+                <w:rFonts w:ascii="Arial" w:hAnsi="Arial" w:eastAsia="Arial" w:cs="Tahoma"/>
+                <w:sz w:val="18"/>
+              </w:rPr>
+            </w:r>
+            <w:r>
+              <w:rPr>
+                <w:rFonts w:ascii="Arial" w:hAnsi="Arial" w:eastAsia="Arial" w:cs="Tahoma"/>
+                <w:sz w:val="18"/>
+              </w:rPr>
+              <w:t>Yes</w:t>
+            </w:r>
+          </w:p>
+        </w:tc>
+        <w:tc>
+          <w:tcPr>
+            <w:tcW w:type="dxa" w:w="2520"/>
+            <w:vAlign w:val="center"/>
+          </w:tcPr>
+          <w:p>
+            <w:pPr>
+              <w:keepLines/>
+              <w:spacing w:after="0"/>
+            </w:pPr>
+            <w:r>
+              <w:rPr>
+                <w:rFonts w:ascii="Arial" w:hAnsi="Arial" w:eastAsia="Arial" w:cs="Tahoma"/>
+                <w:sz w:val="18"/>
+              </w:rPr>
+            </w:r>
+            <w:r>
+              <w:rPr>
+                <w:rFonts w:ascii="Arial" w:hAnsi="Arial" w:eastAsia="Arial" w:cs="Tahoma"/>
+                <w:sz w:val="18"/>
+              </w:rPr>
+              <w:t>UTF-8; use value domain described by endpoint purpose</w:t>
+            </w:r>
+          </w:p>
+        </w:tc>
+      </w:tr>
+      <w:tr>
+        <w:trPr>
+          <w:cantSplit/>
+        </w:trPr>
+        <w:tc>
+          <w:tcPr>
+            <w:tcW w:type="dxa" w:w="2520"/>
+            <w:vAlign w:val="center"/>
+          </w:tcPr>
+          <w:p>
+            <w:pPr>
+              <w:keepLines/>
+              <w:spacing w:after="0"/>
+            </w:pPr>
+            <w:r>
+              <w:rPr>
+                <w:rFonts w:ascii="Arial" w:hAnsi="Arial" w:eastAsia="Arial" w:cs="Tahoma"/>
+                <w:sz w:val="18"/>
+              </w:rPr>
+            </w:r>
+            <w:r>
+              <w:rPr>
+                <w:rFonts w:ascii="Arial" w:hAnsi="Arial" w:eastAsia="Arial" w:cs="Tahoma"/>
+                <w:sz w:val="18"/>
+              </w:rPr>
+              <w:t>attachments[].sectionCode</w:t>
+            </w:r>
+          </w:p>
+        </w:tc>
+        <w:tc>
+          <w:tcPr>
+            <w:tcW w:type="dxa" w:w="2520"/>
+            <w:vAlign w:val="center"/>
+          </w:tcPr>
+          <w:p>
+            <w:pPr>
+              <w:keepLines/>
+              <w:spacing w:after="0"/>
+            </w:pPr>
+            <w:r>
+              <w:rPr>
+                <w:rFonts w:ascii="Arial" w:hAnsi="Arial" w:eastAsia="Arial" w:cs="Tahoma"/>
+                <w:sz w:val="18"/>
+              </w:rPr>
+            </w:r>
+            <w:r>
+              <w:rPr>
+                <w:rFonts w:ascii="Arial" w:hAnsi="Arial" w:eastAsia="Arial" w:cs="Tahoma"/>
+                <w:sz w:val="18"/>
+              </w:rPr>
+              <w:t>string</w:t>
+            </w:r>
+          </w:p>
+        </w:tc>
+        <w:tc>
+          <w:tcPr>
+            <w:tcW w:type="dxa" w:w="2520"/>
+            <w:vAlign w:val="center"/>
+          </w:tcPr>
+          <w:p>
+            <w:pPr>
+              <w:keepLines/>
+              <w:spacing w:after="0"/>
+            </w:pPr>
+            <w:r>
+              <w:rPr>
+                <w:rFonts w:ascii="Arial" w:hAnsi="Arial" w:eastAsia="Arial" w:cs="Tahoma"/>
+                <w:sz w:val="18"/>
+              </w:rPr>
+            </w:r>
+            <w:r>
+              <w:rPr>
+                <w:rFonts w:ascii="Arial" w:hAnsi="Arial" w:eastAsia="Arial" w:cs="Tahoma"/>
+                <w:sz w:val="18"/>
+              </w:rPr>
+              <w:t>Yes</w:t>
+            </w:r>
+          </w:p>
+        </w:tc>
+        <w:tc>
+          <w:tcPr>
+            <w:tcW w:type="dxa" w:w="2520"/>
+            <w:vAlign w:val="center"/>
+          </w:tcPr>
+          <w:p>
+            <w:pPr>
+              <w:keepLines/>
+              <w:spacing w:after="0"/>
+            </w:pPr>
+            <w:r>
+              <w:rPr>
+                <w:rFonts w:ascii="Arial" w:hAnsi="Arial" w:eastAsia="Arial" w:cs="Tahoma"/>
+                <w:sz w:val="18"/>
+              </w:rPr>
+            </w:r>
+            <w:r>
+              <w:rPr>
+                <w:rFonts w:ascii="Arial" w:hAnsi="Arial" w:eastAsia="Arial" w:cs="Tahoma"/>
+                <w:sz w:val="18"/>
+              </w:rPr>
+              <w:t>canonical code; do not replace with display label</w:t>
+            </w:r>
+          </w:p>
+        </w:tc>
+      </w:tr>
+      <w:tr>
+        <w:trPr>
+          <w:cantSplit/>
+        </w:trPr>
+        <w:tc>
+          <w:tcPr>
+            <w:tcW w:type="dxa" w:w="2520"/>
+            <w:vAlign w:val="center"/>
+          </w:tcPr>
+          <w:p>
+            <w:pPr>
+              <w:keepLines/>
+              <w:spacing w:after="0"/>
+            </w:pPr>
+            <w:r>
+              <w:rPr>
+                <w:rFonts w:ascii="Arial" w:hAnsi="Arial" w:eastAsia="Arial" w:cs="Tahoma"/>
+                <w:sz w:val="18"/>
+              </w:rPr>
+            </w:r>
+            <w:r>
+              <w:rPr>
+                <w:rFonts w:ascii="Arial" w:hAnsi="Arial" w:eastAsia="Arial" w:cs="Tahoma"/>
+                <w:sz w:val="18"/>
+              </w:rPr>
+              <w:t>attachments[].scanStatus</w:t>
+            </w:r>
+          </w:p>
+        </w:tc>
+        <w:tc>
+          <w:tcPr>
+            <w:tcW w:type="dxa" w:w="2520"/>
+            <w:vAlign w:val="center"/>
+          </w:tcPr>
+          <w:p>
+            <w:pPr>
+              <w:keepLines/>
+              <w:spacing w:after="0"/>
+            </w:pPr>
+            <w:r>
+              <w:rPr>
+                <w:rFonts w:ascii="Arial" w:hAnsi="Arial" w:eastAsia="Arial" w:cs="Tahoma"/>
+                <w:sz w:val="18"/>
+              </w:rPr>
+            </w:r>
+            <w:r>
+              <w:rPr>
+                <w:rFonts w:ascii="Arial" w:hAnsi="Arial" w:eastAsia="Arial" w:cs="Tahoma"/>
+                <w:sz w:val="18"/>
+              </w:rPr>
+              <w:t>string</w:t>
+            </w:r>
+          </w:p>
+        </w:tc>
+        <w:tc>
+          <w:tcPr>
+            <w:tcW w:type="dxa" w:w="2520"/>
+            <w:vAlign w:val="center"/>
+          </w:tcPr>
+          <w:p>
+            <w:pPr>
+              <w:keepLines/>
+              <w:spacing w:after="0"/>
+            </w:pPr>
+            <w:r>
+              <w:rPr>
+                <w:rFonts w:ascii="Arial" w:hAnsi="Arial" w:eastAsia="Arial" w:cs="Tahoma"/>
+                <w:sz w:val="18"/>
+              </w:rPr>
+            </w:r>
+            <w:r>
+              <w:rPr>
+                <w:rFonts w:ascii="Arial" w:hAnsi="Arial" w:eastAsia="Arial" w:cs="Tahoma"/>
+                <w:sz w:val="18"/>
+              </w:rPr>
+              <w:t>Yes</w:t>
+            </w:r>
+          </w:p>
+        </w:tc>
+        <w:tc>
+          <w:tcPr>
+            <w:tcW w:type="dxa" w:w="2520"/>
+            <w:vAlign w:val="center"/>
+          </w:tcPr>
+          <w:p>
+            <w:pPr>
+              <w:keepLines/>
+              <w:spacing w:after="0"/>
+            </w:pPr>
+            <w:r>
+              <w:rPr>
+                <w:rFonts w:ascii="Arial" w:hAnsi="Arial" w:eastAsia="Arial" w:cs="Tahoma"/>
+                <w:sz w:val="18"/>
+              </w:rPr>
+            </w:r>
+            <w:r>
+              <w:rPr>
+                <w:rFonts w:ascii="Arial" w:hAnsi="Arial" w:eastAsia="Arial" w:cs="Tahoma"/>
+                <w:sz w:val="18"/>
+              </w:rPr>
+              <w:t>UTF-8; use value domain described by endpoint purpose</w:t>
+            </w:r>
+          </w:p>
+        </w:tc>
+      </w:tr>
+      <w:tr>
+        <w:trPr>
+          <w:cantSplit/>
+        </w:trPr>
+        <w:tc>
+          <w:tcPr>
+            <w:tcW w:type="dxa" w:w="2520"/>
+            <w:vAlign w:val="center"/>
+          </w:tcPr>
+          <w:p>
+            <w:pPr>
+              <w:keepLines/>
+              <w:spacing w:after="0"/>
+            </w:pPr>
+            <w:r>
+              <w:rPr>
+                <w:rFonts w:ascii="Arial" w:hAnsi="Arial" w:eastAsia="Arial" w:cs="Tahoma"/>
+                <w:sz w:val="18"/>
+              </w:rPr>
+            </w:r>
+            <w:r>
+              <w:rPr>
+                <w:rFonts w:ascii="Arial" w:hAnsi="Arial" w:eastAsia="Arial" w:cs="Tahoma"/>
+                <w:sz w:val="18"/>
+              </w:rPr>
+              <w:t>attachments[].uploadedBy</w:t>
+            </w:r>
+          </w:p>
+        </w:tc>
+        <w:tc>
+          <w:tcPr>
+            <w:tcW w:type="dxa" w:w="2520"/>
+            <w:vAlign w:val="center"/>
+          </w:tcPr>
+          <w:p>
+            <w:pPr>
+              <w:keepLines/>
+              <w:spacing w:after="0"/>
+            </w:pPr>
+            <w:r>
+              <w:rPr>
+                <w:rFonts w:ascii="Arial" w:hAnsi="Arial" w:eastAsia="Arial" w:cs="Tahoma"/>
+                <w:sz w:val="18"/>
+              </w:rPr>
+            </w:r>
+            <w:r>
+              <w:rPr>
+                <w:rFonts w:ascii="Arial" w:hAnsi="Arial" w:eastAsia="Arial" w:cs="Tahoma"/>
+                <w:sz w:val="18"/>
+              </w:rPr>
+              <w:t>string</w:t>
+            </w:r>
+          </w:p>
+        </w:tc>
+        <w:tc>
+          <w:tcPr>
+            <w:tcW w:type="dxa" w:w="2520"/>
+            <w:vAlign w:val="center"/>
+          </w:tcPr>
+          <w:p>
+            <w:pPr>
+              <w:keepLines/>
+              <w:spacing w:after="0"/>
+            </w:pPr>
+            <w:r>
+              <w:rPr>
+                <w:rFonts w:ascii="Arial" w:hAnsi="Arial" w:eastAsia="Arial" w:cs="Tahoma"/>
+                <w:sz w:val="18"/>
+              </w:rPr>
+            </w:r>
+            <w:r>
+              <w:rPr>
+                <w:rFonts w:ascii="Arial" w:hAnsi="Arial" w:eastAsia="Arial" w:cs="Tahoma"/>
+                <w:sz w:val="18"/>
+              </w:rPr>
+              <w:t>Yes</w:t>
+            </w:r>
+          </w:p>
+        </w:tc>
+        <w:tc>
+          <w:tcPr>
+            <w:tcW w:type="dxa" w:w="2520"/>
+            <w:vAlign w:val="center"/>
+          </w:tcPr>
+          <w:p>
+            <w:pPr>
+              <w:keepLines/>
+              <w:spacing w:after="0"/>
+            </w:pPr>
+            <w:r>
+              <w:rPr>
+                <w:rFonts w:ascii="Arial" w:hAnsi="Arial" w:eastAsia="Arial" w:cs="Tahoma"/>
+                <w:sz w:val="18"/>
+              </w:rPr>
+            </w:r>
+            <w:r>
+              <w:rPr>
+                <w:rFonts w:ascii="Arial" w:hAnsi="Arial" w:eastAsia="Arial" w:cs="Tahoma"/>
+                <w:sz w:val="18"/>
+              </w:rPr>
+              <w:t>UTF-8; use value domain described by endpoint purpose</w:t>
+            </w:r>
+          </w:p>
+        </w:tc>
+      </w:tr>
+      <w:tr>
+        <w:trPr>
+          <w:cantSplit/>
+        </w:trPr>
+        <w:tc>
+          <w:tcPr>
+            <w:tcW w:type="dxa" w:w="2520"/>
+            <w:vAlign w:val="center"/>
+          </w:tcPr>
+          <w:p>
+            <w:pPr>
+              <w:keepLines/>
+              <w:spacing w:after="0"/>
+            </w:pPr>
+            <w:r>
+              <w:rPr>
+                <w:rFonts w:ascii="Arial" w:hAnsi="Arial" w:eastAsia="Arial" w:cs="Tahoma"/>
+                <w:sz w:val="18"/>
+              </w:rPr>
+            </w:r>
+            <w:r>
+              <w:rPr>
+                <w:rFonts w:ascii="Arial" w:hAnsi="Arial" w:eastAsia="Arial" w:cs="Tahoma"/>
+                <w:sz w:val="18"/>
+              </w:rPr>
+              <w:t>attachments[].uploadedAt</w:t>
+            </w:r>
+          </w:p>
+        </w:tc>
+        <w:tc>
+          <w:tcPr>
+            <w:tcW w:type="dxa" w:w="2520"/>
+            <w:vAlign w:val="center"/>
+          </w:tcPr>
+          <w:p>
+            <w:pPr>
+              <w:keepLines/>
+              <w:spacing w:after="0"/>
+            </w:pPr>
+            <w:r>
+              <w:rPr>
+                <w:rFonts w:ascii="Arial" w:hAnsi="Arial" w:eastAsia="Arial" w:cs="Tahoma"/>
+                <w:sz w:val="18"/>
+              </w:rPr>
+            </w:r>
+            <w:r>
+              <w:rPr>
+                <w:rFonts w:ascii="Arial" w:hAnsi="Arial" w:eastAsia="Arial" w:cs="Tahoma"/>
+                <w:sz w:val="18"/>
+              </w:rPr>
+              <w:t>string</w:t>
+            </w:r>
+          </w:p>
+        </w:tc>
+        <w:tc>
+          <w:tcPr>
+            <w:tcW w:type="dxa" w:w="2520"/>
+            <w:vAlign w:val="center"/>
+          </w:tcPr>
+          <w:p>
+            <w:pPr>
+              <w:keepLines/>
+              <w:spacing w:after="0"/>
+            </w:pPr>
+            <w:r>
+              <w:rPr>
+                <w:rFonts w:ascii="Arial" w:hAnsi="Arial" w:eastAsia="Arial" w:cs="Tahoma"/>
+                <w:sz w:val="18"/>
+              </w:rPr>
+            </w:r>
+            <w:r>
+              <w:rPr>
+                <w:rFonts w:ascii="Arial" w:hAnsi="Arial" w:eastAsia="Arial" w:cs="Tahoma"/>
+                <w:sz w:val="18"/>
+              </w:rPr>
+              <w:t>Yes</w:t>
+            </w:r>
+          </w:p>
+        </w:tc>
+        <w:tc>
+          <w:tcPr>
+            <w:tcW w:type="dxa" w:w="2520"/>
+            <w:vAlign w:val="center"/>
+          </w:tcPr>
+          <w:p>
+            <w:pPr>
+              <w:keepLines/>
+              <w:spacing w:after="0"/>
+            </w:pPr>
+            <w:r>
+              <w:rPr>
+                <w:rFonts w:ascii="Arial" w:hAnsi="Arial" w:eastAsia="Arial" w:cs="Tahoma"/>
+                <w:sz w:val="18"/>
+              </w:rPr>
+            </w:r>
+            <w:r>
+              <w:rPr>
+                <w:rFonts w:ascii="Arial" w:hAnsi="Arial" w:eastAsia="Arial" w:cs="Tahoma"/>
+                <w:sz w:val="18"/>
+              </w:rPr>
+              <w:t>ISO-8601 ค.ศ.; nullable only when type includes null</w:t>
+            </w:r>
+          </w:p>
+        </w:tc>
+      </w:tr>
+      <w:tr>
+        <w:trPr>
+          <w:cantSplit/>
+        </w:trPr>
+        <w:tc>
+          <w:tcPr>
+            <w:tcW w:type="dxa" w:w="2520"/>
+            <w:vAlign w:val="center"/>
+          </w:tcPr>
+          <w:p>
+            <w:pPr>
+              <w:keepLines/>
+              <w:spacing w:after="0"/>
+            </w:pPr>
+            <w:r>
+              <w:rPr>
+                <w:rFonts w:ascii="Arial" w:hAnsi="Arial" w:eastAsia="Arial" w:cs="Tahoma"/>
+                <w:sz w:val="18"/>
+              </w:rPr>
+            </w:r>
+            <w:r>
+              <w:rPr>
+                <w:rFonts w:ascii="Arial" w:hAnsi="Arial" w:eastAsia="Arial" w:cs="Tahoma"/>
+                <w:sz w:val="18"/>
+              </w:rPr>
+              <w:t>costDetails</w:t>
+            </w:r>
+          </w:p>
+        </w:tc>
+        <w:tc>
+          <w:tcPr>
+            <w:tcW w:type="dxa" w:w="2520"/>
+            <w:vAlign w:val="center"/>
+          </w:tcPr>
+          <w:p>
+            <w:pPr>
+              <w:keepLines/>
+              <w:spacing w:after="0"/>
+            </w:pPr>
+            <w:r>
+              <w:rPr>
+                <w:rFonts w:ascii="Arial" w:hAnsi="Arial" w:eastAsia="Arial" w:cs="Tahoma"/>
+                <w:sz w:val="18"/>
+              </w:rPr>
+            </w:r>
+            <w:r>
+              <w:rPr>
+                <w:rFonts w:ascii="Arial" w:hAnsi="Arial" w:eastAsia="Arial" w:cs="Tahoma"/>
+                <w:sz w:val="18"/>
+              </w:rPr>
+              <w:t>array&lt;object&gt;</w:t>
+            </w:r>
+          </w:p>
+        </w:tc>
+        <w:tc>
+          <w:tcPr>
+            <w:tcW w:type="dxa" w:w="2520"/>
+            <w:vAlign w:val="center"/>
+          </w:tcPr>
+          <w:p>
+            <w:pPr>
+              <w:keepLines/>
+              <w:spacing w:after="0"/>
+            </w:pPr>
+            <w:r>
+              <w:rPr>
+                <w:rFonts w:ascii="Arial" w:hAnsi="Arial" w:eastAsia="Arial" w:cs="Tahoma"/>
+                <w:sz w:val="18"/>
+              </w:rPr>
+            </w:r>
+            <w:r>
+              <w:rPr>
+                <w:rFonts w:ascii="Arial" w:hAnsi="Arial" w:eastAsia="Arial" w:cs="Tahoma"/>
+                <w:sz w:val="18"/>
+              </w:rPr>
+              <w:t>Yes</w:t>
+            </w:r>
+          </w:p>
+        </w:tc>
+        <w:tc>
+          <w:tcPr>
+            <w:tcW w:type="dxa" w:w="2520"/>
+            <w:vAlign w:val="center"/>
+          </w:tcPr>
+          <w:p>
+            <w:pPr>
+              <w:keepLines/>
+              <w:spacing w:after="0"/>
+            </w:pPr>
+            <w:r>
+              <w:rPr>
+                <w:rFonts w:ascii="Arial" w:hAnsi="Arial" w:eastAsia="Arial" w:cs="Tahoma"/>
+                <w:sz w:val="18"/>
+              </w:rPr>
+            </w:r>
+            <w:r>
+              <w:rPr>
+                <w:rFonts w:ascii="Arial" w:hAnsi="Arial" w:eastAsia="Arial" w:cs="Tahoma"/>
+                <w:sz w:val="18"/>
+              </w:rPr>
+              <w:t>JSON array; element type shown in Type column</w:t>
+            </w:r>
+          </w:p>
+        </w:tc>
+      </w:tr>
+      <w:tr>
+        <w:trPr>
+          <w:cantSplit/>
+        </w:trPr>
+        <w:tc>
+          <w:tcPr>
+            <w:tcW w:type="dxa" w:w="2520"/>
+            <w:vAlign w:val="center"/>
+          </w:tcPr>
+          <w:p>
+            <w:pPr>
+              <w:keepLines/>
+              <w:spacing w:after="0"/>
+            </w:pPr>
+            <w:r>
+              <w:rPr>
+                <w:rFonts w:ascii="Arial" w:hAnsi="Arial" w:eastAsia="Arial" w:cs="Tahoma"/>
+                <w:sz w:val="18"/>
+              </w:rPr>
+            </w:r>
+            <w:r>
+              <w:rPr>
+                <w:rFonts w:ascii="Arial" w:hAnsi="Arial" w:eastAsia="Arial" w:cs="Tahoma"/>
+                <w:sz w:val="18"/>
+              </w:rPr>
+              <w:t>costDetails[].newStoreCode</w:t>
+            </w:r>
+          </w:p>
+        </w:tc>
+        <w:tc>
+          <w:tcPr>
+            <w:tcW w:type="dxa" w:w="2520"/>
+            <w:vAlign w:val="center"/>
+          </w:tcPr>
+          <w:p>
+            <w:pPr>
+              <w:keepLines/>
+              <w:spacing w:after="0"/>
+            </w:pPr>
+            <w:r>
+              <w:rPr>
+                <w:rFonts w:ascii="Arial" w:hAnsi="Arial" w:eastAsia="Arial" w:cs="Tahoma"/>
+                <w:sz w:val="18"/>
+              </w:rPr>
+            </w:r>
+            <w:r>
+              <w:rPr>
+                <w:rFonts w:ascii="Arial" w:hAnsi="Arial" w:eastAsia="Arial" w:cs="Tahoma"/>
+                <w:sz w:val="18"/>
+              </w:rPr>
+              <w:t>string</w:t>
+            </w:r>
+          </w:p>
+        </w:tc>
+        <w:tc>
+          <w:tcPr>
+            <w:tcW w:type="dxa" w:w="2520"/>
+            <w:vAlign w:val="center"/>
+          </w:tcPr>
+          <w:p>
+            <w:pPr>
+              <w:keepLines/>
+              <w:spacing w:after="0"/>
+            </w:pPr>
+            <w:r>
+              <w:rPr>
+                <w:rFonts w:ascii="Arial" w:hAnsi="Arial" w:eastAsia="Arial" w:cs="Tahoma"/>
+                <w:sz w:val="18"/>
+              </w:rPr>
+            </w:r>
+            <w:r>
+              <w:rPr>
+                <w:rFonts w:ascii="Arial" w:hAnsi="Arial" w:eastAsia="Arial" w:cs="Tahoma"/>
+                <w:sz w:val="18"/>
+              </w:rPr>
+              <w:t>Yes</w:t>
+            </w:r>
+          </w:p>
+        </w:tc>
+        <w:tc>
+          <w:tcPr>
+            <w:tcW w:type="dxa" w:w="2520"/>
+            <w:vAlign w:val="center"/>
+          </w:tcPr>
+          <w:p>
+            <w:pPr>
+              <w:keepLines/>
+              <w:spacing w:after="0"/>
+            </w:pPr>
+            <w:r>
+              <w:rPr>
+                <w:rFonts w:ascii="Arial" w:hAnsi="Arial" w:eastAsia="Arial" w:cs="Tahoma"/>
+                <w:sz w:val="18"/>
+              </w:rPr>
+            </w:r>
+            <w:r>
+              <w:rPr>
+                <w:rFonts w:ascii="Arial" w:hAnsi="Arial" w:eastAsia="Arial" w:cs="Tahoma"/>
+                <w:sz w:val="18"/>
+              </w:rPr>
+              <w:t>exactly 5 digits; preserve leading zero</w:t>
+            </w:r>
+          </w:p>
+        </w:tc>
+      </w:tr>
+      <w:tr>
+        <w:trPr>
+          <w:cantSplit/>
+        </w:trPr>
+        <w:tc>
+          <w:tcPr>
+            <w:tcW w:type="dxa" w:w="2520"/>
+            <w:vAlign w:val="center"/>
+          </w:tcPr>
+          <w:p>
+            <w:pPr>
+              <w:keepLines/>
+              <w:spacing w:after="0"/>
+            </w:pPr>
+            <w:r>
+              <w:rPr>
+                <w:rFonts w:ascii="Arial" w:hAnsi="Arial" w:eastAsia="Arial" w:cs="Tahoma"/>
+                <w:sz w:val="18"/>
+              </w:rPr>
+            </w:r>
+            <w:r>
+              <w:rPr>
+                <w:rFonts w:ascii="Arial" w:hAnsi="Arial" w:eastAsia="Arial" w:cs="Tahoma"/>
+                <w:sz w:val="18"/>
+              </w:rPr>
+              <w:t>costDetails[].costYear</w:t>
+            </w:r>
+          </w:p>
+        </w:tc>
+        <w:tc>
+          <w:tcPr>
+            <w:tcW w:type="dxa" w:w="2520"/>
+            <w:vAlign w:val="center"/>
+          </w:tcPr>
+          <w:p>
+            <w:pPr>
+              <w:keepLines/>
+              <w:spacing w:after="0"/>
+            </w:pPr>
+            <w:r>
+              <w:rPr>
+                <w:rFonts w:ascii="Arial" w:hAnsi="Arial" w:eastAsia="Arial" w:cs="Tahoma"/>
+                <w:sz w:val="18"/>
+              </w:rPr>
+            </w:r>
+            <w:r>
+              <w:rPr>
+                <w:rFonts w:ascii="Arial" w:hAnsi="Arial" w:eastAsia="Arial" w:cs="Tahoma"/>
+                <w:sz w:val="18"/>
+              </w:rPr>
+              <w:t>integer</w:t>
+            </w:r>
+          </w:p>
+        </w:tc>
+        <w:tc>
+          <w:tcPr>
+            <w:tcW w:type="dxa" w:w="2520"/>
+            <w:vAlign w:val="center"/>
+          </w:tcPr>
+          <w:p>
+            <w:pPr>
+              <w:keepLines/>
+              <w:spacing w:after="0"/>
+            </w:pPr>
+            <w:r>
+              <w:rPr>
+                <w:rFonts w:ascii="Arial" w:hAnsi="Arial" w:eastAsia="Arial" w:cs="Tahoma"/>
+                <w:sz w:val="18"/>
+              </w:rPr>
+            </w:r>
+            <w:r>
+              <w:rPr>
+                <w:rFonts w:ascii="Arial" w:hAnsi="Arial" w:eastAsia="Arial" w:cs="Tahoma"/>
+                <w:sz w:val="18"/>
+              </w:rPr>
+              <w:t>Yes</w:t>
+            </w:r>
+          </w:p>
+        </w:tc>
+        <w:tc>
+          <w:tcPr>
+            <w:tcW w:type="dxa" w:w="2520"/>
+            <w:vAlign w:val="center"/>
+          </w:tcPr>
+          <w:p>
+            <w:pPr>
+              <w:keepLines/>
+              <w:spacing w:after="0"/>
+            </w:pPr>
+            <w:r>
+              <w:rPr>
+                <w:rFonts w:ascii="Arial" w:hAnsi="Arial" w:eastAsia="Arial" w:cs="Tahoma"/>
+                <w:sz w:val="18"/>
+              </w:rPr>
+            </w:r>
+            <w:r>
+              <w:rPr>
+                <w:rFonts w:ascii="Arial" w:hAnsi="Arial" w:eastAsia="Arial" w:cs="Tahoma"/>
+                <w:sz w:val="18"/>
+              </w:rPr>
+              <w:t>UTF-8; use value domain described by endpoint purpose</w:t>
+            </w:r>
+          </w:p>
+        </w:tc>
+      </w:tr>
+      <w:tr>
+        <w:trPr>
+          <w:cantSplit/>
+        </w:trPr>
+        <w:tc>
+          <w:tcPr>
+            <w:tcW w:type="dxa" w:w="2520"/>
+            <w:vAlign w:val="center"/>
+          </w:tcPr>
+          <w:p>
+            <w:pPr>
+              <w:keepLines/>
+              <w:spacing w:after="0"/>
+            </w:pPr>
+            <w:r>
+              <w:rPr>
+                <w:rFonts w:ascii="Arial" w:hAnsi="Arial" w:eastAsia="Arial" w:cs="Tahoma"/>
+                <w:sz w:val="18"/>
+              </w:rPr>
+            </w:r>
+            <w:r>
+              <w:rPr>
+                <w:rFonts w:ascii="Arial" w:hAnsi="Arial" w:eastAsia="Arial" w:cs="Tahoma"/>
+                <w:sz w:val="18"/>
+              </w:rPr>
+              <w:t>costDetails[].costMonth</w:t>
+            </w:r>
+          </w:p>
+        </w:tc>
+        <w:tc>
+          <w:tcPr>
+            <w:tcW w:type="dxa" w:w="2520"/>
+            <w:vAlign w:val="center"/>
+          </w:tcPr>
+          <w:p>
+            <w:pPr>
+              <w:keepLines/>
+              <w:spacing w:after="0"/>
+            </w:pPr>
+            <w:r>
+              <w:rPr>
+                <w:rFonts w:ascii="Arial" w:hAnsi="Arial" w:eastAsia="Arial" w:cs="Tahoma"/>
+                <w:sz w:val="18"/>
+              </w:rPr>
+            </w:r>
+            <w:r>
+              <w:rPr>
+                <w:rFonts w:ascii="Arial" w:hAnsi="Arial" w:eastAsia="Arial" w:cs="Tahoma"/>
+                <w:sz w:val="18"/>
+              </w:rPr>
+              <w:t>integer</w:t>
+            </w:r>
+          </w:p>
+        </w:tc>
+        <w:tc>
+          <w:tcPr>
+            <w:tcW w:type="dxa" w:w="2520"/>
+            <w:vAlign w:val="center"/>
+          </w:tcPr>
+          <w:p>
+            <w:pPr>
+              <w:keepLines/>
+              <w:spacing w:after="0"/>
+            </w:pPr>
+            <w:r>
+              <w:rPr>
+                <w:rFonts w:ascii="Arial" w:hAnsi="Arial" w:eastAsia="Arial" w:cs="Tahoma"/>
+                <w:sz w:val="18"/>
+              </w:rPr>
+            </w:r>
+            <w:r>
+              <w:rPr>
+                <w:rFonts w:ascii="Arial" w:hAnsi="Arial" w:eastAsia="Arial" w:cs="Tahoma"/>
+                <w:sz w:val="18"/>
+              </w:rPr>
+              <w:t>Yes</w:t>
+            </w:r>
+          </w:p>
+        </w:tc>
+        <w:tc>
+          <w:tcPr>
+            <w:tcW w:type="dxa" w:w="2520"/>
+            <w:vAlign w:val="center"/>
+          </w:tcPr>
+          <w:p>
+            <w:pPr>
+              <w:keepLines/>
+              <w:spacing w:after="0"/>
+            </w:pPr>
+            <w:r>
+              <w:rPr>
+                <w:rFonts w:ascii="Arial" w:hAnsi="Arial" w:eastAsia="Arial" w:cs="Tahoma"/>
+                <w:sz w:val="18"/>
+              </w:rPr>
+            </w:r>
+            <w:r>
+              <w:rPr>
+                <w:rFonts w:ascii="Arial" w:hAnsi="Arial" w:eastAsia="Arial" w:cs="Tahoma"/>
+                <w:sz w:val="18"/>
+              </w:rPr>
+              <w:t>ISO-8601 ค.ศ.; nullable only when type includes null</w:t>
+            </w:r>
+          </w:p>
+        </w:tc>
+      </w:tr>
+      <w:tr>
+        <w:trPr>
+          <w:cantSplit/>
+        </w:trPr>
+        <w:tc>
+          <w:tcPr>
+            <w:tcW w:type="dxa" w:w="2520"/>
+            <w:vAlign w:val="center"/>
+          </w:tcPr>
+          <w:p>
+            <w:pPr>
+              <w:keepLines/>
+              <w:spacing w:after="0"/>
+            </w:pPr>
+            <w:r>
+              <w:rPr>
+                <w:rFonts w:ascii="Arial" w:hAnsi="Arial" w:eastAsia="Arial" w:cs="Tahoma"/>
+                <w:sz w:val="18"/>
+              </w:rPr>
+            </w:r>
+            <w:r>
+              <w:rPr>
+                <w:rFonts w:ascii="Arial" w:hAnsi="Arial" w:eastAsia="Arial" w:cs="Tahoma"/>
+                <w:sz w:val="18"/>
+              </w:rPr>
+              <w:t>costDetails[].costTargetN</w:t>
+            </w:r>
+          </w:p>
+        </w:tc>
+        <w:tc>
+          <w:tcPr>
+            <w:tcW w:type="dxa" w:w="2520"/>
+            <w:vAlign w:val="center"/>
+          </w:tcPr>
+          <w:p>
+            <w:pPr>
+              <w:keepLines/>
+              <w:spacing w:after="0"/>
+            </w:pPr>
+            <w:r>
+              <w:rPr>
+                <w:rFonts w:ascii="Arial" w:hAnsi="Arial" w:eastAsia="Arial" w:cs="Tahoma"/>
+                <w:sz w:val="18"/>
+              </w:rPr>
+            </w:r>
+            <w:r>
+              <w:rPr>
+                <w:rFonts w:ascii="Arial" w:hAnsi="Arial" w:eastAsia="Arial" w:cs="Tahoma"/>
+                <w:sz w:val="18"/>
+              </w:rPr>
+              <w:t>number</w:t>
+            </w:r>
+          </w:p>
+        </w:tc>
+        <w:tc>
+          <w:tcPr>
+            <w:tcW w:type="dxa" w:w="2520"/>
+            <w:vAlign w:val="center"/>
+          </w:tcPr>
+          <w:p>
+            <w:pPr>
+              <w:keepLines/>
+              <w:spacing w:after="0"/>
+            </w:pPr>
+            <w:r>
+              <w:rPr>
+                <w:rFonts w:ascii="Arial" w:hAnsi="Arial" w:eastAsia="Arial" w:cs="Tahoma"/>
+                <w:sz w:val="18"/>
+              </w:rPr>
+            </w:r>
+            <w:r>
+              <w:rPr>
+                <w:rFonts w:ascii="Arial" w:hAnsi="Arial" w:eastAsia="Arial" w:cs="Tahoma"/>
+                <w:sz w:val="18"/>
+              </w:rPr>
+              <w:t>Yes</w:t>
+            </w:r>
+          </w:p>
+        </w:tc>
+        <w:tc>
+          <w:tcPr>
+            <w:tcW w:type="dxa" w:w="2520"/>
+            <w:vAlign w:val="center"/>
+          </w:tcPr>
+          <w:p>
+            <w:pPr>
+              <w:keepLines/>
+              <w:spacing w:after="0"/>
+            </w:pPr>
+            <w:r>
+              <w:rPr>
+                <w:rFonts w:ascii="Arial" w:hAnsi="Arial" w:eastAsia="Arial" w:cs="Tahoma"/>
+                <w:sz w:val="18"/>
+              </w:rPr>
+            </w:r>
+            <w:r>
+              <w:rPr>
+                <w:rFonts w:ascii="Arial" w:hAnsi="Arial" w:eastAsia="Arial" w:cs="Tahoma"/>
+                <w:sz w:val="18"/>
+              </w:rPr>
+              <w:t>UTF-8; use value domain described by endpoint purpose</w:t>
+            </w:r>
+          </w:p>
+        </w:tc>
+      </w:tr>
+      <w:tr>
+        <w:trPr>
+          <w:cantSplit/>
+        </w:trPr>
+        <w:tc>
+          <w:tcPr>
+            <w:tcW w:type="dxa" w:w="2520"/>
+            <w:vAlign w:val="center"/>
+          </w:tcPr>
+          <w:p>
+            <w:pPr>
+              <w:keepLines/>
+              <w:spacing w:after="0"/>
+            </w:pPr>
+            <w:r>
+              <w:rPr>
+                <w:rFonts w:ascii="Arial" w:hAnsi="Arial" w:eastAsia="Arial" w:cs="Tahoma"/>
+                <w:sz w:val="18"/>
+              </w:rPr>
+            </w:r>
+            <w:r>
+              <w:rPr>
+                <w:rFonts w:ascii="Arial" w:hAnsi="Arial" w:eastAsia="Arial" w:cs="Tahoma"/>
+                <w:sz w:val="18"/>
+              </w:rPr>
+              <w:t>costDetails[].costAmountN</w:t>
+            </w:r>
+          </w:p>
+        </w:tc>
+        <w:tc>
+          <w:tcPr>
+            <w:tcW w:type="dxa" w:w="2520"/>
+            <w:vAlign w:val="center"/>
+          </w:tcPr>
+          <w:p>
+            <w:pPr>
+              <w:keepLines/>
+              <w:spacing w:after="0"/>
+            </w:pPr>
+            <w:r>
+              <w:rPr>
+                <w:rFonts w:ascii="Arial" w:hAnsi="Arial" w:eastAsia="Arial" w:cs="Tahoma"/>
+                <w:sz w:val="18"/>
+              </w:rPr>
+            </w:r>
+            <w:r>
+              <w:rPr>
+                <w:rFonts w:ascii="Arial" w:hAnsi="Arial" w:eastAsia="Arial" w:cs="Tahoma"/>
+                <w:sz w:val="18"/>
+              </w:rPr>
+              <w:t>number</w:t>
+            </w:r>
+          </w:p>
+        </w:tc>
+        <w:tc>
+          <w:tcPr>
+            <w:tcW w:type="dxa" w:w="2520"/>
+            <w:vAlign w:val="center"/>
+          </w:tcPr>
+          <w:p>
+            <w:pPr>
+              <w:keepLines/>
+              <w:spacing w:after="0"/>
+            </w:pPr>
+            <w:r>
+              <w:rPr>
+                <w:rFonts w:ascii="Arial" w:hAnsi="Arial" w:eastAsia="Arial" w:cs="Tahoma"/>
+                <w:sz w:val="18"/>
+              </w:rPr>
+            </w:r>
+            <w:r>
+              <w:rPr>
+                <w:rFonts w:ascii="Arial" w:hAnsi="Arial" w:eastAsia="Arial" w:cs="Tahoma"/>
+                <w:sz w:val="18"/>
+              </w:rPr>
+              <w:t>Yes</w:t>
+            </w:r>
+          </w:p>
+        </w:tc>
+        <w:tc>
+          <w:tcPr>
+            <w:tcW w:type="dxa" w:w="2520"/>
+            <w:vAlign w:val="center"/>
+          </w:tcPr>
+          <w:p>
+            <w:pPr>
+              <w:keepLines/>
+              <w:spacing w:after="0"/>
+            </w:pPr>
+            <w:r>
+              <w:rPr>
+                <w:rFonts w:ascii="Arial" w:hAnsi="Arial" w:eastAsia="Arial" w:cs="Tahoma"/>
+                <w:sz w:val="18"/>
+              </w:rPr>
+            </w:r>
+            <w:r>
+              <w:rPr>
+                <w:rFonts w:ascii="Arial" w:hAnsi="Arial" w:eastAsia="Arial" w:cs="Tahoma"/>
+                <w:sz w:val="18"/>
+              </w:rPr>
+              <w:t>number &gt;= 0 with 2 decimals</w:t>
+            </w:r>
+          </w:p>
+        </w:tc>
+      </w:tr>
+      <w:tr>
+        <w:trPr>
+          <w:cantSplit/>
+        </w:trPr>
+        <w:tc>
+          <w:tcPr>
+            <w:tcW w:type="dxa" w:w="2520"/>
+            <w:vAlign w:val="center"/>
+          </w:tcPr>
+          <w:p>
+            <w:pPr>
+              <w:keepLines/>
+              <w:spacing w:after="0"/>
+            </w:pPr>
+            <w:r>
+              <w:rPr>
+                <w:rFonts w:ascii="Arial" w:hAnsi="Arial" w:eastAsia="Arial" w:cs="Tahoma"/>
+                <w:sz w:val="18"/>
+              </w:rPr>
+            </w:r>
+            <w:r>
+              <w:rPr>
+                <w:rFonts w:ascii="Arial" w:hAnsi="Arial" w:eastAsia="Arial" w:cs="Tahoma"/>
+                <w:sz w:val="18"/>
+              </w:rPr>
+              <w:t>costDetails[].costTargetNc</w:t>
+            </w:r>
+          </w:p>
+        </w:tc>
+        <w:tc>
+          <w:tcPr>
+            <w:tcW w:type="dxa" w:w="2520"/>
+            <w:vAlign w:val="center"/>
+          </w:tcPr>
+          <w:p>
+            <w:pPr>
+              <w:keepLines/>
+              <w:spacing w:after="0"/>
+            </w:pPr>
+            <w:r>
+              <w:rPr>
+                <w:rFonts w:ascii="Arial" w:hAnsi="Arial" w:eastAsia="Arial" w:cs="Tahoma"/>
+                <w:sz w:val="18"/>
+              </w:rPr>
+            </w:r>
+            <w:r>
+              <w:rPr>
+                <w:rFonts w:ascii="Arial" w:hAnsi="Arial" w:eastAsia="Arial" w:cs="Tahoma"/>
+                <w:sz w:val="18"/>
+              </w:rPr>
+              <w:t>integer</w:t>
+            </w:r>
+          </w:p>
+        </w:tc>
+        <w:tc>
+          <w:tcPr>
+            <w:tcW w:type="dxa" w:w="2520"/>
+            <w:vAlign w:val="center"/>
+          </w:tcPr>
+          <w:p>
+            <w:pPr>
+              <w:keepLines/>
+              <w:spacing w:after="0"/>
+            </w:pPr>
+            <w:r>
+              <w:rPr>
+                <w:rFonts w:ascii="Arial" w:hAnsi="Arial" w:eastAsia="Arial" w:cs="Tahoma"/>
+                <w:sz w:val="18"/>
+              </w:rPr>
+            </w:r>
+            <w:r>
+              <w:rPr>
+                <w:rFonts w:ascii="Arial" w:hAnsi="Arial" w:eastAsia="Arial" w:cs="Tahoma"/>
+                <w:sz w:val="18"/>
+              </w:rPr>
+              <w:t>Yes</w:t>
+            </w:r>
+          </w:p>
+        </w:tc>
+        <w:tc>
+          <w:tcPr>
+            <w:tcW w:type="dxa" w:w="2520"/>
+            <w:vAlign w:val="center"/>
+          </w:tcPr>
+          <w:p>
+            <w:pPr>
+              <w:keepLines/>
+              <w:spacing w:after="0"/>
+            </w:pPr>
+            <w:r>
+              <w:rPr>
+                <w:rFonts w:ascii="Arial" w:hAnsi="Arial" w:eastAsia="Arial" w:cs="Tahoma"/>
+                <w:sz w:val="18"/>
+              </w:rPr>
+            </w:r>
+            <w:r>
+              <w:rPr>
+                <w:rFonts w:ascii="Arial" w:hAnsi="Arial" w:eastAsia="Arial" w:cs="Tahoma"/>
+                <w:sz w:val="18"/>
+              </w:rPr>
+              <w:t>UTF-8; use value domain described by endpoint purpose</w:t>
+            </w:r>
+          </w:p>
+        </w:tc>
+      </w:tr>
+      <w:tr>
+        <w:trPr>
+          <w:cantSplit/>
+        </w:trPr>
+        <w:tc>
+          <w:tcPr>
+            <w:tcW w:type="dxa" w:w="2520"/>
+            <w:vAlign w:val="center"/>
+          </w:tcPr>
+          <w:p>
+            <w:pPr>
+              <w:keepLines/>
+              <w:spacing w:after="0"/>
+            </w:pPr>
+            <w:r>
+              <w:rPr>
+                <w:rFonts w:ascii="Arial" w:hAnsi="Arial" w:eastAsia="Arial" w:cs="Tahoma"/>
+                <w:sz w:val="18"/>
+              </w:rPr>
+            </w:r>
+            <w:r>
+              <w:rPr>
+                <w:rFonts w:ascii="Arial" w:hAnsi="Arial" w:eastAsia="Arial" w:cs="Tahoma"/>
+                <w:sz w:val="18"/>
+              </w:rPr>
+              <w:t>costDetails[].costAmountNc</w:t>
+            </w:r>
+          </w:p>
+        </w:tc>
+        <w:tc>
+          <w:tcPr>
+            <w:tcW w:type="dxa" w:w="2520"/>
+            <w:vAlign w:val="center"/>
+          </w:tcPr>
+          <w:p>
+            <w:pPr>
+              <w:keepLines/>
+              <w:spacing w:after="0"/>
+            </w:pPr>
+            <w:r>
+              <w:rPr>
+                <w:rFonts w:ascii="Arial" w:hAnsi="Arial" w:eastAsia="Arial" w:cs="Tahoma"/>
+                <w:sz w:val="18"/>
+              </w:rPr>
+            </w:r>
+            <w:r>
+              <w:rPr>
+                <w:rFonts w:ascii="Arial" w:hAnsi="Arial" w:eastAsia="Arial" w:cs="Tahoma"/>
+                <w:sz w:val="18"/>
+              </w:rPr>
+              <w:t>integer</w:t>
+            </w:r>
+          </w:p>
+        </w:tc>
+        <w:tc>
+          <w:tcPr>
+            <w:tcW w:type="dxa" w:w="2520"/>
+            <w:vAlign w:val="center"/>
+          </w:tcPr>
+          <w:p>
+            <w:pPr>
+              <w:keepLines/>
+              <w:spacing w:after="0"/>
+            </w:pPr>
+            <w:r>
+              <w:rPr>
+                <w:rFonts w:ascii="Arial" w:hAnsi="Arial" w:eastAsia="Arial" w:cs="Tahoma"/>
+                <w:sz w:val="18"/>
+              </w:rPr>
+            </w:r>
+            <w:r>
+              <w:rPr>
+                <w:rFonts w:ascii="Arial" w:hAnsi="Arial" w:eastAsia="Arial" w:cs="Tahoma"/>
+                <w:sz w:val="18"/>
+              </w:rPr>
+              <w:t>Yes</w:t>
+            </w:r>
+          </w:p>
+        </w:tc>
+        <w:tc>
+          <w:tcPr>
+            <w:tcW w:type="dxa" w:w="2520"/>
+            <w:vAlign w:val="center"/>
+          </w:tcPr>
+          <w:p>
+            <w:pPr>
+              <w:keepLines/>
+              <w:spacing w:after="0"/>
+            </w:pPr>
+            <w:r>
+              <w:rPr>
+                <w:rFonts w:ascii="Arial" w:hAnsi="Arial" w:eastAsia="Arial" w:cs="Tahoma"/>
+                <w:sz w:val="18"/>
+              </w:rPr>
+            </w:r>
+            <w:r>
+              <w:rPr>
+                <w:rFonts w:ascii="Arial" w:hAnsi="Arial" w:eastAsia="Arial" w:cs="Tahoma"/>
+                <w:sz w:val="18"/>
+              </w:rPr>
+              <w:t>number &gt;= 0 with 2 decimals</w:t>
+            </w:r>
+          </w:p>
+        </w:tc>
+      </w:tr>
+      <w:tr>
+        <w:trPr>
+          <w:cantSplit/>
+        </w:trPr>
+        <w:tc>
+          <w:tcPr>
+            <w:tcW w:type="dxa" w:w="2520"/>
+            <w:vAlign w:val="center"/>
+          </w:tcPr>
+          <w:p>
+            <w:pPr>
+              <w:keepLines/>
+              <w:spacing w:after="0"/>
+            </w:pPr>
+            <w:r>
+              <w:rPr>
+                <w:rFonts w:ascii="Arial" w:hAnsi="Arial" w:eastAsia="Arial" w:cs="Tahoma"/>
+                <w:sz w:val="18"/>
+              </w:rPr>
+            </w:r>
+            <w:r>
+              <w:rPr>
+                <w:rFonts w:ascii="Arial" w:hAnsi="Arial" w:eastAsia="Arial" w:cs="Tahoma"/>
+                <w:sz w:val="18"/>
+              </w:rPr>
+              <w:t>compensationHistories</w:t>
+            </w:r>
+          </w:p>
+        </w:tc>
+        <w:tc>
+          <w:tcPr>
+            <w:tcW w:type="dxa" w:w="2520"/>
+            <w:vAlign w:val="center"/>
+          </w:tcPr>
+          <w:p>
+            <w:pPr>
+              <w:keepLines/>
+              <w:spacing w:after="0"/>
+            </w:pPr>
+            <w:r>
+              <w:rPr>
+                <w:rFonts w:ascii="Arial" w:hAnsi="Arial" w:eastAsia="Arial" w:cs="Tahoma"/>
+                <w:sz w:val="18"/>
+              </w:rPr>
+            </w:r>
+            <w:r>
+              <w:rPr>
+                <w:rFonts w:ascii="Arial" w:hAnsi="Arial" w:eastAsia="Arial" w:cs="Tahoma"/>
+                <w:sz w:val="18"/>
+              </w:rPr>
+              <w:t>array&lt;object&gt;</w:t>
+            </w:r>
+          </w:p>
+        </w:tc>
+        <w:tc>
+          <w:tcPr>
+            <w:tcW w:type="dxa" w:w="2520"/>
+            <w:vAlign w:val="center"/>
+          </w:tcPr>
+          <w:p>
+            <w:pPr>
+              <w:keepLines/>
+              <w:spacing w:after="0"/>
+            </w:pPr>
+            <w:r>
+              <w:rPr>
+                <w:rFonts w:ascii="Arial" w:hAnsi="Arial" w:eastAsia="Arial" w:cs="Tahoma"/>
+                <w:sz w:val="18"/>
+              </w:rPr>
+            </w:r>
+            <w:r>
+              <w:rPr>
+                <w:rFonts w:ascii="Arial" w:hAnsi="Arial" w:eastAsia="Arial" w:cs="Tahoma"/>
+                <w:sz w:val="18"/>
+              </w:rPr>
+              <w:t>Yes</w:t>
+            </w:r>
+          </w:p>
+        </w:tc>
+        <w:tc>
+          <w:tcPr>
+            <w:tcW w:type="dxa" w:w="2520"/>
+            <w:vAlign w:val="center"/>
+          </w:tcPr>
+          <w:p>
+            <w:pPr>
+              <w:keepLines/>
+              <w:spacing w:after="0"/>
+            </w:pPr>
+            <w:r>
+              <w:rPr>
+                <w:rFonts w:ascii="Arial" w:hAnsi="Arial" w:eastAsia="Arial" w:cs="Tahoma"/>
+                <w:sz w:val="18"/>
+              </w:rPr>
+            </w:r>
+            <w:r>
+              <w:rPr>
+                <w:rFonts w:ascii="Arial" w:hAnsi="Arial" w:eastAsia="Arial" w:cs="Tahoma"/>
+                <w:sz w:val="18"/>
+              </w:rPr>
+              <w:t>JSON array; element type shown in Type column</w:t>
+            </w:r>
+          </w:p>
+        </w:tc>
+      </w:tr>
+      <w:tr>
+        <w:trPr>
+          <w:cantSplit/>
+        </w:trPr>
+        <w:tc>
+          <w:tcPr>
+            <w:tcW w:type="dxa" w:w="2520"/>
+            <w:vAlign w:val="center"/>
+          </w:tcPr>
+          <w:p>
+            <w:pPr>
+              <w:keepLines/>
+              <w:spacing w:after="0"/>
+            </w:pPr>
+            <w:r>
+              <w:rPr>
+                <w:rFonts w:ascii="Arial" w:hAnsi="Arial" w:eastAsia="Arial" w:cs="Tahoma"/>
+                <w:sz w:val="18"/>
+              </w:rPr>
+            </w:r>
+            <w:r>
+              <w:rPr>
+                <w:rFonts w:ascii="Arial" w:hAnsi="Arial" w:eastAsia="Arial" w:cs="Tahoma"/>
+                <w:sz w:val="18"/>
+              </w:rPr>
+              <w:t>compensationHistories[].submitAccountMonth</w:t>
+            </w:r>
+          </w:p>
+        </w:tc>
+        <w:tc>
+          <w:tcPr>
+            <w:tcW w:type="dxa" w:w="2520"/>
+            <w:vAlign w:val="center"/>
+          </w:tcPr>
+          <w:p>
+            <w:pPr>
+              <w:keepLines/>
+              <w:spacing w:after="0"/>
+            </w:pPr>
+            <w:r>
+              <w:rPr>
+                <w:rFonts w:ascii="Arial" w:hAnsi="Arial" w:eastAsia="Arial" w:cs="Tahoma"/>
+                <w:sz w:val="18"/>
+              </w:rPr>
+            </w:r>
+            <w:r>
+              <w:rPr>
+                <w:rFonts w:ascii="Arial" w:hAnsi="Arial" w:eastAsia="Arial" w:cs="Tahoma"/>
+                <w:sz w:val="18"/>
+              </w:rPr>
+              <w:t>string</w:t>
+            </w:r>
+          </w:p>
+        </w:tc>
+        <w:tc>
+          <w:tcPr>
+            <w:tcW w:type="dxa" w:w="2520"/>
+            <w:vAlign w:val="center"/>
+          </w:tcPr>
+          <w:p>
+            <w:pPr>
+              <w:keepLines/>
+              <w:spacing w:after="0"/>
+            </w:pPr>
+            <w:r>
+              <w:rPr>
+                <w:rFonts w:ascii="Arial" w:hAnsi="Arial" w:eastAsia="Arial" w:cs="Tahoma"/>
+                <w:sz w:val="18"/>
+              </w:rPr>
+            </w:r>
+            <w:r>
+              <w:rPr>
+                <w:rFonts w:ascii="Arial" w:hAnsi="Arial" w:eastAsia="Arial" w:cs="Tahoma"/>
+                <w:sz w:val="18"/>
+              </w:rPr>
+              <w:t>Yes</w:t>
+            </w:r>
+          </w:p>
+        </w:tc>
+        <w:tc>
+          <w:tcPr>
+            <w:tcW w:type="dxa" w:w="2520"/>
+            <w:vAlign w:val="center"/>
+          </w:tcPr>
+          <w:p>
+            <w:pPr>
+              <w:keepLines/>
+              <w:spacing w:after="0"/>
+            </w:pPr>
+            <w:r>
+              <w:rPr>
+                <w:rFonts w:ascii="Arial" w:hAnsi="Arial" w:eastAsia="Arial" w:cs="Tahoma"/>
+                <w:sz w:val="18"/>
+              </w:rPr>
+            </w:r>
+            <w:r>
+              <w:rPr>
+                <w:rFonts w:ascii="Arial" w:hAnsi="Arial" w:eastAsia="Arial" w:cs="Tahoma"/>
+                <w:sz w:val="18"/>
+              </w:rPr>
+              <w:t>ISO-8601 ค.ศ.; nullable only when type includes null</w:t>
+            </w:r>
+          </w:p>
+        </w:tc>
+      </w:tr>
+      <w:tr>
+        <w:trPr>
+          <w:cantSplit/>
+        </w:trPr>
+        <w:tc>
+          <w:tcPr>
+            <w:tcW w:type="dxa" w:w="2520"/>
+            <w:vAlign w:val="center"/>
+          </w:tcPr>
+          <w:p>
+            <w:pPr>
+              <w:keepLines/>
+              <w:spacing w:after="0"/>
+            </w:pPr>
+            <w:r>
+              <w:rPr>
+                <w:rFonts w:ascii="Arial" w:hAnsi="Arial" w:eastAsia="Arial" w:cs="Tahoma"/>
+                <w:sz w:val="18"/>
+              </w:rPr>
+            </w:r>
+            <w:r>
+              <w:rPr>
+                <w:rFonts w:ascii="Arial" w:hAnsi="Arial" w:eastAsia="Arial" w:cs="Tahoma"/>
+                <w:sz w:val="18"/>
+              </w:rPr>
+              <w:t>compensationHistories[].compensationAmount</w:t>
+            </w:r>
+          </w:p>
+        </w:tc>
+        <w:tc>
+          <w:tcPr>
+            <w:tcW w:type="dxa" w:w="2520"/>
+            <w:vAlign w:val="center"/>
+          </w:tcPr>
+          <w:p>
+            <w:pPr>
+              <w:keepLines/>
+              <w:spacing w:after="0"/>
+            </w:pPr>
+            <w:r>
+              <w:rPr>
+                <w:rFonts w:ascii="Arial" w:hAnsi="Arial" w:eastAsia="Arial" w:cs="Tahoma"/>
+                <w:sz w:val="18"/>
+              </w:rPr>
+            </w:r>
+            <w:r>
+              <w:rPr>
+                <w:rFonts w:ascii="Arial" w:hAnsi="Arial" w:eastAsia="Arial" w:cs="Tahoma"/>
+                <w:sz w:val="18"/>
+              </w:rPr>
+              <w:t>number</w:t>
+            </w:r>
+          </w:p>
+        </w:tc>
+        <w:tc>
+          <w:tcPr>
+            <w:tcW w:type="dxa" w:w="2520"/>
+            <w:vAlign w:val="center"/>
+          </w:tcPr>
+          <w:p>
+            <w:pPr>
+              <w:keepLines/>
+              <w:spacing w:after="0"/>
+            </w:pPr>
+            <w:r>
+              <w:rPr>
+                <w:rFonts w:ascii="Arial" w:hAnsi="Arial" w:eastAsia="Arial" w:cs="Tahoma"/>
+                <w:sz w:val="18"/>
+              </w:rPr>
+            </w:r>
+            <w:r>
+              <w:rPr>
+                <w:rFonts w:ascii="Arial" w:hAnsi="Arial" w:eastAsia="Arial" w:cs="Tahoma"/>
+                <w:sz w:val="18"/>
+              </w:rPr>
+              <w:t>Yes</w:t>
+            </w:r>
+          </w:p>
+        </w:tc>
+        <w:tc>
+          <w:tcPr>
+            <w:tcW w:type="dxa" w:w="2520"/>
+            <w:vAlign w:val="center"/>
+          </w:tcPr>
+          <w:p>
+            <w:pPr>
+              <w:keepLines/>
+              <w:spacing w:after="0"/>
+            </w:pPr>
+            <w:r>
+              <w:rPr>
+                <w:rFonts w:ascii="Arial" w:hAnsi="Arial" w:eastAsia="Arial" w:cs="Tahoma"/>
+                <w:sz w:val="18"/>
+              </w:rPr>
+            </w:r>
+            <w:r>
+              <w:rPr>
+                <w:rFonts w:ascii="Arial" w:hAnsi="Arial" w:eastAsia="Arial" w:cs="Tahoma"/>
+                <w:sz w:val="18"/>
+              </w:rPr>
+              <w:t xml:space="preserve">number &gt;= 0 with 2 decimals · ⚠️ มาจากคนละคอลัมน์ตามที่อยู่: ใน </w:t>
+            </w:r>
+            <w:r>
+              <w:rPr>
+                <w:rFonts w:ascii="Courier New" w:hAnsi="Courier New" w:eastAsia="Courier New" w:cs="Tahoma"/>
+                <w:sz w:val="18"/>
+              </w:rPr>
+              <w:t>newStores[]</w:t>
+            </w:r>
+            <w:r>
+              <w:rPr>
+                <w:rFonts w:ascii="Arial" w:hAnsi="Arial" w:eastAsia="Arial" w:cs="Tahoma"/>
+                <w:sz w:val="18"/>
+              </w:rPr>
+              <w:t xml:space="preserve"> = </w:t>
+            </w:r>
+            <w:r>
+              <w:rPr>
+                <w:rFonts w:ascii="Courier New" w:hAnsi="Courier New" w:eastAsia="Courier New" w:cs="Tahoma"/>
+                <w:sz w:val="18"/>
+              </w:rPr>
+              <w:t>sgi_document_new_stores.compensation_amount</w:t>
+            </w:r>
+            <w:r>
+              <w:rPr>
+                <w:rFonts w:ascii="Arial" w:hAnsi="Arial" w:eastAsia="Arial" w:cs="Tahoma"/>
+                <w:sz w:val="18"/>
+              </w:rPr>
+              <w:t xml:space="preserve"> · ใน </w:t>
+            </w:r>
+            <w:r>
+              <w:rPr>
+                <w:rFonts w:ascii="Courier New" w:hAnsi="Courier New" w:eastAsia="Courier New" w:cs="Tahoma"/>
+                <w:sz w:val="18"/>
+              </w:rPr>
+              <w:t>compensationHistories[]</w:t>
+            </w:r>
+            <w:r>
+              <w:rPr>
+                <w:rFonts w:ascii="Arial" w:hAnsi="Arial" w:eastAsia="Arial" w:cs="Tahoma"/>
+                <w:sz w:val="18"/>
+              </w:rPr>
+              <w:t xml:space="preserve"> = </w:t>
+            </w:r>
+            <w:r>
+              <w:rPr>
+                <w:rFonts w:ascii="Courier New" w:hAnsi="Courier New" w:eastAsia="Courier New" w:cs="Tahoma"/>
+                <w:sz w:val="18"/>
+              </w:rPr>
+              <w:t>sgi_compensation_histories.compensate_amount</w:t>
+            </w:r>
+          </w:p>
+        </w:tc>
+      </w:tr>
+      <w:tr>
+        <w:trPr>
+          <w:cantSplit/>
+        </w:trPr>
+        <w:tc>
+          <w:tcPr>
+            <w:tcW w:type="dxa" w:w="2520"/>
+            <w:vAlign w:val="center"/>
+          </w:tcPr>
+          <w:p>
+            <w:pPr>
+              <w:keepLines/>
+              <w:spacing w:after="0"/>
+            </w:pPr>
+            <w:r>
+              <w:rPr>
+                <w:rFonts w:ascii="Arial" w:hAnsi="Arial" w:eastAsia="Arial" w:cs="Tahoma"/>
+                <w:sz w:val="18"/>
+              </w:rPr>
+            </w:r>
+            <w:r>
+              <w:rPr>
+                <w:rFonts w:ascii="Arial" w:hAnsi="Arial" w:eastAsia="Arial" w:cs="Tahoma"/>
+                <w:sz w:val="18"/>
+              </w:rPr>
+              <w:t>compensationHistories[].refDocNo</w:t>
+            </w:r>
+          </w:p>
+        </w:tc>
+        <w:tc>
+          <w:tcPr>
+            <w:tcW w:type="dxa" w:w="2520"/>
+            <w:vAlign w:val="center"/>
+          </w:tcPr>
+          <w:p>
+            <w:pPr>
+              <w:keepLines/>
+              <w:spacing w:after="0"/>
+            </w:pPr>
+            <w:r>
+              <w:rPr>
+                <w:rFonts w:ascii="Arial" w:hAnsi="Arial" w:eastAsia="Arial" w:cs="Tahoma"/>
+                <w:sz w:val="18"/>
+              </w:rPr>
+            </w:r>
+            <w:r>
+              <w:rPr>
+                <w:rFonts w:ascii="Arial" w:hAnsi="Arial" w:eastAsia="Arial" w:cs="Tahoma"/>
+                <w:sz w:val="18"/>
+              </w:rPr>
+              <w:t>string</w:t>
+            </w:r>
+          </w:p>
+        </w:tc>
+        <w:tc>
+          <w:tcPr>
+            <w:tcW w:type="dxa" w:w="2520"/>
+            <w:vAlign w:val="center"/>
+          </w:tcPr>
+          <w:p>
+            <w:pPr>
+              <w:keepLines/>
+              <w:spacing w:after="0"/>
+            </w:pPr>
+            <w:r>
+              <w:rPr>
+                <w:rFonts w:ascii="Arial" w:hAnsi="Arial" w:eastAsia="Arial" w:cs="Tahoma"/>
+                <w:sz w:val="18"/>
+              </w:rPr>
+            </w:r>
+            <w:r>
+              <w:rPr>
+                <w:rFonts w:ascii="Arial" w:hAnsi="Arial" w:eastAsia="Arial" w:cs="Tahoma"/>
+                <w:sz w:val="18"/>
+              </w:rPr>
+              <w:t>Yes</w:t>
+            </w:r>
+          </w:p>
+        </w:tc>
+        <w:tc>
+          <w:tcPr>
+            <w:tcW w:type="dxa" w:w="2520"/>
+            <w:vAlign w:val="center"/>
+          </w:tcPr>
+          <w:p>
+            <w:pPr>
+              <w:keepLines/>
+              <w:spacing w:after="0"/>
+            </w:pPr>
+            <w:r>
+              <w:rPr>
+                <w:rFonts w:ascii="Arial" w:hAnsi="Arial" w:eastAsia="Arial" w:cs="Tahoma"/>
+                <w:sz w:val="18"/>
+              </w:rPr>
+            </w:r>
+            <w:r>
+              <w:rPr>
+                <w:rFonts w:ascii="Arial" w:hAnsi="Arial" w:eastAsia="Arial" w:cs="Tahoma"/>
+                <w:sz w:val="18"/>
+              </w:rPr>
+              <w:t>UTF-8; use value domain described by endpoint purpose</w:t>
+            </w:r>
+          </w:p>
+        </w:tc>
+      </w:tr>
+      <w:tr>
+        <w:trPr>
+          <w:cantSplit/>
+        </w:trPr>
+        <w:tc>
+          <w:tcPr>
+            <w:tcW w:type="dxa" w:w="2520"/>
+            <w:vAlign w:val="center"/>
+          </w:tcPr>
+          <w:p>
+            <w:pPr>
+              <w:keepLines/>
+              <w:spacing w:after="0"/>
+            </w:pPr>
+            <w:r>
+              <w:rPr>
+                <w:rFonts w:ascii="Arial" w:hAnsi="Arial" w:eastAsia="Arial" w:cs="Tahoma"/>
+                <w:sz w:val="18"/>
+              </w:rPr>
+            </w:r>
+            <w:r>
+              <w:rPr>
+                <w:rFonts w:ascii="Arial" w:hAnsi="Arial" w:eastAsia="Arial" w:cs="Tahoma"/>
+                <w:sz w:val="18"/>
+              </w:rPr>
+              <w:t>compensationHistories[].accountingStatus</w:t>
+            </w:r>
+          </w:p>
+        </w:tc>
+        <w:tc>
+          <w:tcPr>
+            <w:tcW w:type="dxa" w:w="2520"/>
+            <w:vAlign w:val="center"/>
+          </w:tcPr>
+          <w:p>
+            <w:pPr>
+              <w:keepLines/>
+              <w:spacing w:after="0"/>
+            </w:pPr>
+            <w:r>
+              <w:rPr>
+                <w:rFonts w:ascii="Arial" w:hAnsi="Arial" w:eastAsia="Arial" w:cs="Tahoma"/>
+                <w:sz w:val="18"/>
+              </w:rPr>
+            </w:r>
+            <w:r>
+              <w:rPr>
+                <w:rFonts w:ascii="Arial" w:hAnsi="Arial" w:eastAsia="Arial" w:cs="Tahoma"/>
+                <w:sz w:val="18"/>
+              </w:rPr>
+              <w:t>string</w:t>
+            </w:r>
+          </w:p>
+        </w:tc>
+        <w:tc>
+          <w:tcPr>
+            <w:tcW w:type="dxa" w:w="2520"/>
+            <w:vAlign w:val="center"/>
+          </w:tcPr>
+          <w:p>
+            <w:pPr>
+              <w:keepLines/>
+              <w:spacing w:after="0"/>
+            </w:pPr>
+            <w:r>
+              <w:rPr>
+                <w:rFonts w:ascii="Arial" w:hAnsi="Arial" w:eastAsia="Arial" w:cs="Tahoma"/>
+                <w:sz w:val="18"/>
+              </w:rPr>
+            </w:r>
+            <w:r>
+              <w:rPr>
+                <w:rFonts w:ascii="Arial" w:hAnsi="Arial" w:eastAsia="Arial" w:cs="Tahoma"/>
+                <w:sz w:val="18"/>
+              </w:rPr>
+              <w:t>Yes</w:t>
+            </w:r>
+          </w:p>
+        </w:tc>
+        <w:tc>
+          <w:tcPr>
+            <w:tcW w:type="dxa" w:w="2520"/>
+            <w:vAlign w:val="center"/>
+          </w:tcPr>
+          <w:p>
+            <w:pPr>
+              <w:keepLines/>
+              <w:spacing w:after="0"/>
+            </w:pPr>
+            <w:r>
+              <w:rPr>
+                <w:rFonts w:ascii="Arial" w:hAnsi="Arial" w:eastAsia="Arial" w:cs="Tahoma"/>
+                <w:sz w:val="18"/>
+              </w:rPr>
+            </w:r>
+            <w:r>
+              <w:rPr>
+                <w:rFonts w:ascii="Arial" w:hAnsi="Arial" w:eastAsia="Arial" w:cs="Tahoma"/>
+                <w:sz w:val="18"/>
+              </w:rPr>
+              <w:t>UTF-8; use value domain described by endpoint purpose</w:t>
+            </w:r>
+          </w:p>
+        </w:tc>
+      </w:tr>
+      <w:tr>
+        <w:trPr>
+          <w:cantSplit/>
+        </w:trPr>
+        <w:tc>
+          <w:tcPr>
+            <w:tcW w:type="dxa" w:w="2520"/>
+            <w:vAlign w:val="center"/>
+          </w:tcPr>
+          <w:p>
+            <w:pPr>
+              <w:keepLines/>
+              <w:spacing w:after="0"/>
+            </w:pPr>
+            <w:r>
+              <w:rPr>
+                <w:rFonts w:ascii="Arial" w:hAnsi="Arial" w:eastAsia="Arial" w:cs="Tahoma"/>
+                <w:sz w:val="18"/>
+              </w:rPr>
+            </w:r>
+            <w:r>
+              <w:rPr>
+                <w:rFonts w:ascii="Arial" w:hAnsi="Arial" w:eastAsia="Arial" w:cs="Tahoma"/>
+                <w:sz w:val="18"/>
+              </w:rPr>
+              <w:t>considerationLogs</w:t>
+            </w:r>
+          </w:p>
+        </w:tc>
+        <w:tc>
+          <w:tcPr>
+            <w:tcW w:type="dxa" w:w="2520"/>
+            <w:vAlign w:val="center"/>
+          </w:tcPr>
+          <w:p>
+            <w:pPr>
+              <w:keepLines/>
+              <w:spacing w:after="0"/>
+            </w:pPr>
+            <w:r>
+              <w:rPr>
+                <w:rFonts w:ascii="Arial" w:hAnsi="Arial" w:eastAsia="Arial" w:cs="Tahoma"/>
+                <w:sz w:val="18"/>
+              </w:rPr>
+            </w:r>
+            <w:r>
+              <w:rPr>
+                <w:rFonts w:ascii="Arial" w:hAnsi="Arial" w:eastAsia="Arial" w:cs="Tahoma"/>
+                <w:sz w:val="18"/>
+              </w:rPr>
+              <w:t>array&lt;object&gt;</w:t>
+            </w:r>
+          </w:p>
+        </w:tc>
+        <w:tc>
+          <w:tcPr>
+            <w:tcW w:type="dxa" w:w="2520"/>
+            <w:vAlign w:val="center"/>
+          </w:tcPr>
+          <w:p>
+            <w:pPr>
+              <w:keepLines/>
+              <w:spacing w:after="0"/>
+            </w:pPr>
+            <w:r>
+              <w:rPr>
+                <w:rFonts w:ascii="Arial" w:hAnsi="Arial" w:eastAsia="Arial" w:cs="Tahoma"/>
+                <w:sz w:val="18"/>
+              </w:rPr>
+            </w:r>
+            <w:r>
+              <w:rPr>
+                <w:rFonts w:ascii="Arial" w:hAnsi="Arial" w:eastAsia="Arial" w:cs="Tahoma"/>
+                <w:sz w:val="18"/>
+              </w:rPr>
+              <w:t>Yes</w:t>
+            </w:r>
+          </w:p>
+        </w:tc>
+        <w:tc>
+          <w:tcPr>
+            <w:tcW w:type="dxa" w:w="2520"/>
+            <w:vAlign w:val="center"/>
+          </w:tcPr>
+          <w:p>
+            <w:pPr>
+              <w:keepLines/>
+              <w:spacing w:after="0"/>
+            </w:pPr>
+            <w:r>
+              <w:rPr>
+                <w:rFonts w:ascii="Arial" w:hAnsi="Arial" w:eastAsia="Arial" w:cs="Tahoma"/>
+                <w:sz w:val="18"/>
+              </w:rPr>
+            </w:r>
+            <w:r>
+              <w:rPr>
+                <w:rFonts w:ascii="Arial" w:hAnsi="Arial" w:eastAsia="Arial" w:cs="Tahoma"/>
+                <w:sz w:val="18"/>
+              </w:rPr>
+              <w:t>JSON array; element type shown in Type column</w:t>
+            </w:r>
+          </w:p>
+        </w:tc>
+      </w:tr>
+      <w:tr>
+        <w:trPr>
+          <w:cantSplit/>
+        </w:trPr>
+        <w:tc>
+          <w:tcPr>
+            <w:tcW w:type="dxa" w:w="2520"/>
+            <w:vAlign w:val="center"/>
+          </w:tcPr>
+          <w:p>
+            <w:pPr>
+              <w:keepLines/>
+              <w:spacing w:after="0"/>
+            </w:pPr>
+            <w:r>
+              <w:rPr>
+                <w:rFonts w:ascii="Arial" w:hAnsi="Arial" w:eastAsia="Arial" w:cs="Tahoma"/>
+                <w:sz w:val="18"/>
+              </w:rPr>
+            </w:r>
+            <w:r>
+              <w:rPr>
+                <w:rFonts w:ascii="Arial" w:hAnsi="Arial" w:eastAsia="Arial" w:cs="Tahoma"/>
+                <w:sz w:val="18"/>
+              </w:rPr>
+              <w:t>considerationLogs[].sectionCode</w:t>
+            </w:r>
+          </w:p>
+        </w:tc>
+        <w:tc>
+          <w:tcPr>
+            <w:tcW w:type="dxa" w:w="2520"/>
+            <w:vAlign w:val="center"/>
+          </w:tcPr>
+          <w:p>
+            <w:pPr>
+              <w:keepLines/>
+              <w:spacing w:after="0"/>
+            </w:pPr>
+            <w:r>
+              <w:rPr>
+                <w:rFonts w:ascii="Arial" w:hAnsi="Arial" w:eastAsia="Arial" w:cs="Tahoma"/>
+                <w:sz w:val="18"/>
+              </w:rPr>
+            </w:r>
+            <w:r>
+              <w:rPr>
+                <w:rFonts w:ascii="Arial" w:hAnsi="Arial" w:eastAsia="Arial" w:cs="Tahoma"/>
+                <w:sz w:val="18"/>
+              </w:rPr>
+              <w:t>string</w:t>
+            </w:r>
+          </w:p>
+        </w:tc>
+        <w:tc>
+          <w:tcPr>
+            <w:tcW w:type="dxa" w:w="2520"/>
+            <w:vAlign w:val="center"/>
+          </w:tcPr>
+          <w:p>
+            <w:pPr>
+              <w:keepLines/>
+              <w:spacing w:after="0"/>
+            </w:pPr>
+            <w:r>
+              <w:rPr>
+                <w:rFonts w:ascii="Arial" w:hAnsi="Arial" w:eastAsia="Arial" w:cs="Tahoma"/>
+                <w:sz w:val="18"/>
+              </w:rPr>
+            </w:r>
+            <w:r>
+              <w:rPr>
+                <w:rFonts w:ascii="Arial" w:hAnsi="Arial" w:eastAsia="Arial" w:cs="Tahoma"/>
+                <w:sz w:val="18"/>
+              </w:rPr>
+              <w:t>Yes</w:t>
+            </w:r>
+          </w:p>
+        </w:tc>
+        <w:tc>
+          <w:tcPr>
+            <w:tcW w:type="dxa" w:w="2520"/>
+            <w:vAlign w:val="center"/>
+          </w:tcPr>
+          <w:p>
+            <w:pPr>
+              <w:keepLines/>
+              <w:spacing w:after="0"/>
+            </w:pPr>
+            <w:r>
+              <w:rPr>
+                <w:rFonts w:ascii="Arial" w:hAnsi="Arial" w:eastAsia="Arial" w:cs="Tahoma"/>
+                <w:sz w:val="18"/>
+              </w:rPr>
+            </w:r>
+            <w:r>
+              <w:rPr>
+                <w:rFonts w:ascii="Arial" w:hAnsi="Arial" w:eastAsia="Arial" w:cs="Tahoma"/>
+                <w:sz w:val="18"/>
+              </w:rPr>
+              <w:t>canonical code; do not replace with display label</w:t>
+            </w:r>
+          </w:p>
+        </w:tc>
+      </w:tr>
+      <w:tr>
+        <w:trPr>
+          <w:cantSplit/>
+        </w:trPr>
+        <w:tc>
+          <w:tcPr>
+            <w:tcW w:type="dxa" w:w="2520"/>
+            <w:vAlign w:val="center"/>
+          </w:tcPr>
+          <w:p>
+            <w:pPr>
+              <w:keepLines/>
+              <w:spacing w:after="0"/>
+            </w:pPr>
+            <w:r>
+              <w:rPr>
+                <w:rFonts w:ascii="Arial" w:hAnsi="Arial" w:eastAsia="Arial" w:cs="Tahoma"/>
+                <w:sz w:val="18"/>
+              </w:rPr>
+            </w:r>
+            <w:r>
+              <w:rPr>
+                <w:rFonts w:ascii="Arial" w:hAnsi="Arial" w:eastAsia="Arial" w:cs="Tahoma"/>
+                <w:sz w:val="18"/>
+              </w:rPr>
+              <w:t>considerationLogs[].result</w:t>
+            </w:r>
+          </w:p>
+        </w:tc>
+        <w:tc>
+          <w:tcPr>
+            <w:tcW w:type="dxa" w:w="2520"/>
+            <w:vAlign w:val="center"/>
+          </w:tcPr>
+          <w:p>
+            <w:pPr>
+              <w:keepLines/>
+              <w:spacing w:after="0"/>
+            </w:pPr>
+            <w:r>
+              <w:rPr>
+                <w:rFonts w:ascii="Arial" w:hAnsi="Arial" w:eastAsia="Arial" w:cs="Tahoma"/>
+                <w:sz w:val="18"/>
+              </w:rPr>
+            </w:r>
+            <w:r>
+              <w:rPr>
+                <w:rFonts w:ascii="Arial" w:hAnsi="Arial" w:eastAsia="Arial" w:cs="Tahoma"/>
+                <w:sz w:val="18"/>
+              </w:rPr>
+              <w:t>string</w:t>
+            </w:r>
+          </w:p>
+        </w:tc>
+        <w:tc>
+          <w:tcPr>
+            <w:tcW w:type="dxa" w:w="2520"/>
+            <w:vAlign w:val="center"/>
+          </w:tcPr>
+          <w:p>
+            <w:pPr>
+              <w:keepLines/>
+              <w:spacing w:after="0"/>
+            </w:pPr>
+            <w:r>
+              <w:rPr>
+                <w:rFonts w:ascii="Arial" w:hAnsi="Arial" w:eastAsia="Arial" w:cs="Tahoma"/>
+                <w:sz w:val="18"/>
+              </w:rPr>
+            </w:r>
+            <w:r>
+              <w:rPr>
+                <w:rFonts w:ascii="Arial" w:hAnsi="Arial" w:eastAsia="Arial" w:cs="Tahoma"/>
+                <w:sz w:val="18"/>
+              </w:rPr>
+              <w:t>Yes</w:t>
+            </w:r>
+          </w:p>
+        </w:tc>
+        <w:tc>
+          <w:tcPr>
+            <w:tcW w:type="dxa" w:w="2520"/>
+            <w:vAlign w:val="center"/>
+          </w:tcPr>
+          <w:p>
+            <w:pPr>
+              <w:keepLines/>
+              <w:spacing w:after="0"/>
+            </w:pPr>
+            <w:r>
+              <w:rPr>
+                <w:rFonts w:ascii="Arial" w:hAnsi="Arial" w:eastAsia="Arial" w:cs="Tahoma"/>
+                <w:sz w:val="18"/>
+              </w:rPr>
+            </w:r>
+            <w:r>
+              <w:rPr>
+                <w:rFonts w:ascii="Arial" w:hAnsi="Arial" w:eastAsia="Arial" w:cs="Tahoma"/>
+                <w:sz w:val="18"/>
+              </w:rPr>
+              <w:t xml:space="preserve">ช่อง </w:t>
+            </w:r>
+            <w:r>
+              <w:rPr>
+                <w:rFonts w:ascii="Arial" w:hAnsi="Arial" w:eastAsia="Arial" w:cs="Tahoma"/>
+                <w:b/>
+                <w:sz w:val="18"/>
+              </w:rPr>
+              <w:t>ผลการพิจารณา</w:t>
+            </w:r>
+            <w:r>
+              <w:rPr>
+                <w:rFonts w:ascii="Arial" w:hAnsi="Arial" w:eastAsia="Arial" w:cs="Tahoma"/>
+                <w:sz w:val="18"/>
+              </w:rPr>
+              <w:t xml:space="preserve"> (มีเฉพาะหน้า *ที่เกี่ยวข้อง*) — </w:t>
+            </w:r>
+            <w:r>
+              <w:rPr>
+                <w:rFonts w:ascii="Courier New" w:hAnsi="Courier New" w:eastAsia="Courier New" w:cs="Tahoma"/>
+                <w:sz w:val="18"/>
+              </w:rPr>
+              <w:t>APPROVE</w:t>
+            </w:r>
+            <w:r>
+              <w:rPr>
+                <w:rFonts w:ascii="Arial" w:hAnsi="Arial" w:eastAsia="Arial" w:cs="Tahoma"/>
+                <w:sz w:val="18"/>
+              </w:rPr>
+              <w:t xml:space="preserve"> / </w:t>
+            </w:r>
+            <w:r>
+              <w:rPr>
+                <w:rFonts w:ascii="Courier New" w:hAnsi="Courier New" w:eastAsia="Courier New" w:cs="Tahoma"/>
+                <w:sz w:val="18"/>
+              </w:rPr>
+              <w:t>REJECT</w:t>
+            </w:r>
+            <w:r>
+              <w:rPr>
+                <w:rFonts w:ascii="Arial" w:hAnsi="Arial" w:eastAsia="Arial" w:cs="Tahoma"/>
+                <w:sz w:val="18"/>
+              </w:rPr>
+              <w:t xml:space="preserve"> / </w:t>
+            </w:r>
+            <w:r>
+              <w:rPr>
+                <w:rFonts w:ascii="Courier New" w:hAnsi="Courier New" w:eastAsia="Courier New" w:cs="Tahoma"/>
+                <w:sz w:val="18"/>
+              </w:rPr>
+              <w:t>CANCELLED</w:t>
+            </w:r>
+            <w:r>
+              <w:rPr>
+                <w:rFonts w:ascii="Arial" w:hAnsi="Arial" w:eastAsia="Arial" w:cs="Tahoma"/>
+                <w:sz w:val="18"/>
+              </w:rPr>
+              <w:t xml:space="preserve"> / </w:t>
+            </w:r>
+            <w:r>
+              <w:rPr>
+                <w:rFonts w:ascii="Courier New" w:hAnsi="Courier New" w:eastAsia="Courier New" w:cs="Tahoma"/>
+                <w:sz w:val="18"/>
+              </w:rPr>
+              <w:t>NONE</w:t>
+            </w:r>
+            <w:r>
+              <w:rPr>
+                <w:rFonts w:ascii="Arial" w:hAnsi="Arial" w:eastAsia="Arial" w:cs="Tahoma"/>
+                <w:sz w:val="18"/>
+              </w:rPr>
+              <w:t xml:space="preserve"> · ดูจากผลพิจารณา </w:t>
+            </w:r>
+            <w:r>
+              <w:rPr>
+                <w:rFonts w:ascii="Arial" w:hAnsi="Arial" w:eastAsia="Arial" w:cs="Tahoma"/>
+                <w:b/>
+                <w:sz w:val="18"/>
+              </w:rPr>
+              <w:t>ล่าสุด</w:t>
+            </w:r>
+            <w:r>
+              <w:rPr>
+                <w:rFonts w:ascii="Arial" w:hAnsi="Arial" w:eastAsia="Arial" w:cs="Tahoma"/>
+                <w:sz w:val="18"/>
+              </w:rPr>
+              <w:t xml:space="preserve"> ของเอกสารใน </w:t>
+            </w:r>
+            <w:r>
+              <w:rPr>
+                <w:rFonts w:ascii="Courier New" w:hAnsi="Courier New" w:eastAsia="Courier New" w:cs="Tahoma"/>
+                <w:sz w:val="18"/>
+              </w:rPr>
+              <w:t>sgi_consideration_logs</w:t>
+            </w:r>
+            <w:r>
+              <w:rPr>
+                <w:rFonts w:ascii="Arial" w:hAnsi="Arial" w:eastAsia="Arial" w:cs="Tahoma"/>
+                <w:sz w:val="18"/>
+              </w:rPr>
+              <w:t xml:space="preserve"> ไม่ได้อยู่ที่หัวเอกสาร</w:t>
+            </w:r>
+          </w:p>
+        </w:tc>
+      </w:tr>
+      <w:tr>
+        <w:trPr>
+          <w:cantSplit/>
+        </w:trPr>
+        <w:tc>
+          <w:tcPr>
+            <w:tcW w:type="dxa" w:w="2520"/>
+            <w:vAlign w:val="center"/>
+          </w:tcPr>
+          <w:p>
+            <w:pPr>
+              <w:keepLines/>
+              <w:spacing w:after="0"/>
+            </w:pPr>
+            <w:r>
+              <w:rPr>
+                <w:rFonts w:ascii="Arial" w:hAnsi="Arial" w:eastAsia="Arial" w:cs="Tahoma"/>
+                <w:sz w:val="18"/>
+              </w:rPr>
+            </w:r>
+            <w:r>
+              <w:rPr>
+                <w:rFonts w:ascii="Arial" w:hAnsi="Arial" w:eastAsia="Arial" w:cs="Tahoma"/>
+                <w:sz w:val="18"/>
+              </w:rPr>
+              <w:t>considerationLogs[].resultCategory</w:t>
+            </w:r>
+          </w:p>
+        </w:tc>
+        <w:tc>
+          <w:tcPr>
+            <w:tcW w:type="dxa" w:w="2520"/>
+            <w:vAlign w:val="center"/>
+          </w:tcPr>
+          <w:p>
+            <w:pPr>
+              <w:keepLines/>
+              <w:spacing w:after="0"/>
+            </w:pPr>
+            <w:r>
+              <w:rPr>
+                <w:rFonts w:ascii="Arial" w:hAnsi="Arial" w:eastAsia="Arial" w:cs="Tahoma"/>
+                <w:sz w:val="18"/>
+              </w:rPr>
+            </w:r>
+            <w:r>
+              <w:rPr>
+                <w:rFonts w:ascii="Arial" w:hAnsi="Arial" w:eastAsia="Arial" w:cs="Tahoma"/>
+                <w:sz w:val="18"/>
+              </w:rPr>
+              <w:t>string</w:t>
+            </w:r>
+          </w:p>
+        </w:tc>
+        <w:tc>
+          <w:tcPr>
+            <w:tcW w:type="dxa" w:w="2520"/>
+            <w:vAlign w:val="center"/>
+          </w:tcPr>
+          <w:p>
+            <w:pPr>
+              <w:keepLines/>
+              <w:spacing w:after="0"/>
+            </w:pPr>
+            <w:r>
+              <w:rPr>
+                <w:rFonts w:ascii="Arial" w:hAnsi="Arial" w:eastAsia="Arial" w:cs="Tahoma"/>
+                <w:sz w:val="18"/>
+              </w:rPr>
+            </w:r>
+            <w:r>
+              <w:rPr>
+                <w:rFonts w:ascii="Arial" w:hAnsi="Arial" w:eastAsia="Arial" w:cs="Tahoma"/>
+                <w:sz w:val="18"/>
+              </w:rPr>
+              <w:t>Yes</w:t>
+            </w:r>
+          </w:p>
+        </w:tc>
+        <w:tc>
+          <w:tcPr>
+            <w:tcW w:type="dxa" w:w="2520"/>
+            <w:vAlign w:val="center"/>
+          </w:tcPr>
+          <w:p>
+            <w:pPr>
+              <w:keepLines/>
+              <w:spacing w:after="0"/>
+            </w:pPr>
+            <w:r>
+              <w:rPr>
+                <w:rFonts w:ascii="Arial" w:hAnsi="Arial" w:eastAsia="Arial" w:cs="Tahoma"/>
+                <w:sz w:val="18"/>
+              </w:rPr>
+            </w:r>
+            <w:r>
+              <w:rPr>
+                <w:rFonts w:ascii="Arial" w:hAnsi="Arial" w:eastAsia="Arial" w:cs="Tahoma"/>
+                <w:sz w:val="18"/>
+              </w:rPr>
+              <w:t>UTF-8; use value domain described by endpoint purpose</w:t>
+            </w:r>
+          </w:p>
+        </w:tc>
+      </w:tr>
+      <w:tr>
+        <w:trPr>
+          <w:cantSplit/>
+        </w:trPr>
+        <w:tc>
+          <w:tcPr>
+            <w:tcW w:type="dxa" w:w="2520"/>
+            <w:vAlign w:val="center"/>
+          </w:tcPr>
+          <w:p>
+            <w:pPr>
+              <w:keepLines/>
+              <w:spacing w:after="0"/>
+            </w:pPr>
+            <w:r>
+              <w:rPr>
+                <w:rFonts w:ascii="Arial" w:hAnsi="Arial" w:eastAsia="Arial" w:cs="Tahoma"/>
+                <w:sz w:val="18"/>
+              </w:rPr>
+            </w:r>
+            <w:r>
+              <w:rPr>
+                <w:rFonts w:ascii="Arial" w:hAnsi="Arial" w:eastAsia="Arial" w:cs="Tahoma"/>
+                <w:sz w:val="18"/>
+              </w:rPr>
+              <w:t>considerationLogs[].detail</w:t>
+            </w:r>
+          </w:p>
+        </w:tc>
+        <w:tc>
+          <w:tcPr>
+            <w:tcW w:type="dxa" w:w="2520"/>
+            <w:vAlign w:val="center"/>
+          </w:tcPr>
+          <w:p>
+            <w:pPr>
+              <w:keepLines/>
+              <w:spacing w:after="0"/>
+            </w:pPr>
+            <w:r>
+              <w:rPr>
+                <w:rFonts w:ascii="Arial" w:hAnsi="Arial" w:eastAsia="Arial" w:cs="Tahoma"/>
+                <w:sz w:val="18"/>
+              </w:rPr>
+            </w:r>
+            <w:r>
+              <w:rPr>
+                <w:rFonts w:ascii="Arial" w:hAnsi="Arial" w:eastAsia="Arial" w:cs="Tahoma"/>
+                <w:sz w:val="18"/>
+              </w:rPr>
+              <w:t>string</w:t>
+            </w:r>
+          </w:p>
+        </w:tc>
+        <w:tc>
+          <w:tcPr>
+            <w:tcW w:type="dxa" w:w="2520"/>
+            <w:vAlign w:val="center"/>
+          </w:tcPr>
+          <w:p>
+            <w:pPr>
+              <w:keepLines/>
+              <w:spacing w:after="0"/>
+            </w:pPr>
+            <w:r>
+              <w:rPr>
+                <w:rFonts w:ascii="Arial" w:hAnsi="Arial" w:eastAsia="Arial" w:cs="Tahoma"/>
+                <w:sz w:val="18"/>
+              </w:rPr>
+            </w:r>
+            <w:r>
+              <w:rPr>
+                <w:rFonts w:ascii="Arial" w:hAnsi="Arial" w:eastAsia="Arial" w:cs="Tahoma"/>
+                <w:sz w:val="18"/>
+              </w:rPr>
+              <w:t>Yes</w:t>
+            </w:r>
+          </w:p>
+        </w:tc>
+        <w:tc>
+          <w:tcPr>
+            <w:tcW w:type="dxa" w:w="2520"/>
+            <w:vAlign w:val="center"/>
+          </w:tcPr>
+          <w:p>
+            <w:pPr>
+              <w:keepLines/>
+              <w:spacing w:after="0"/>
+            </w:pPr>
+            <w:r>
+              <w:rPr>
+                <w:rFonts w:ascii="Arial" w:hAnsi="Arial" w:eastAsia="Arial" w:cs="Tahoma"/>
+                <w:sz w:val="18"/>
+              </w:rPr>
+            </w:r>
+            <w:r>
+              <w:rPr>
+                <w:rFonts w:ascii="Arial" w:hAnsi="Arial" w:eastAsia="Arial" w:cs="Tahoma"/>
+                <w:sz w:val="18"/>
+              </w:rPr>
+              <w:t>UTF-8; use value domain described by endpoint purpose</w:t>
+            </w:r>
+          </w:p>
+        </w:tc>
+      </w:tr>
+      <w:tr>
+        <w:trPr>
+          <w:cantSplit/>
+        </w:trPr>
+        <w:tc>
+          <w:tcPr>
+            <w:tcW w:type="dxa" w:w="2520"/>
+            <w:vAlign w:val="center"/>
+          </w:tcPr>
+          <w:p>
+            <w:pPr>
+              <w:keepLines/>
+              <w:spacing w:after="0"/>
+            </w:pPr>
+            <w:r>
+              <w:rPr>
+                <w:rFonts w:ascii="Arial" w:hAnsi="Arial" w:eastAsia="Arial" w:cs="Tahoma"/>
+                <w:sz w:val="18"/>
+              </w:rPr>
+            </w:r>
+            <w:r>
+              <w:rPr>
+                <w:rFonts w:ascii="Arial" w:hAnsi="Arial" w:eastAsia="Arial" w:cs="Tahoma"/>
+                <w:sz w:val="18"/>
+              </w:rPr>
+              <w:t>considerationLogs[].considerBy</w:t>
+            </w:r>
+          </w:p>
+        </w:tc>
+        <w:tc>
+          <w:tcPr>
+            <w:tcW w:type="dxa" w:w="2520"/>
+            <w:vAlign w:val="center"/>
+          </w:tcPr>
+          <w:p>
+            <w:pPr>
+              <w:keepLines/>
+              <w:spacing w:after="0"/>
+            </w:pPr>
+            <w:r>
+              <w:rPr>
+                <w:rFonts w:ascii="Arial" w:hAnsi="Arial" w:eastAsia="Arial" w:cs="Tahoma"/>
+                <w:sz w:val="18"/>
+              </w:rPr>
+            </w:r>
+            <w:r>
+              <w:rPr>
+                <w:rFonts w:ascii="Arial" w:hAnsi="Arial" w:eastAsia="Arial" w:cs="Tahoma"/>
+                <w:sz w:val="18"/>
+              </w:rPr>
+              <w:t>string</w:t>
+            </w:r>
+          </w:p>
+        </w:tc>
+        <w:tc>
+          <w:tcPr>
+            <w:tcW w:type="dxa" w:w="2520"/>
+            <w:vAlign w:val="center"/>
+          </w:tcPr>
+          <w:p>
+            <w:pPr>
+              <w:keepLines/>
+              <w:spacing w:after="0"/>
+            </w:pPr>
+            <w:r>
+              <w:rPr>
+                <w:rFonts w:ascii="Arial" w:hAnsi="Arial" w:eastAsia="Arial" w:cs="Tahoma"/>
+                <w:sz w:val="18"/>
+              </w:rPr>
+            </w:r>
+            <w:r>
+              <w:rPr>
+                <w:rFonts w:ascii="Arial" w:hAnsi="Arial" w:eastAsia="Arial" w:cs="Tahoma"/>
+                <w:sz w:val="18"/>
+              </w:rPr>
+              <w:t>Yes</w:t>
+            </w:r>
+          </w:p>
+        </w:tc>
+        <w:tc>
+          <w:tcPr>
+            <w:tcW w:type="dxa" w:w="2520"/>
+            <w:vAlign w:val="center"/>
+          </w:tcPr>
+          <w:p>
+            <w:pPr>
+              <w:keepLines/>
+              <w:spacing w:after="0"/>
+            </w:pPr>
+            <w:r>
+              <w:rPr>
+                <w:rFonts w:ascii="Arial" w:hAnsi="Arial" w:eastAsia="Arial" w:cs="Tahoma"/>
+                <w:sz w:val="18"/>
+              </w:rPr>
+            </w:r>
+            <w:r>
+              <w:rPr>
+                <w:rFonts w:ascii="Arial" w:hAnsi="Arial" w:eastAsia="Arial" w:cs="Tahoma"/>
+                <w:sz w:val="18"/>
+              </w:rPr>
+              <w:t>UTF-8; use value domain described by endpoint purpose</w:t>
+            </w:r>
+          </w:p>
+        </w:tc>
+      </w:tr>
+      <w:tr>
+        <w:trPr>
+          <w:cantSplit/>
+        </w:trPr>
+        <w:tc>
+          <w:tcPr>
+            <w:tcW w:type="dxa" w:w="2520"/>
+            <w:vAlign w:val="center"/>
+          </w:tcPr>
+          <w:p>
+            <w:pPr>
+              <w:keepLines/>
+              <w:spacing w:after="0"/>
+            </w:pPr>
+            <w:r>
+              <w:rPr>
+                <w:rFonts w:ascii="Arial" w:hAnsi="Arial" w:eastAsia="Arial" w:cs="Tahoma"/>
+                <w:sz w:val="18"/>
+              </w:rPr>
+            </w:r>
+            <w:r>
+              <w:rPr>
+                <w:rFonts w:ascii="Arial" w:hAnsi="Arial" w:eastAsia="Arial" w:cs="Tahoma"/>
+                <w:sz w:val="18"/>
+              </w:rPr>
+              <w:t>considerationLogs[].actionDatetime</w:t>
+            </w:r>
+          </w:p>
+        </w:tc>
+        <w:tc>
+          <w:tcPr>
+            <w:tcW w:type="dxa" w:w="2520"/>
+            <w:vAlign w:val="center"/>
+          </w:tcPr>
+          <w:p>
+            <w:pPr>
+              <w:keepLines/>
+              <w:spacing w:after="0"/>
+            </w:pPr>
+            <w:r>
+              <w:rPr>
+                <w:rFonts w:ascii="Arial" w:hAnsi="Arial" w:eastAsia="Arial" w:cs="Tahoma"/>
+                <w:sz w:val="18"/>
+              </w:rPr>
+            </w:r>
+            <w:r>
+              <w:rPr>
+                <w:rFonts w:ascii="Arial" w:hAnsi="Arial" w:eastAsia="Arial" w:cs="Tahoma"/>
+                <w:sz w:val="18"/>
+              </w:rPr>
+              <w:t>string</w:t>
+            </w:r>
+          </w:p>
+        </w:tc>
+        <w:tc>
+          <w:tcPr>
+            <w:tcW w:type="dxa" w:w="2520"/>
+            <w:vAlign w:val="center"/>
+          </w:tcPr>
+          <w:p>
+            <w:pPr>
+              <w:keepLines/>
+              <w:spacing w:after="0"/>
+            </w:pPr>
+            <w:r>
+              <w:rPr>
+                <w:rFonts w:ascii="Arial" w:hAnsi="Arial" w:eastAsia="Arial" w:cs="Tahoma"/>
+                <w:sz w:val="18"/>
+              </w:rPr>
+            </w:r>
+            <w:r>
+              <w:rPr>
+                <w:rFonts w:ascii="Arial" w:hAnsi="Arial" w:eastAsia="Arial" w:cs="Tahoma"/>
+                <w:sz w:val="18"/>
+              </w:rPr>
+              <w:t>Yes</w:t>
+            </w:r>
+          </w:p>
+        </w:tc>
+        <w:tc>
+          <w:tcPr>
+            <w:tcW w:type="dxa" w:w="2520"/>
+            <w:vAlign w:val="center"/>
+          </w:tcPr>
+          <w:p>
+            <w:pPr>
+              <w:keepLines/>
+              <w:spacing w:after="0"/>
+            </w:pPr>
+            <w:r>
+              <w:rPr>
+                <w:rFonts w:ascii="Arial" w:hAnsi="Arial" w:eastAsia="Arial" w:cs="Tahoma"/>
+                <w:sz w:val="18"/>
+              </w:rPr>
+            </w:r>
+            <w:r>
+              <w:rPr>
+                <w:rFonts w:ascii="Arial" w:hAnsi="Arial" w:eastAsia="Arial" w:cs="Tahoma"/>
+                <w:sz w:val="18"/>
+              </w:rPr>
+              <w:t>ISO-8601 ค.ศ.; nullable only when type includes null</w:t>
+            </w:r>
+          </w:p>
+        </w:tc>
+      </w:tr>
+      <w:tr>
+        <w:trPr>
+          <w:cantSplit/>
+        </w:trPr>
+        <w:tc>
+          <w:tcPr>
+            <w:tcW w:type="dxa" w:w="2520"/>
+            <w:vAlign w:val="center"/>
+          </w:tcPr>
+          <w:p>
+            <w:pPr>
+              <w:keepLines/>
+              <w:spacing w:after="0"/>
+            </w:pPr>
+            <w:r>
+              <w:rPr>
+                <w:rFonts w:ascii="Arial" w:hAnsi="Arial" w:eastAsia="Arial" w:cs="Tahoma"/>
+                <w:sz w:val="18"/>
+              </w:rPr>
+            </w:r>
+            <w:r>
+              <w:rPr>
+                <w:rFonts w:ascii="Arial" w:hAnsi="Arial" w:eastAsia="Arial" w:cs="Tahoma"/>
+                <w:sz w:val="18"/>
+              </w:rPr>
+              <w:t>allmapUrl</w:t>
+            </w:r>
+          </w:p>
+        </w:tc>
+        <w:tc>
+          <w:tcPr>
+            <w:tcW w:type="dxa" w:w="2520"/>
+            <w:vAlign w:val="center"/>
+          </w:tcPr>
+          <w:p>
+            <w:pPr>
+              <w:keepLines/>
+              <w:spacing w:after="0"/>
+            </w:pPr>
+            <w:r>
+              <w:rPr>
+                <w:rFonts w:ascii="Arial" w:hAnsi="Arial" w:eastAsia="Arial" w:cs="Tahoma"/>
+                <w:sz w:val="18"/>
+              </w:rPr>
+            </w:r>
+            <w:r>
+              <w:rPr>
+                <w:rFonts w:ascii="Arial" w:hAnsi="Arial" w:eastAsia="Arial" w:cs="Tahoma"/>
+                <w:sz w:val="18"/>
+              </w:rPr>
+              <w:t>string</w:t>
+            </w:r>
+          </w:p>
+        </w:tc>
+        <w:tc>
+          <w:tcPr>
+            <w:tcW w:type="dxa" w:w="2520"/>
+            <w:vAlign w:val="center"/>
+          </w:tcPr>
+          <w:p>
+            <w:pPr>
+              <w:keepLines/>
+              <w:spacing w:after="0"/>
+            </w:pPr>
+            <w:r>
+              <w:rPr>
+                <w:rFonts w:ascii="Arial" w:hAnsi="Arial" w:eastAsia="Arial" w:cs="Tahoma"/>
+                <w:sz w:val="18"/>
+              </w:rPr>
+            </w:r>
+            <w:r>
+              <w:rPr>
+                <w:rFonts w:ascii="Arial" w:hAnsi="Arial" w:eastAsia="Arial" w:cs="Tahoma"/>
+                <w:sz w:val="18"/>
+              </w:rPr>
+              <w:t>Yes</w:t>
+            </w:r>
+          </w:p>
+        </w:tc>
+        <w:tc>
+          <w:tcPr>
+            <w:tcW w:type="dxa" w:w="2520"/>
+            <w:vAlign w:val="center"/>
+          </w:tcPr>
+          <w:p>
+            <w:pPr>
+              <w:keepLines/>
+              <w:spacing w:after="0"/>
+            </w:pPr>
+            <w:r>
+              <w:rPr>
+                <w:rFonts w:ascii="Arial" w:hAnsi="Arial" w:eastAsia="Arial" w:cs="Tahoma"/>
+                <w:sz w:val="18"/>
+              </w:rPr>
+            </w:r>
+            <w:r>
+              <w:rPr>
+                <w:rFonts w:ascii="Arial" w:hAnsi="Arial" w:eastAsia="Arial" w:cs="Tahoma"/>
+                <w:sz w:val="18"/>
+              </w:rPr>
+              <w:t>UTF-8; use value domain described by endpoint purpose</w:t>
             </w:r>
           </w:p>
         </w:tc>
@@ -8996,7 +13889,107 @@
                 <w:rFonts w:ascii="Arial" w:hAnsi="Arial" w:eastAsia="Arial" w:cs="Tahoma"/>
                 <w:sz w:val="18"/>
               </w:rPr>
-              <w:t>UTF-8; use value domain described by endpoint purpose</w:t>
+              <w:t xml:space="preserve">ช่อง </w:t>
+            </w:r>
+            <w:r>
+              <w:rPr>
+                <w:rFonts w:ascii="Arial" w:hAnsi="Arial" w:eastAsia="Arial" w:cs="Tahoma"/>
+                <w:b/>
+                <w:sz w:val="18"/>
+              </w:rPr>
+              <w:t>ผลการพิจารณา</w:t>
+            </w:r>
+            <w:r>
+              <w:rPr>
+                <w:rFonts w:ascii="Arial" w:hAnsi="Arial" w:eastAsia="Arial" w:cs="Tahoma"/>
+                <w:sz w:val="18"/>
+              </w:rPr>
+              <w:t xml:space="preserve"> (มีเฉพาะหน้า *ที่เกี่ยวข้อง*) — </w:t>
+            </w:r>
+            <w:r>
+              <w:rPr>
+                <w:rFonts w:ascii="Courier New" w:hAnsi="Courier New" w:eastAsia="Courier New" w:cs="Tahoma"/>
+                <w:sz w:val="18"/>
+              </w:rPr>
+              <w:t>APPROVE</w:t>
+            </w:r>
+            <w:r>
+              <w:rPr>
+                <w:rFonts w:ascii="Arial" w:hAnsi="Arial" w:eastAsia="Arial" w:cs="Tahoma"/>
+                <w:sz w:val="18"/>
+              </w:rPr>
+              <w:t xml:space="preserve"> / </w:t>
+            </w:r>
+            <w:r>
+              <w:rPr>
+                <w:rFonts w:ascii="Courier New" w:hAnsi="Courier New" w:eastAsia="Courier New" w:cs="Tahoma"/>
+                <w:sz w:val="18"/>
+              </w:rPr>
+              <w:t>REJECT</w:t>
+            </w:r>
+            <w:r>
+              <w:rPr>
+                <w:rFonts w:ascii="Arial" w:hAnsi="Arial" w:eastAsia="Arial" w:cs="Tahoma"/>
+                <w:sz w:val="18"/>
+              </w:rPr>
+              <w:t xml:space="preserve"> / </w:t>
+            </w:r>
+            <w:r>
+              <w:rPr>
+                <w:rFonts w:ascii="Courier New" w:hAnsi="Courier New" w:eastAsia="Courier New" w:cs="Tahoma"/>
+                <w:sz w:val="18"/>
+              </w:rPr>
+              <w:t>CANCELLED</w:t>
+            </w:r>
+            <w:r>
+              <w:rPr>
+                <w:rFonts w:ascii="Arial" w:hAnsi="Arial" w:eastAsia="Arial" w:cs="Tahoma"/>
+                <w:sz w:val="18"/>
+              </w:rPr>
+              <w:t xml:space="preserve"> / </w:t>
+            </w:r>
+            <w:r>
+              <w:rPr>
+                <w:rFonts w:ascii="Courier New" w:hAnsi="Courier New" w:eastAsia="Courier New" w:cs="Tahoma"/>
+                <w:sz w:val="18"/>
+              </w:rPr>
+              <w:t>NONE</w:t>
+            </w:r>
+            <w:r>
+              <w:rPr>
+                <w:rFonts w:ascii="Arial" w:hAnsi="Arial" w:eastAsia="Arial" w:cs="Tahoma"/>
+                <w:sz w:val="18"/>
+              </w:rPr>
+              <w:t xml:space="preserve"> · ดูจากผลพิจารณา </w:t>
+            </w:r>
+            <w:r>
+              <w:rPr>
+                <w:rFonts w:ascii="Arial" w:hAnsi="Arial" w:eastAsia="Arial" w:cs="Tahoma"/>
+                <w:b/>
+                <w:sz w:val="18"/>
+              </w:rPr>
+              <w:t>ล่าสุด</w:t>
+            </w:r>
+            <w:r>
+              <w:rPr>
+                <w:rFonts w:ascii="Arial" w:hAnsi="Arial" w:eastAsia="Arial" w:cs="Tahoma"/>
+                <w:sz w:val="18"/>
+              </w:rPr>
+              <w:t xml:space="preserve"> ของเอกสารใน </w:t>
+            </w:r>
+            <w:r>
+              <w:rPr>
+                <w:rFonts w:ascii="Courier New" w:hAnsi="Courier New" w:eastAsia="Courier New" w:cs="Tahoma"/>
+                <w:sz w:val="18"/>
+              </w:rPr>
+              <w:t>sgi_consideration_logs</w:t>
+            </w:r>
+            <w:r>
+              <w:rPr>
+                <w:rFonts w:ascii="Arial" w:hAnsi="Arial" w:eastAsia="Arial" w:cs="Tahoma"/>
+                <w:sz w:val="18"/>
+              </w:rPr>
+              <w:t xml:space="preserve"> ไม่ได้อยู่ที่หัวเอกสาร</w:t>
             </w:r>
           </w:p>
         </w:tc>
@@ -10595,6 +15588,60 @@
         <w:t xml:space="preserve">  };</w:t>
         <w:br/>
         <w:t xml:space="preserve">  newStores: unknown[];</w:t>
+        <w:br/>
+        <w:t xml:space="preserve">  competitors: {</w:t>
+        <w:br/>
+        <w:t xml:space="preserve">    competitorCode: string;</w:t>
+        <w:br/>
+        <w:t xml:space="preserve">    nameTh: string;</w:t>
+        <w:br/>
+        <w:t xml:space="preserve">    branchTh: string;</w:t>
+        <w:br/>
+        <w:t xml:space="preserve">    openedDate: string;</w:t>
+        <w:br/>
+        <w:t xml:space="preserve">    impactDate: string;</w:t>
+        <w:br/>
+        <w:t xml:space="preserve">    detail: string;</w:t>
+        <w:br/>
+        <w:t xml:space="preserve">    sourceSystem: string;</w:t>
+        <w:br/>
+        <w:t xml:space="preserve">  }[];</w:t>
+        <w:br/>
+        <w:t xml:space="preserve">  externalFactors: {</w:t>
+        <w:br/>
+        <w:t xml:space="preserve">    factorCode: string;</w:t>
+        <w:br/>
+        <w:t xml:space="preserve">    factorName: string;</w:t>
+        <w:br/>
+        <w:t xml:space="preserve">    dateFrom: string;</w:t>
+        <w:br/>
+        <w:t xml:space="preserve">    dateTo: string | null;</w:t>
+        <w:br/>
+        <w:t xml:space="preserve">    detail: string;</w:t>
+        <w:br/>
+        <w:t xml:space="preserve">  }[];</w:t>
+        <w:br/>
+        <w:t xml:space="preserve">  attachments: {</w:t>
+        <w:br/>
+        <w:t xml:space="preserve">    attachId: number;</w:t>
+        <w:br/>
+        <w:t xml:space="preserve">    fileName: string;</w:t>
+        <w:br/>
+        <w:t xml:space="preserve">    fileSize: number;</w:t>
+        <w:br/>
+        <w:t xml:space="preserve">    mimeType: string;</w:t>
+        <w:br/>
+        <w:t xml:space="preserve">    sectionCode: string;</w:t>
+        <w:br/>
+        <w:t xml:space="preserve">    scanStatus: string;</w:t>
+        <w:br/>
+        <w:t xml:space="preserve">    uploadedBy: string;</w:t>
+        <w:br/>
+        <w:t xml:space="preserve">    uploadedAt: string;</w:t>
+        <w:br/>
+        <w:t xml:space="preserve">  }[];</w:t>
+        <w:br/>
+        <w:t xml:space="preserve">  // TODO: field ที่เหลือดูจากตาราง API ในเอกสารนี้</w:t>
         <w:br/>
         <w:t>}</w:t>
         <w:br/>
